--- a/input/CONCLAT_Recodificaciones.docx
+++ b/input/CONCLAT_Recodificaciones.docx
@@ -4,6 +4,7 @@
   <w:body>
     <w:p>
       <w:pPr>
+        <w:spacing w:after="240"/>
         <w:rPr>
           <w:rFonts w:ascii="Times New Roman" w:hAnsi="Times New Roman" w:cs="Times New Roman"/>
           <w:b/>
@@ -41,13 +42,6 @@
           <w:rFonts w:ascii="Times New Roman" w:hAnsi="Times New Roman" w:cs="Times New Roman"/>
         </w:rPr>
       </w:pPr>
-    </w:p>
-    <w:p>
-      <w:pPr>
-        <w:rPr>
-          <w:rFonts w:ascii="Times New Roman" w:hAnsi="Times New Roman" w:cs="Times New Roman"/>
-        </w:rPr>
-      </w:pPr>
       <w:r>
         <w:rPr>
           <w:rFonts w:ascii="Times New Roman" w:hAnsi="Times New Roman" w:cs="Times New Roman"/>
@@ -71,13 +65,7 @@
     </w:p>
     <w:p>
       <w:pPr>
-        <w:rPr>
-          <w:rFonts w:ascii="Times New Roman" w:hAnsi="Times New Roman" w:cs="Times New Roman"/>
-        </w:rPr>
-      </w:pPr>
-    </w:p>
-    <w:p>
-      <w:pPr>
+        <w:spacing w:before="240" w:after="240"/>
         <w:rPr>
           <w:rFonts w:ascii="Times New Roman" w:hAnsi="Times New Roman" w:cs="Times New Roman"/>
           <w:b/>
@@ -95,7 +83,7 @@
     </w:p>
     <w:tbl>
       <w:tblPr>
-        <w:tblStyle w:val="Tablaconcuadrcula"/>
+        <w:tblStyle w:val="TableGrid"/>
         <w:tblW w:w="0" w:type="auto"/>
         <w:tblLook w:val="04A0" w:firstRow="1" w:lastRow="0" w:firstColumn="1" w:lastColumn="0" w:noHBand="0" w:noVBand="1"/>
       </w:tblPr>
@@ -244,25 +232,7 @@
                 <w:sz w:val="20"/>
                 <w:szCs w:val="20"/>
               </w:rPr>
-              <w:t xml:space="preserve">Social </w:t>
-            </w:r>
-            <w:proofErr w:type="spellStart"/>
-            <w:r>
-              <w:rPr>
-                <w:rFonts w:ascii="Times New Roman" w:hAnsi="Times New Roman" w:cs="Times New Roman"/>
-                <w:sz w:val="20"/>
-                <w:szCs w:val="20"/>
-              </w:rPr>
-              <w:t>class</w:t>
-            </w:r>
-            <w:proofErr w:type="spellEnd"/>
-            <w:r>
-              <w:rPr>
-                <w:rFonts w:ascii="Times New Roman" w:hAnsi="Times New Roman" w:cs="Times New Roman"/>
-                <w:sz w:val="20"/>
-                <w:szCs w:val="20"/>
-              </w:rPr>
-              <w:t xml:space="preserve"> </w:t>
+              <w:t xml:space="preserve">Social class </w:t>
             </w:r>
           </w:p>
         </w:tc>
@@ -294,12 +264,25 @@
           </w:tcPr>
           <w:p>
             <w:pPr>
-              <w:rPr>
-                <w:rFonts w:ascii="Times New Roman" w:hAnsi="Times New Roman" w:cs="Times New Roman"/>
-                <w:sz w:val="20"/>
-                <w:szCs w:val="20"/>
-              </w:rPr>
-            </w:pPr>
+              <w:pStyle w:val="ListParagraph"/>
+              <w:numPr>
+                <w:ilvl w:val="0"/>
+                <w:numId w:val="4"/>
+              </w:numPr>
+              <w:rPr>
+                <w:rFonts w:ascii="Times New Roman" w:hAnsi="Times New Roman" w:cs="Times New Roman"/>
+                <w:sz w:val="20"/>
+                <w:szCs w:val="20"/>
+              </w:rPr>
+            </w:pPr>
+            <w:r>
+              <w:rPr>
+                <w:rFonts w:ascii="Times New Roman" w:hAnsi="Times New Roman" w:cs="Times New Roman"/>
+                <w:sz w:val="20"/>
+                <w:szCs w:val="20"/>
+              </w:rPr>
+              <w:t>Listo</w:t>
+            </w:r>
           </w:p>
         </w:tc>
       </w:tr>
@@ -346,16 +329,7 @@
                 <w:szCs w:val="20"/>
                 <w:lang w:val="en-US"/>
               </w:rPr>
-              <w:t>a07_</w:t>
-            </w:r>
-            <w:r>
-              <w:rPr>
-                <w:rFonts w:ascii="Times New Roman" w:hAnsi="Times New Roman" w:cs="Times New Roman"/>
-                <w:sz w:val="20"/>
-                <w:szCs w:val="20"/>
-                <w:lang w:val="en-US"/>
-              </w:rPr>
-              <w:t>empl_sit</w:t>
+              <w:t>a07_empl_sit</w:t>
             </w:r>
           </w:p>
           <w:p>
@@ -388,19 +362,8 @@
                 <w:szCs w:val="20"/>
                 <w:lang w:val="en-US"/>
               </w:rPr>
-              <w:t xml:space="preserve">Factor </w:t>
-            </w:r>
-            <w:proofErr w:type="spellStart"/>
-            <w:r>
-              <w:rPr>
-                <w:rFonts w:ascii="Times New Roman" w:hAnsi="Times New Roman" w:cs="Times New Roman"/>
-                <w:sz w:val="20"/>
-                <w:szCs w:val="20"/>
-                <w:lang w:val="en-US"/>
-              </w:rPr>
-              <w:t>ordenado</w:t>
-            </w:r>
-            <w:proofErr w:type="spellEnd"/>
+              <w:t>Factor ordenado</w:t>
+            </w:r>
           </w:p>
           <w:p>
             <w:pPr>
@@ -438,13 +401,26 @@
           </w:tcPr>
           <w:p>
             <w:pPr>
-              <w:rPr>
-                <w:rFonts w:ascii="Times New Roman" w:hAnsi="Times New Roman" w:cs="Times New Roman"/>
-                <w:sz w:val="20"/>
-                <w:szCs w:val="20"/>
-                <w:lang w:val="en-US"/>
-              </w:rPr>
-            </w:pPr>
+              <w:pStyle w:val="ListParagraph"/>
+              <w:numPr>
+                <w:ilvl w:val="0"/>
+                <w:numId w:val="2"/>
+              </w:numPr>
+              <w:rPr>
+                <w:rFonts w:ascii="Times New Roman" w:hAnsi="Times New Roman" w:cs="Times New Roman"/>
+                <w:sz w:val="20"/>
+                <w:szCs w:val="20"/>
+                <w:lang w:val="en-US"/>
+              </w:rPr>
+            </w:pPr>
+            <w:r>
+              <w:rPr>
+                <w:rFonts w:ascii="Times New Roman" w:hAnsi="Times New Roman" w:cs="Times New Roman"/>
+                <w:sz w:val="20"/>
+                <w:szCs w:val="20"/>
+              </w:rPr>
+              <w:t>Listo</w:t>
+            </w:r>
           </w:p>
         </w:tc>
       </w:tr>
@@ -500,7 +476,6 @@
                 <w:szCs w:val="20"/>
               </w:rPr>
             </w:pPr>
-            <w:proofErr w:type="spellStart"/>
             <w:r>
               <w:rPr>
                 <w:rFonts w:ascii="Times New Roman" w:hAnsi="Times New Roman" w:cs="Times New Roman"/>
@@ -509,7 +484,6 @@
               </w:rPr>
               <w:t>unionized</w:t>
             </w:r>
-            <w:proofErr w:type="spellEnd"/>
           </w:p>
         </w:tc>
         <w:tc>
@@ -530,48 +504,24 @@
                 <w:sz w:val="20"/>
                 <w:szCs w:val="20"/>
               </w:rPr>
-              <w:t xml:space="preserve">1 = </w:t>
-            </w:r>
-            <w:r>
-              <w:rPr>
-                <w:rFonts w:ascii="Times New Roman" w:hAnsi="Times New Roman" w:cs="Times New Roman"/>
-                <w:sz w:val="20"/>
-                <w:szCs w:val="20"/>
-              </w:rPr>
-              <w:t>yes</w:t>
-            </w:r>
-            <w:r>
-              <w:rPr>
-                <w:rFonts w:ascii="Times New Roman" w:hAnsi="Times New Roman" w:cs="Times New Roman"/>
-                <w:sz w:val="20"/>
-                <w:szCs w:val="20"/>
-              </w:rPr>
-              <w:t xml:space="preserve"> (incluye afiliados a sindicatos asalariados e independientes); </w:t>
-            </w:r>
-          </w:p>
-          <w:p>
-            <w:pPr>
-              <w:rPr>
-                <w:rFonts w:ascii="Times New Roman" w:hAnsi="Times New Roman" w:cs="Times New Roman"/>
-                <w:sz w:val="20"/>
-                <w:szCs w:val="20"/>
-              </w:rPr>
-            </w:pPr>
-            <w:r>
-              <w:rPr>
-                <w:rFonts w:ascii="Times New Roman" w:hAnsi="Times New Roman" w:cs="Times New Roman"/>
-                <w:sz w:val="20"/>
-                <w:szCs w:val="20"/>
-              </w:rPr>
-              <w:t>0 = no</w:t>
-            </w:r>
-            <w:r>
-              <w:rPr>
-                <w:rFonts w:ascii="Times New Roman" w:hAnsi="Times New Roman" w:cs="Times New Roman"/>
-                <w:sz w:val="20"/>
-                <w:szCs w:val="20"/>
-              </w:rPr>
-              <w:t xml:space="preserve"> (todo el resto de la base, incluyendo empresarios)</w:t>
+              <w:t xml:space="preserve">1 = yes (incluye afiliados a sindicatos asalariados e independientes); </w:t>
+            </w:r>
+          </w:p>
+          <w:p>
+            <w:pPr>
+              <w:rPr>
+                <w:rFonts w:ascii="Times New Roman" w:hAnsi="Times New Roman" w:cs="Times New Roman"/>
+                <w:sz w:val="20"/>
+                <w:szCs w:val="20"/>
+              </w:rPr>
+            </w:pPr>
+            <w:r>
+              <w:rPr>
+                <w:rFonts w:ascii="Times New Roman" w:hAnsi="Times New Roman" w:cs="Times New Roman"/>
+                <w:sz w:val="20"/>
+                <w:szCs w:val="20"/>
+              </w:rPr>
+              <w:t>0 = no (todo el resto de la base, incluyendo empresarios)</w:t>
             </w:r>
           </w:p>
         </w:tc>
@@ -581,12 +531,25 @@
           </w:tcPr>
           <w:p>
             <w:pPr>
-              <w:rPr>
-                <w:rFonts w:ascii="Times New Roman" w:hAnsi="Times New Roman" w:cs="Times New Roman"/>
-                <w:sz w:val="20"/>
-                <w:szCs w:val="20"/>
-              </w:rPr>
-            </w:pPr>
+              <w:pStyle w:val="ListParagraph"/>
+              <w:numPr>
+                <w:ilvl w:val="0"/>
+                <w:numId w:val="2"/>
+              </w:numPr>
+              <w:rPr>
+                <w:rFonts w:ascii="Times New Roman" w:hAnsi="Times New Roman" w:cs="Times New Roman"/>
+                <w:sz w:val="20"/>
+                <w:szCs w:val="20"/>
+              </w:rPr>
+            </w:pPr>
+            <w:r>
+              <w:rPr>
+                <w:rFonts w:ascii="Times New Roman" w:hAnsi="Times New Roman" w:cs="Times New Roman"/>
+                <w:sz w:val="20"/>
+                <w:szCs w:val="20"/>
+              </w:rPr>
+              <w:t>Listo</w:t>
+            </w:r>
           </w:p>
         </w:tc>
       </w:tr>
@@ -643,15 +606,6 @@
               </w:rPr>
             </w:pPr>
           </w:p>
-          <w:p>
-            <w:pPr>
-              <w:rPr>
-                <w:rFonts w:ascii="Times New Roman" w:hAnsi="Times New Roman" w:cs="Times New Roman"/>
-                <w:sz w:val="20"/>
-                <w:szCs w:val="20"/>
-              </w:rPr>
-            </w:pPr>
-          </w:p>
         </w:tc>
         <w:tc>
           <w:tcPr>
@@ -698,32 +652,32 @@
           </w:tcPr>
           <w:p>
             <w:pPr>
-              <w:rPr>
-                <w:rFonts w:ascii="Times New Roman" w:hAnsi="Times New Roman" w:cs="Times New Roman"/>
-                <w:sz w:val="20"/>
-                <w:szCs w:val="20"/>
-              </w:rPr>
-            </w:pPr>
+              <w:pStyle w:val="ListParagraph"/>
+              <w:numPr>
+                <w:ilvl w:val="0"/>
+                <w:numId w:val="2"/>
+              </w:numPr>
+              <w:rPr>
+                <w:rFonts w:ascii="Times New Roman" w:hAnsi="Times New Roman" w:cs="Times New Roman"/>
+                <w:sz w:val="20"/>
+                <w:szCs w:val="20"/>
+              </w:rPr>
+            </w:pPr>
+            <w:r>
+              <w:rPr>
+                <w:rFonts w:ascii="Times New Roman" w:hAnsi="Times New Roman" w:cs="Times New Roman"/>
+                <w:sz w:val="20"/>
+                <w:szCs w:val="20"/>
+              </w:rPr>
+              <w:t>Listo</w:t>
+            </w:r>
           </w:p>
         </w:tc>
       </w:tr>
     </w:tbl>
     <w:p>
       <w:pPr>
-        <w:rPr>
-          <w:rFonts w:ascii="Times New Roman" w:hAnsi="Times New Roman" w:cs="Times New Roman"/>
-        </w:rPr>
-      </w:pPr>
-    </w:p>
-    <w:p>
-      <w:pPr>
-        <w:rPr>
-          <w:rFonts w:ascii="Times New Roman" w:hAnsi="Times New Roman" w:cs="Times New Roman"/>
-        </w:rPr>
-      </w:pPr>
-    </w:p>
-    <w:p>
-      <w:pPr>
+        <w:spacing w:before="240" w:after="240"/>
         <w:rPr>
           <w:rFonts w:ascii="Times New Roman" w:hAnsi="Times New Roman" w:cs="Times New Roman"/>
           <w:b/>
@@ -761,7 +715,7 @@
     </w:p>
     <w:tbl>
       <w:tblPr>
-        <w:tblStyle w:val="Tablaconcuadrcula"/>
+        <w:tblStyle w:val="TableGrid"/>
         <w:tblW w:w="0" w:type="auto"/>
         <w:tblLook w:val="04A0" w:firstRow="1" w:lastRow="0" w:firstColumn="1" w:lastColumn="0" w:noHBand="0" w:noVBand="1"/>
       </w:tblPr>
@@ -952,15 +906,7 @@
                 <w:sz w:val="20"/>
                 <w:szCs w:val="20"/>
               </w:rPr>
-              <w:t>b23_</w:t>
-            </w:r>
-            <w:r>
-              <w:rPr>
-                <w:rFonts w:ascii="Times New Roman" w:hAnsi="Times New Roman" w:cs="Times New Roman"/>
-                <w:sz w:val="20"/>
-                <w:szCs w:val="20"/>
-              </w:rPr>
-              <w:t>why_</w:t>
+              <w:t>b23_why_</w:t>
             </w:r>
             <w:r>
               <w:rPr>
@@ -1023,6 +969,7 @@
                 <w:rFonts w:ascii="Times New Roman" w:hAnsi="Times New Roman" w:cs="Times New Roman"/>
                 <w:sz w:val="20"/>
                 <w:szCs w:val="20"/>
+                <w:lang w:val="en-US"/>
               </w:rPr>
               <w:t xml:space="preserve">1. </w:t>
             </w:r>
@@ -1061,6 +1008,7 @@
                 <w:rFonts w:ascii="Times New Roman" w:hAnsi="Times New Roman" w:cs="Times New Roman"/>
                 <w:sz w:val="20"/>
                 <w:szCs w:val="20"/>
+                <w:lang w:val="en-US"/>
               </w:rPr>
             </w:pPr>
             <w:r>
@@ -1072,126 +1020,60 @@
               </w:rPr>
               <w:t xml:space="preserve">3. </w:t>
             </w:r>
-            <w:proofErr w:type="spellStart"/>
-            <w:r>
-              <w:rPr>
-                <w:rFonts w:ascii="Times New Roman" w:hAnsi="Times New Roman" w:cs="Times New Roman"/>
-                <w:sz w:val="20"/>
-                <w:szCs w:val="20"/>
-              </w:rPr>
-              <w:t>Economic</w:t>
-            </w:r>
-            <w:proofErr w:type="spellEnd"/>
-            <w:r>
-              <w:rPr>
-                <w:rFonts w:ascii="Times New Roman" w:hAnsi="Times New Roman" w:cs="Times New Roman"/>
-                <w:sz w:val="20"/>
-                <w:szCs w:val="20"/>
-              </w:rPr>
-              <w:t xml:space="preserve"> and </w:t>
-            </w:r>
-            <w:proofErr w:type="spellStart"/>
-            <w:r>
-              <w:rPr>
-                <w:rFonts w:ascii="Times New Roman" w:hAnsi="Times New Roman" w:cs="Times New Roman"/>
-                <w:sz w:val="20"/>
-                <w:szCs w:val="20"/>
-              </w:rPr>
-              <w:t>collectivist</w:t>
-            </w:r>
-            <w:proofErr w:type="spellEnd"/>
-            <w:r>
-              <w:rPr>
-                <w:rFonts w:ascii="Times New Roman" w:hAnsi="Times New Roman" w:cs="Times New Roman"/>
-                <w:sz w:val="20"/>
-                <w:szCs w:val="20"/>
-              </w:rPr>
-              <w:t xml:space="preserve"> </w:t>
-            </w:r>
-            <w:proofErr w:type="spellStart"/>
-            <w:r>
-              <w:rPr>
-                <w:rFonts w:ascii="Times New Roman" w:hAnsi="Times New Roman" w:cs="Times New Roman"/>
-                <w:sz w:val="20"/>
-                <w:szCs w:val="20"/>
-              </w:rPr>
-              <w:t>motivations</w:t>
-            </w:r>
-            <w:proofErr w:type="spellEnd"/>
-            <w:r>
-              <w:rPr>
-                <w:rFonts w:ascii="Times New Roman" w:hAnsi="Times New Roman" w:cs="Times New Roman"/>
-                <w:sz w:val="20"/>
-                <w:szCs w:val="20"/>
-              </w:rPr>
-              <w:t xml:space="preserve">, </w:t>
-            </w:r>
-          </w:p>
-          <w:p>
-            <w:pPr>
-              <w:rPr>
-                <w:rFonts w:ascii="Times New Roman" w:hAnsi="Times New Roman" w:cs="Times New Roman"/>
-                <w:sz w:val="20"/>
-                <w:szCs w:val="20"/>
-              </w:rPr>
-            </w:pPr>
-            <w:r>
-              <w:rPr>
-                <w:rFonts w:ascii="Times New Roman" w:hAnsi="Times New Roman" w:cs="Times New Roman"/>
-                <w:sz w:val="20"/>
-                <w:szCs w:val="20"/>
-              </w:rPr>
-              <w:t xml:space="preserve">4. </w:t>
-            </w:r>
-            <w:r>
-              <w:rPr>
-                <w:rFonts w:ascii="Times New Roman" w:hAnsi="Times New Roman" w:cs="Times New Roman"/>
-                <w:sz w:val="20"/>
-                <w:szCs w:val="20"/>
-              </w:rPr>
-              <w:t>Othe</w:t>
-            </w:r>
-            <w:r>
-              <w:rPr>
-                <w:rFonts w:ascii="Times New Roman" w:hAnsi="Times New Roman" w:cs="Times New Roman"/>
-                <w:sz w:val="20"/>
-                <w:szCs w:val="20"/>
-              </w:rPr>
-              <w:t>r (todo el resto)</w:t>
-            </w:r>
-          </w:p>
-          <w:p>
-            <w:pPr>
-              <w:rPr>
-                <w:rFonts w:ascii="Times New Roman" w:hAnsi="Times New Roman" w:cs="Times New Roman"/>
-                <w:sz w:val="20"/>
-                <w:szCs w:val="20"/>
-              </w:rPr>
-            </w:pPr>
-          </w:p>
-          <w:p>
-            <w:pPr>
-              <w:rPr>
-                <w:rFonts w:ascii="Times New Roman" w:hAnsi="Times New Roman" w:cs="Times New Roman"/>
-                <w:sz w:val="20"/>
-                <w:szCs w:val="20"/>
-              </w:rPr>
-            </w:pPr>
-            <w:r>
-              <w:rPr>
-                <w:rFonts w:ascii="Times New Roman" w:hAnsi="Times New Roman" w:cs="Times New Roman"/>
-                <w:sz w:val="20"/>
-                <w:szCs w:val="20"/>
-              </w:rPr>
-              <w:t>* si se escoge solo una opción, trabajar con esa</w:t>
-            </w:r>
-            <w:r>
-              <w:rPr>
-                <w:rFonts w:ascii="Times New Roman" w:hAnsi="Times New Roman" w:cs="Times New Roman"/>
-                <w:sz w:val="20"/>
-                <w:szCs w:val="20"/>
-              </w:rPr>
-              <w:t xml:space="preserve"> </w:t>
+            <w:r>
+              <w:rPr>
+                <w:rFonts w:ascii="Times New Roman" w:hAnsi="Times New Roman" w:cs="Times New Roman"/>
+                <w:sz w:val="20"/>
+                <w:szCs w:val="20"/>
+                <w:lang w:val="en-US"/>
+              </w:rPr>
+              <w:t xml:space="preserve">Economic and collectivist motivations, </w:t>
+            </w:r>
+          </w:p>
+          <w:p>
+            <w:pPr>
+              <w:rPr>
+                <w:rFonts w:ascii="Times New Roman" w:hAnsi="Times New Roman" w:cs="Times New Roman"/>
+                <w:sz w:val="20"/>
+                <w:szCs w:val="20"/>
+                <w:lang w:val="en-US"/>
+              </w:rPr>
+            </w:pPr>
+            <w:r>
+              <w:rPr>
+                <w:rFonts w:ascii="Times New Roman" w:hAnsi="Times New Roman" w:cs="Times New Roman"/>
+                <w:sz w:val="20"/>
+                <w:szCs w:val="20"/>
+                <w:lang w:val="en-US"/>
+              </w:rPr>
+              <w:t>4. Other (todo el resto)</w:t>
+            </w:r>
+          </w:p>
+          <w:p>
+            <w:pPr>
+              <w:rPr>
+                <w:rFonts w:ascii="Times New Roman" w:hAnsi="Times New Roman" w:cs="Times New Roman"/>
+                <w:sz w:val="20"/>
+                <w:szCs w:val="20"/>
+                <w:lang w:val="en-US"/>
+              </w:rPr>
+            </w:pPr>
+          </w:p>
+          <w:p>
+            <w:pPr>
+              <w:rPr>
+                <w:rFonts w:ascii="Times New Roman" w:hAnsi="Times New Roman" w:cs="Times New Roman"/>
+                <w:sz w:val="20"/>
+                <w:szCs w:val="20"/>
+              </w:rPr>
+            </w:pPr>
+            <w:r>
+              <w:rPr>
+                <w:rFonts w:ascii="Times New Roman" w:hAnsi="Times New Roman" w:cs="Times New Roman"/>
+                <w:sz w:val="20"/>
+                <w:szCs w:val="20"/>
+              </w:rPr>
+              <w:t xml:space="preserve">* si se escoge solo una opción, trabajar con esa </w:t>
             </w:r>
           </w:p>
         </w:tc>
@@ -1201,12 +1083,25 @@
           </w:tcPr>
           <w:p>
             <w:pPr>
-              <w:rPr>
-                <w:rFonts w:ascii="Times New Roman" w:hAnsi="Times New Roman" w:cs="Times New Roman"/>
-                <w:sz w:val="20"/>
-                <w:szCs w:val="20"/>
-              </w:rPr>
-            </w:pPr>
+              <w:pStyle w:val="ListParagraph"/>
+              <w:numPr>
+                <w:ilvl w:val="0"/>
+                <w:numId w:val="2"/>
+              </w:numPr>
+              <w:rPr>
+                <w:rFonts w:ascii="Times New Roman" w:hAnsi="Times New Roman" w:cs="Times New Roman"/>
+                <w:sz w:val="20"/>
+                <w:szCs w:val="20"/>
+              </w:rPr>
+            </w:pPr>
+            <w:r>
+              <w:rPr>
+                <w:rFonts w:ascii="Times New Roman" w:hAnsi="Times New Roman" w:cs="Times New Roman"/>
+                <w:sz w:val="20"/>
+                <w:szCs w:val="20"/>
+              </w:rPr>
+              <w:t>Listo</w:t>
+            </w:r>
           </w:p>
         </w:tc>
       </w:tr>
@@ -1251,23 +1146,7 @@
                 <w:sz w:val="20"/>
                 <w:szCs w:val="20"/>
               </w:rPr>
-              <w:t>b24_</w:t>
-            </w:r>
-            <w:r>
-              <w:rPr>
-                <w:rFonts w:ascii="Times New Roman" w:hAnsi="Times New Roman" w:cs="Times New Roman"/>
-                <w:sz w:val="20"/>
-                <w:szCs w:val="20"/>
-              </w:rPr>
-              <w:t>why_not_</w:t>
-            </w:r>
-            <w:r>
-              <w:rPr>
-                <w:rFonts w:ascii="Times New Roman" w:hAnsi="Times New Roman" w:cs="Times New Roman"/>
-                <w:sz w:val="20"/>
-                <w:szCs w:val="20"/>
-              </w:rPr>
-              <w:t>member</w:t>
+              <w:t>b24_why_not_member</w:t>
             </w:r>
           </w:p>
         </w:tc>
@@ -1315,111 +1194,68 @@
                 <w:sz w:val="20"/>
                 <w:szCs w:val="20"/>
               </w:rPr>
-              <w:t xml:space="preserve">1= Not </w:t>
-            </w:r>
-            <w:proofErr w:type="spellStart"/>
-            <w:r>
-              <w:rPr>
-                <w:rFonts w:ascii="Times New Roman" w:hAnsi="Times New Roman" w:cs="Times New Roman"/>
-                <w:sz w:val="20"/>
-                <w:szCs w:val="20"/>
-              </w:rPr>
-              <w:t>useful</w:t>
-            </w:r>
-            <w:proofErr w:type="spellEnd"/>
-            <w:r>
-              <w:rPr>
-                <w:rFonts w:ascii="Times New Roman" w:hAnsi="Times New Roman" w:cs="Times New Roman"/>
-                <w:sz w:val="20"/>
-                <w:szCs w:val="20"/>
-              </w:rPr>
-              <w:t xml:space="preserve"> (no </w:t>
-            </w:r>
-            <w:r>
-              <w:rPr>
-                <w:rFonts w:ascii="Times New Roman" w:hAnsi="Times New Roman" w:cs="Times New Roman"/>
-                <w:sz w:val="20"/>
-                <w:szCs w:val="20"/>
-              </w:rPr>
-              <w:t xml:space="preserve">es </w:t>
-            </w:r>
-            <w:r>
-              <w:rPr>
-                <w:rFonts w:ascii="Times New Roman" w:hAnsi="Times New Roman" w:cs="Times New Roman"/>
-                <w:sz w:val="20"/>
-                <w:szCs w:val="20"/>
-              </w:rPr>
-              <w:t xml:space="preserve">útil </w:t>
-            </w:r>
-            <w:r>
-              <w:rPr>
-                <w:rFonts w:ascii="Times New Roman" w:hAnsi="Times New Roman" w:cs="Times New Roman"/>
-                <w:sz w:val="20"/>
-                <w:szCs w:val="20"/>
-              </w:rPr>
-              <w:t>o</w:t>
-            </w:r>
-            <w:r>
-              <w:rPr>
-                <w:rFonts w:ascii="Times New Roman" w:hAnsi="Times New Roman" w:cs="Times New Roman"/>
-                <w:sz w:val="20"/>
-                <w:szCs w:val="20"/>
-              </w:rPr>
-              <w:t xml:space="preserve"> prefiero negociar </w:t>
-            </w:r>
-            <w:proofErr w:type="spellStart"/>
-            <w:r>
-              <w:rPr>
-                <w:rFonts w:ascii="Times New Roman" w:hAnsi="Times New Roman" w:cs="Times New Roman"/>
-                <w:sz w:val="20"/>
-                <w:szCs w:val="20"/>
-              </w:rPr>
-              <w:t>indfividualmente</w:t>
-            </w:r>
-            <w:proofErr w:type="spellEnd"/>
-            <w:r>
-              <w:rPr>
-                <w:rFonts w:ascii="Times New Roman" w:hAnsi="Times New Roman" w:cs="Times New Roman"/>
-                <w:sz w:val="20"/>
-                <w:szCs w:val="20"/>
-              </w:rPr>
-              <w:t>)</w:t>
-            </w:r>
-          </w:p>
-          <w:p>
-            <w:pPr>
-              <w:rPr>
-                <w:rFonts w:ascii="Times New Roman" w:hAnsi="Times New Roman" w:cs="Times New Roman"/>
-                <w:sz w:val="20"/>
-                <w:szCs w:val="20"/>
-              </w:rPr>
-            </w:pPr>
-            <w:r>
-              <w:rPr>
-                <w:rFonts w:ascii="Times New Roman" w:hAnsi="Times New Roman" w:cs="Times New Roman"/>
-                <w:sz w:val="20"/>
-                <w:szCs w:val="20"/>
-              </w:rPr>
-              <w:t xml:space="preserve">2. = </w:t>
-            </w:r>
-            <w:r>
-              <w:rPr>
-                <w:rFonts w:ascii="Times New Roman" w:hAnsi="Times New Roman" w:cs="Times New Roman"/>
-                <w:sz w:val="20"/>
-                <w:szCs w:val="20"/>
-              </w:rPr>
-              <w:t>Work-</w:t>
-            </w:r>
-            <w:proofErr w:type="spellStart"/>
-            <w:r>
-              <w:rPr>
-                <w:rFonts w:ascii="Times New Roman" w:hAnsi="Times New Roman" w:cs="Times New Roman"/>
-                <w:sz w:val="20"/>
-                <w:szCs w:val="20"/>
-              </w:rPr>
-              <w:t>related</w:t>
-            </w:r>
-            <w:proofErr w:type="spellEnd"/>
+              <w:t>1= Not useful (no es útil o prefiero negociar indfividualmente)</w:t>
+            </w:r>
+          </w:p>
+          <w:p>
+            <w:pPr>
+              <w:rPr>
+                <w:rFonts w:ascii="Times New Roman" w:hAnsi="Times New Roman" w:cs="Times New Roman"/>
+                <w:sz w:val="20"/>
+                <w:szCs w:val="20"/>
+              </w:rPr>
+            </w:pPr>
+            <w:r>
+              <w:rPr>
+                <w:rFonts w:ascii="Times New Roman" w:hAnsi="Times New Roman" w:cs="Times New Roman"/>
+                <w:sz w:val="20"/>
+                <w:szCs w:val="20"/>
+              </w:rPr>
+              <w:t>2. = Work-related constraints (no puedo por sit contractual + temo que la empresa reaccione…)</w:t>
+            </w:r>
+          </w:p>
+          <w:p>
+            <w:pPr>
+              <w:rPr>
+                <w:rFonts w:ascii="Times New Roman" w:hAnsi="Times New Roman" w:cs="Times New Roman"/>
+                <w:sz w:val="20"/>
+                <w:szCs w:val="20"/>
+              </w:rPr>
+            </w:pPr>
+            <w:r>
+              <w:rPr>
+                <w:rFonts w:ascii="Times New Roman" w:hAnsi="Times New Roman" w:cs="Times New Roman"/>
+                <w:sz w:val="20"/>
+                <w:szCs w:val="20"/>
+              </w:rPr>
+              <w:lastRenderedPageBreak/>
+              <w:t>3 = Don’t trust union leaders (dirigentes son politizados /  corruptos, dirgentes alineados con la empresa)</w:t>
+            </w:r>
+          </w:p>
+          <w:p>
+            <w:pPr>
+              <w:rPr>
+                <w:rFonts w:ascii="Times New Roman" w:hAnsi="Times New Roman" w:cs="Times New Roman"/>
+                <w:sz w:val="20"/>
+                <w:szCs w:val="20"/>
+              </w:rPr>
+            </w:pPr>
+            <w:r>
+              <w:rPr>
+                <w:rFonts w:ascii="Times New Roman" w:hAnsi="Times New Roman" w:cs="Times New Roman"/>
+                <w:sz w:val="20"/>
+                <w:szCs w:val="20"/>
+              </w:rPr>
+              <w:t xml:space="preserve">4 = </w:t>
+            </w:r>
+            <w:r>
+              <w:rPr>
+                <w:rFonts w:ascii="Times New Roman" w:hAnsi="Times New Roman" w:cs="Times New Roman"/>
+                <w:sz w:val="20"/>
+                <w:szCs w:val="20"/>
+              </w:rPr>
+              <w:t>Mixed reasons (combinación de todas las restantes)</w:t>
+            </w:r>
             <w:r>
               <w:rPr>
                 <w:rFonts w:ascii="Times New Roman" w:hAnsi="Times New Roman" w:cs="Times New Roman"/>
@@ -1428,69 +1264,45 @@
               </w:rPr>
               <w:t xml:space="preserve"> </w:t>
             </w:r>
-            <w:proofErr w:type="spellStart"/>
-            <w:r>
-              <w:rPr>
-                <w:rFonts w:ascii="Times New Roman" w:hAnsi="Times New Roman" w:cs="Times New Roman"/>
-                <w:sz w:val="20"/>
-                <w:szCs w:val="20"/>
-              </w:rPr>
-              <w:t>constraints</w:t>
-            </w:r>
-            <w:proofErr w:type="spellEnd"/>
-            <w:r>
-              <w:rPr>
-                <w:rFonts w:ascii="Times New Roman" w:hAnsi="Times New Roman" w:cs="Times New Roman"/>
-                <w:sz w:val="20"/>
-                <w:szCs w:val="20"/>
-              </w:rPr>
-              <w:t xml:space="preserve"> </w:t>
-            </w:r>
-            <w:r>
-              <w:rPr>
-                <w:rFonts w:ascii="Times New Roman" w:hAnsi="Times New Roman" w:cs="Times New Roman"/>
-                <w:sz w:val="20"/>
-                <w:szCs w:val="20"/>
-              </w:rPr>
-              <w:t>(no puedo por</w:t>
-            </w:r>
-            <w:r>
-              <w:rPr>
-                <w:rFonts w:ascii="Times New Roman" w:hAnsi="Times New Roman" w:cs="Times New Roman"/>
-                <w:sz w:val="20"/>
-                <w:szCs w:val="20"/>
-              </w:rPr>
-              <w:t xml:space="preserve"> </w:t>
-            </w:r>
-            <w:proofErr w:type="spellStart"/>
-            <w:r>
-              <w:rPr>
-                <w:rFonts w:ascii="Times New Roman" w:hAnsi="Times New Roman" w:cs="Times New Roman"/>
-                <w:sz w:val="20"/>
-                <w:szCs w:val="20"/>
-              </w:rPr>
-              <w:t>sit</w:t>
-            </w:r>
-            <w:proofErr w:type="spellEnd"/>
-            <w:r>
-              <w:rPr>
-                <w:rFonts w:ascii="Times New Roman" w:hAnsi="Times New Roman" w:cs="Times New Roman"/>
-                <w:sz w:val="20"/>
-                <w:szCs w:val="20"/>
-              </w:rPr>
-              <w:t xml:space="preserve"> contractual + temo que la empresa reaccione…</w:t>
-            </w:r>
-            <w:r>
-              <w:rPr>
-                <w:rFonts w:ascii="Times New Roman" w:hAnsi="Times New Roman" w:cs="Times New Roman"/>
-                <w:sz w:val="20"/>
-                <w:szCs w:val="20"/>
-              </w:rPr>
-              <w:t>)</w:t>
-            </w:r>
-          </w:p>
-          <w:p>
-            <w:pPr>
+          </w:p>
+          <w:p>
+            <w:pPr>
+              <w:rPr>
+                <w:rFonts w:ascii="Times New Roman" w:hAnsi="Times New Roman" w:cs="Times New Roman"/>
+                <w:sz w:val="20"/>
+                <w:szCs w:val="20"/>
+              </w:rPr>
+            </w:pPr>
+          </w:p>
+          <w:p>
+            <w:pPr>
+              <w:rPr>
+                <w:rFonts w:ascii="Times New Roman" w:hAnsi="Times New Roman" w:cs="Times New Roman"/>
+                <w:sz w:val="20"/>
+                <w:szCs w:val="20"/>
+              </w:rPr>
+            </w:pPr>
+            <w:r>
+              <w:rPr>
+                <w:rFonts w:ascii="Times New Roman" w:hAnsi="Times New Roman" w:cs="Times New Roman"/>
+                <w:sz w:val="20"/>
+                <w:szCs w:val="20"/>
+              </w:rPr>
+              <w:t xml:space="preserve">* si se escoge solo una opción, trabajar con esa </w:t>
+            </w:r>
+          </w:p>
+        </w:tc>
+        <w:tc>
+          <w:tcPr>
+            <w:tcW w:w="3260" w:type="dxa"/>
+          </w:tcPr>
+          <w:p>
+            <w:pPr>
+              <w:pStyle w:val="ListParagraph"/>
+              <w:numPr>
+                <w:ilvl w:val="0"/>
+                <w:numId w:val="2"/>
+              </w:numPr>
               <w:rPr>
                 <w:rFonts w:ascii="Times New Roman" w:hAnsi="Times New Roman" w:cs="Times New Roman"/>
                 <w:sz w:val="20"/>
@@ -1504,221 +1316,92 @@
                 <w:szCs w:val="20"/>
               </w:rPr>
               <w:lastRenderedPageBreak/>
-              <w:t>3</w:t>
-            </w:r>
-            <w:r>
-              <w:rPr>
-                <w:rFonts w:ascii="Times New Roman" w:hAnsi="Times New Roman" w:cs="Times New Roman"/>
-                <w:sz w:val="20"/>
-                <w:szCs w:val="20"/>
-              </w:rPr>
-              <w:t xml:space="preserve"> = </w:t>
-            </w:r>
-            <w:proofErr w:type="spellStart"/>
-            <w:r>
-              <w:rPr>
-                <w:rFonts w:ascii="Times New Roman" w:hAnsi="Times New Roman" w:cs="Times New Roman"/>
-                <w:sz w:val="20"/>
-                <w:szCs w:val="20"/>
-              </w:rPr>
-              <w:t>D</w:t>
-            </w:r>
-            <w:r>
-              <w:rPr>
-                <w:rFonts w:ascii="Times New Roman" w:hAnsi="Times New Roman" w:cs="Times New Roman"/>
-                <w:sz w:val="20"/>
-                <w:szCs w:val="20"/>
-              </w:rPr>
-              <w:t>on’t</w:t>
-            </w:r>
-            <w:proofErr w:type="spellEnd"/>
-            <w:r>
-              <w:rPr>
-                <w:rFonts w:ascii="Times New Roman" w:hAnsi="Times New Roman" w:cs="Times New Roman"/>
-                <w:sz w:val="20"/>
-                <w:szCs w:val="20"/>
-              </w:rPr>
-              <w:t xml:space="preserve"> trust </w:t>
-            </w:r>
-            <w:proofErr w:type="spellStart"/>
-            <w:r>
-              <w:rPr>
-                <w:rFonts w:ascii="Times New Roman" w:hAnsi="Times New Roman" w:cs="Times New Roman"/>
-                <w:sz w:val="20"/>
-                <w:szCs w:val="20"/>
-              </w:rPr>
-              <w:t>union</w:t>
-            </w:r>
-            <w:proofErr w:type="spellEnd"/>
-            <w:r>
-              <w:rPr>
-                <w:rFonts w:ascii="Times New Roman" w:hAnsi="Times New Roman" w:cs="Times New Roman"/>
-                <w:sz w:val="20"/>
-                <w:szCs w:val="20"/>
-              </w:rPr>
-              <w:t xml:space="preserve"> </w:t>
-            </w:r>
-            <w:proofErr w:type="spellStart"/>
-            <w:r>
-              <w:rPr>
-                <w:rFonts w:ascii="Times New Roman" w:hAnsi="Times New Roman" w:cs="Times New Roman"/>
-                <w:sz w:val="20"/>
-                <w:szCs w:val="20"/>
-              </w:rPr>
-              <w:t>leaders</w:t>
-            </w:r>
-            <w:proofErr w:type="spellEnd"/>
-            <w:r>
-              <w:rPr>
-                <w:rFonts w:ascii="Times New Roman" w:hAnsi="Times New Roman" w:cs="Times New Roman"/>
-                <w:sz w:val="20"/>
-                <w:szCs w:val="20"/>
-              </w:rPr>
-              <w:t xml:space="preserve"> (dirigentes son politizados</w:t>
-            </w:r>
-            <w:r>
-              <w:rPr>
-                <w:rFonts w:ascii="Times New Roman" w:hAnsi="Times New Roman" w:cs="Times New Roman"/>
-                <w:sz w:val="20"/>
-                <w:szCs w:val="20"/>
-              </w:rPr>
-              <w:t xml:space="preserve"> / </w:t>
-            </w:r>
-            <w:r>
-              <w:rPr>
-                <w:rFonts w:ascii="Times New Roman" w:hAnsi="Times New Roman" w:cs="Times New Roman"/>
-                <w:sz w:val="20"/>
-                <w:szCs w:val="20"/>
-              </w:rPr>
-              <w:t xml:space="preserve"> corruptos, </w:t>
-            </w:r>
-            <w:proofErr w:type="spellStart"/>
-            <w:r>
-              <w:rPr>
-                <w:rFonts w:ascii="Times New Roman" w:hAnsi="Times New Roman" w:cs="Times New Roman"/>
-                <w:sz w:val="20"/>
-                <w:szCs w:val="20"/>
-              </w:rPr>
-              <w:t>dirgentes</w:t>
-            </w:r>
-            <w:proofErr w:type="spellEnd"/>
-            <w:r>
-              <w:rPr>
-                <w:rFonts w:ascii="Times New Roman" w:hAnsi="Times New Roman" w:cs="Times New Roman"/>
-                <w:sz w:val="20"/>
-                <w:szCs w:val="20"/>
-              </w:rPr>
-              <w:t xml:space="preserve"> </w:t>
-            </w:r>
-            <w:r>
-              <w:rPr>
-                <w:rFonts w:ascii="Times New Roman" w:hAnsi="Times New Roman" w:cs="Times New Roman"/>
-                <w:sz w:val="20"/>
-                <w:szCs w:val="20"/>
-              </w:rPr>
-              <w:t>alineados con la empresa)</w:t>
-            </w:r>
-          </w:p>
-          <w:p>
-            <w:pPr>
-              <w:rPr>
-                <w:rFonts w:ascii="Times New Roman" w:hAnsi="Times New Roman" w:cs="Times New Roman"/>
-                <w:sz w:val="20"/>
-                <w:szCs w:val="20"/>
-              </w:rPr>
-            </w:pPr>
-            <w:r>
-              <w:rPr>
-                <w:rFonts w:ascii="Times New Roman" w:hAnsi="Times New Roman" w:cs="Times New Roman"/>
-                <w:sz w:val="20"/>
-                <w:szCs w:val="20"/>
-              </w:rPr>
-              <w:t xml:space="preserve">4 = </w:t>
-            </w:r>
-            <w:proofErr w:type="spellStart"/>
-            <w:r>
-              <w:rPr>
-                <w:rFonts w:ascii="Times New Roman" w:hAnsi="Times New Roman" w:cs="Times New Roman"/>
-                <w:sz w:val="20"/>
-                <w:szCs w:val="20"/>
-              </w:rPr>
-              <w:t>Mixed</w:t>
-            </w:r>
-            <w:proofErr w:type="spellEnd"/>
-            <w:r>
-              <w:rPr>
-                <w:rFonts w:ascii="Times New Roman" w:hAnsi="Times New Roman" w:cs="Times New Roman"/>
-                <w:sz w:val="20"/>
-                <w:szCs w:val="20"/>
-              </w:rPr>
-              <w:t xml:space="preserve"> </w:t>
-            </w:r>
-            <w:proofErr w:type="spellStart"/>
-            <w:r>
-              <w:rPr>
-                <w:rFonts w:ascii="Times New Roman" w:hAnsi="Times New Roman" w:cs="Times New Roman"/>
-                <w:sz w:val="20"/>
-                <w:szCs w:val="20"/>
-              </w:rPr>
-              <w:t>reasons</w:t>
-            </w:r>
-            <w:proofErr w:type="spellEnd"/>
-            <w:r>
-              <w:rPr>
-                <w:rFonts w:ascii="Times New Roman" w:hAnsi="Times New Roman" w:cs="Times New Roman"/>
-                <w:sz w:val="20"/>
-                <w:szCs w:val="20"/>
-              </w:rPr>
-              <w:t xml:space="preserve"> (combinación de todas las restantes)</w:t>
-            </w:r>
-            <w:r>
-              <w:rPr>
-                <w:rFonts w:ascii="Times New Roman" w:hAnsi="Times New Roman" w:cs="Times New Roman"/>
-                <w:sz w:val="20"/>
-                <w:szCs w:val="20"/>
-              </w:rPr>
-              <w:t xml:space="preserve"> </w:t>
-            </w:r>
-          </w:p>
-          <w:p>
-            <w:pPr>
-              <w:rPr>
-                <w:rFonts w:ascii="Times New Roman" w:hAnsi="Times New Roman" w:cs="Times New Roman"/>
-                <w:sz w:val="20"/>
-                <w:szCs w:val="20"/>
-              </w:rPr>
-            </w:pPr>
-          </w:p>
-          <w:p>
-            <w:pPr>
-              <w:rPr>
-                <w:rFonts w:ascii="Times New Roman" w:hAnsi="Times New Roman" w:cs="Times New Roman"/>
-                <w:sz w:val="20"/>
-                <w:szCs w:val="20"/>
-              </w:rPr>
-            </w:pPr>
-            <w:r>
-              <w:rPr>
-                <w:rFonts w:ascii="Times New Roman" w:hAnsi="Times New Roman" w:cs="Times New Roman"/>
-                <w:sz w:val="20"/>
-                <w:szCs w:val="20"/>
-              </w:rPr>
-              <w:t xml:space="preserve">* si se escoge solo una opción, trabajar con esa </w:t>
-            </w:r>
-          </w:p>
-        </w:tc>
-        <w:tc>
-          <w:tcPr>
-            <w:tcW w:w="3260" w:type="dxa"/>
-          </w:tcPr>
-          <w:p>
-            <w:pPr>
-              <w:rPr>
-                <w:rFonts w:ascii="Times New Roman" w:hAnsi="Times New Roman" w:cs="Times New Roman"/>
-                <w:sz w:val="20"/>
-                <w:szCs w:val="20"/>
-              </w:rPr>
-            </w:pPr>
+              <w:t>Listo</w:t>
+            </w:r>
+          </w:p>
+          <w:p>
+            <w:pPr>
+              <w:rPr>
+                <w:rFonts w:ascii="Times New Roman" w:hAnsi="Times New Roman" w:cs="Times New Roman"/>
+                <w:sz w:val="20"/>
+                <w:szCs w:val="20"/>
+              </w:rPr>
+            </w:pPr>
+          </w:p>
+          <w:p>
+            <w:pPr>
+              <w:rPr>
+                <w:rFonts w:ascii="Times New Roman" w:hAnsi="Times New Roman" w:cs="Times New Roman"/>
+                <w:sz w:val="20"/>
+                <w:szCs w:val="20"/>
+              </w:rPr>
+            </w:pPr>
+            <w:r>
+              <w:rPr>
+                <w:rFonts w:ascii="Times New Roman" w:hAnsi="Times New Roman" w:cs="Times New Roman"/>
+                <w:b/>
+                <w:bCs/>
+                <w:sz w:val="20"/>
+                <w:szCs w:val="20"/>
+              </w:rPr>
+              <w:t>Nota</w:t>
+            </w:r>
+            <w:r>
+              <w:rPr>
+                <w:rFonts w:ascii="Times New Roman" w:hAnsi="Times New Roman" w:cs="Times New Roman"/>
+                <w:sz w:val="20"/>
+                <w:szCs w:val="20"/>
+              </w:rPr>
+              <w:t xml:space="preserve">: </w:t>
+            </w:r>
+            <w:r>
+              <w:rPr>
+                <w:rFonts w:ascii="Times New Roman" w:hAnsi="Times New Roman" w:cs="Times New Roman"/>
+                <w:sz w:val="20"/>
+                <w:szCs w:val="20"/>
+              </w:rPr>
+              <w:t>“</w:t>
+            </w:r>
+            <w:r>
+              <w:rPr>
+                <w:rFonts w:ascii="Times New Roman" w:hAnsi="Times New Roman" w:cs="Times New Roman"/>
+                <w:sz w:val="20"/>
+                <w:szCs w:val="20"/>
+              </w:rPr>
+              <w:t>M</w:t>
+            </w:r>
+            <w:r>
+              <w:rPr>
+                <w:rFonts w:ascii="Times New Roman" w:hAnsi="Times New Roman" w:cs="Times New Roman"/>
+                <w:sz w:val="20"/>
+                <w:szCs w:val="20"/>
+              </w:rPr>
+              <w:t>ixed” incluye a quienes marcaron “otra” (_cat8)</w:t>
+            </w:r>
+            <w:r>
+              <w:rPr>
+                <w:rFonts w:ascii="Times New Roman" w:hAnsi="Times New Roman" w:cs="Times New Roman"/>
+                <w:sz w:val="20"/>
+                <w:szCs w:val="20"/>
+              </w:rPr>
+              <w:t xml:space="preserve"> +</w:t>
+            </w:r>
+            <w:r>
+              <w:rPr>
+                <w:rFonts w:ascii="Times New Roman" w:hAnsi="Times New Roman" w:cs="Times New Roman"/>
+                <w:sz w:val="20"/>
+                <w:szCs w:val="20"/>
+              </w:rPr>
+              <w:t xml:space="preserve"> además de </w:t>
+            </w:r>
+            <w:r>
+              <w:rPr>
+                <w:rFonts w:ascii="Times New Roman" w:hAnsi="Times New Roman" w:cs="Times New Roman"/>
+                <w:sz w:val="20"/>
+                <w:szCs w:val="20"/>
+              </w:rPr>
+              <w:t>quienes combinaron más de una categoría.</w:t>
+            </w:r>
           </w:p>
         </w:tc>
       </w:tr>
@@ -1749,23 +1432,7 @@
                 <w:sz w:val="20"/>
                 <w:szCs w:val="20"/>
               </w:rPr>
-              <w:t xml:space="preserve"> (por qué no hay sindicatos</w:t>
-            </w:r>
-            <w:r>
-              <w:rPr>
-                <w:rFonts w:ascii="Times New Roman" w:hAnsi="Times New Roman" w:cs="Times New Roman"/>
-                <w:sz w:val="20"/>
-                <w:szCs w:val="20"/>
-              </w:rPr>
-              <w:t xml:space="preserve"> en empresa</w:t>
-            </w:r>
-            <w:r>
-              <w:rPr>
-                <w:rFonts w:ascii="Times New Roman" w:hAnsi="Times New Roman" w:cs="Times New Roman"/>
-                <w:sz w:val="20"/>
-                <w:szCs w:val="20"/>
-              </w:rPr>
-              <w:t>, solo asalariados)</w:t>
+              <w:t xml:space="preserve"> (por qué no hay sindicatos en empresa, solo asalariados)</w:t>
             </w:r>
           </w:p>
         </w:tc>
@@ -1835,201 +1502,41 @@
                 <w:sz w:val="20"/>
                 <w:szCs w:val="20"/>
               </w:rPr>
-              <w:t xml:space="preserve">1 = </w:t>
-            </w:r>
-            <w:proofErr w:type="spellStart"/>
-            <w:r>
-              <w:rPr>
-                <w:rFonts w:ascii="Times New Roman" w:hAnsi="Times New Roman" w:cs="Times New Roman"/>
-                <w:sz w:val="20"/>
-                <w:szCs w:val="20"/>
-              </w:rPr>
-              <w:t>lack</w:t>
-            </w:r>
-            <w:proofErr w:type="spellEnd"/>
-            <w:r>
-              <w:rPr>
-                <w:rFonts w:ascii="Times New Roman" w:hAnsi="Times New Roman" w:cs="Times New Roman"/>
-                <w:sz w:val="20"/>
-                <w:szCs w:val="20"/>
-              </w:rPr>
-              <w:t xml:space="preserve"> </w:t>
-            </w:r>
-            <w:proofErr w:type="spellStart"/>
-            <w:r>
-              <w:rPr>
-                <w:rFonts w:ascii="Times New Roman" w:hAnsi="Times New Roman" w:cs="Times New Roman"/>
-                <w:sz w:val="20"/>
-                <w:szCs w:val="20"/>
-              </w:rPr>
-              <w:t>of</w:t>
-            </w:r>
-            <w:proofErr w:type="spellEnd"/>
-            <w:r>
-              <w:rPr>
-                <w:rFonts w:ascii="Times New Roman" w:hAnsi="Times New Roman" w:cs="Times New Roman"/>
-                <w:sz w:val="20"/>
-                <w:szCs w:val="20"/>
-              </w:rPr>
-              <w:t xml:space="preserve"> </w:t>
-            </w:r>
-            <w:proofErr w:type="spellStart"/>
-            <w:r>
-              <w:rPr>
-                <w:rFonts w:ascii="Times New Roman" w:hAnsi="Times New Roman" w:cs="Times New Roman"/>
-                <w:sz w:val="20"/>
-                <w:szCs w:val="20"/>
-              </w:rPr>
-              <w:t>interest</w:t>
-            </w:r>
-            <w:proofErr w:type="spellEnd"/>
-            <w:r>
-              <w:rPr>
-                <w:rFonts w:ascii="Times New Roman" w:hAnsi="Times New Roman" w:cs="Times New Roman"/>
-                <w:sz w:val="20"/>
-                <w:szCs w:val="20"/>
-              </w:rPr>
-              <w:t xml:space="preserve"> (no hay interés, trabajadores no saben organizarse, </w:t>
-            </w:r>
-            <w:proofErr w:type="spellStart"/>
-            <w:r>
-              <w:rPr>
-                <w:rFonts w:ascii="Times New Roman" w:hAnsi="Times New Roman" w:cs="Times New Roman"/>
-                <w:sz w:val="20"/>
-                <w:szCs w:val="20"/>
-              </w:rPr>
-              <w:t>trab</w:t>
-            </w:r>
-            <w:proofErr w:type="spellEnd"/>
-            <w:r>
-              <w:rPr>
-                <w:rFonts w:ascii="Times New Roman" w:hAnsi="Times New Roman" w:cs="Times New Roman"/>
-                <w:sz w:val="20"/>
-                <w:szCs w:val="20"/>
-              </w:rPr>
-              <w:t xml:space="preserve"> prefieren negociar indiv</w:t>
-            </w:r>
-            <w:r>
-              <w:rPr>
-                <w:rFonts w:ascii="Times New Roman" w:hAnsi="Times New Roman" w:cs="Times New Roman"/>
-                <w:sz w:val="20"/>
-                <w:szCs w:val="20"/>
-              </w:rPr>
-              <w:t>i</w:t>
-            </w:r>
-            <w:r>
-              <w:rPr>
-                <w:rFonts w:ascii="Times New Roman" w:hAnsi="Times New Roman" w:cs="Times New Roman"/>
-                <w:sz w:val="20"/>
-                <w:szCs w:val="20"/>
-              </w:rPr>
-              <w:t>dualmente)</w:t>
-            </w:r>
-          </w:p>
-          <w:p>
-            <w:pPr>
-              <w:rPr>
-                <w:rFonts w:ascii="Times New Roman" w:hAnsi="Times New Roman" w:cs="Times New Roman"/>
-                <w:sz w:val="20"/>
-                <w:szCs w:val="20"/>
-              </w:rPr>
-            </w:pPr>
-            <w:r>
-              <w:rPr>
-                <w:rFonts w:ascii="Times New Roman" w:hAnsi="Times New Roman" w:cs="Times New Roman"/>
-                <w:sz w:val="20"/>
-                <w:szCs w:val="20"/>
-              </w:rPr>
-              <w:t xml:space="preserve">2 = </w:t>
-            </w:r>
-            <w:proofErr w:type="spellStart"/>
-            <w:r>
-              <w:rPr>
-                <w:rFonts w:ascii="Times New Roman" w:hAnsi="Times New Roman" w:cs="Times New Roman"/>
-                <w:sz w:val="20"/>
-                <w:szCs w:val="20"/>
-              </w:rPr>
-              <w:t>employer</w:t>
-            </w:r>
-            <w:proofErr w:type="spellEnd"/>
-            <w:r>
-              <w:rPr>
-                <w:rFonts w:ascii="Times New Roman" w:hAnsi="Times New Roman" w:cs="Times New Roman"/>
-                <w:sz w:val="20"/>
-                <w:szCs w:val="20"/>
-              </w:rPr>
-              <w:t xml:space="preserve"> </w:t>
-            </w:r>
-            <w:proofErr w:type="spellStart"/>
-            <w:r>
-              <w:rPr>
-                <w:rFonts w:ascii="Times New Roman" w:hAnsi="Times New Roman" w:cs="Times New Roman"/>
-                <w:sz w:val="20"/>
-                <w:szCs w:val="20"/>
-              </w:rPr>
-              <w:t>opposition</w:t>
-            </w:r>
-            <w:proofErr w:type="spellEnd"/>
-            <w:r>
-              <w:rPr>
-                <w:rFonts w:ascii="Times New Roman" w:hAnsi="Times New Roman" w:cs="Times New Roman"/>
-                <w:sz w:val="20"/>
-                <w:szCs w:val="20"/>
-              </w:rPr>
-              <w:t xml:space="preserve"> (temor a represalias; empresa pone dificultades)</w:t>
-            </w:r>
-          </w:p>
-          <w:p>
-            <w:pPr>
-              <w:rPr>
-                <w:rFonts w:ascii="Times New Roman" w:hAnsi="Times New Roman" w:cs="Times New Roman"/>
-                <w:sz w:val="20"/>
-                <w:szCs w:val="20"/>
-              </w:rPr>
-            </w:pPr>
-            <w:r>
-              <w:rPr>
-                <w:rFonts w:ascii="Times New Roman" w:hAnsi="Times New Roman" w:cs="Times New Roman"/>
-                <w:sz w:val="20"/>
-                <w:szCs w:val="20"/>
-              </w:rPr>
-              <w:t xml:space="preserve">3 = </w:t>
-            </w:r>
-            <w:proofErr w:type="spellStart"/>
-            <w:r>
-              <w:rPr>
-                <w:rFonts w:ascii="Times New Roman" w:hAnsi="Times New Roman" w:cs="Times New Roman"/>
-                <w:sz w:val="20"/>
-                <w:szCs w:val="20"/>
-              </w:rPr>
-              <w:t>Mixed</w:t>
-            </w:r>
-            <w:proofErr w:type="spellEnd"/>
-            <w:r>
-              <w:rPr>
-                <w:rFonts w:ascii="Times New Roman" w:hAnsi="Times New Roman" w:cs="Times New Roman"/>
-                <w:sz w:val="20"/>
-                <w:szCs w:val="20"/>
-              </w:rPr>
-              <w:t xml:space="preserve"> </w:t>
-            </w:r>
-            <w:proofErr w:type="spellStart"/>
-            <w:r>
-              <w:rPr>
-                <w:rFonts w:ascii="Times New Roman" w:hAnsi="Times New Roman" w:cs="Times New Roman"/>
-                <w:sz w:val="20"/>
-                <w:szCs w:val="20"/>
-              </w:rPr>
-              <w:t>reasons</w:t>
-            </w:r>
-            <w:proofErr w:type="spellEnd"/>
-            <w:r>
-              <w:rPr>
-                <w:rFonts w:ascii="Times New Roman" w:hAnsi="Times New Roman" w:cs="Times New Roman"/>
-                <w:sz w:val="20"/>
-                <w:szCs w:val="20"/>
-              </w:rPr>
-              <w:t xml:space="preserve"> (combinación de todas las restantes)</w:t>
+              <w:t>1 = lack of interest (no hay interés, trabajadores no saben organizarse, trab prefieren negociar individualmente)</w:t>
+            </w:r>
+          </w:p>
+          <w:p>
+            <w:pPr>
+              <w:rPr>
+                <w:rFonts w:ascii="Times New Roman" w:hAnsi="Times New Roman" w:cs="Times New Roman"/>
+                <w:sz w:val="20"/>
+                <w:szCs w:val="20"/>
+              </w:rPr>
+            </w:pPr>
+            <w:r>
+              <w:rPr>
+                <w:rFonts w:ascii="Times New Roman" w:hAnsi="Times New Roman" w:cs="Times New Roman"/>
+                <w:sz w:val="20"/>
+                <w:szCs w:val="20"/>
+              </w:rPr>
+              <w:t>2 = employer opposition (temor a represalias; empresa pone dificultades)</w:t>
+            </w:r>
+          </w:p>
+          <w:p>
+            <w:pPr>
+              <w:rPr>
+                <w:rFonts w:ascii="Times New Roman" w:hAnsi="Times New Roman" w:cs="Times New Roman"/>
+                <w:sz w:val="20"/>
+                <w:szCs w:val="20"/>
+              </w:rPr>
+            </w:pPr>
+            <w:r>
+              <w:rPr>
+                <w:rFonts w:ascii="Times New Roman" w:hAnsi="Times New Roman" w:cs="Times New Roman"/>
+                <w:sz w:val="20"/>
+                <w:szCs w:val="20"/>
+              </w:rPr>
+              <w:t>3 = Mixed reasons (combinación de todas las restantes)</w:t>
             </w:r>
           </w:p>
           <w:p>
@@ -2065,12 +1572,93 @@
           </w:tcPr>
           <w:p>
             <w:pPr>
-              <w:rPr>
-                <w:rFonts w:ascii="Times New Roman" w:hAnsi="Times New Roman" w:cs="Times New Roman"/>
-                <w:sz w:val="20"/>
-                <w:szCs w:val="20"/>
-              </w:rPr>
-            </w:pPr>
+              <w:pStyle w:val="ListParagraph"/>
+              <w:numPr>
+                <w:ilvl w:val="0"/>
+                <w:numId w:val="2"/>
+              </w:numPr>
+              <w:rPr>
+                <w:rFonts w:ascii="Times New Roman" w:hAnsi="Times New Roman" w:cs="Times New Roman"/>
+                <w:sz w:val="20"/>
+                <w:szCs w:val="20"/>
+              </w:rPr>
+            </w:pPr>
+            <w:r>
+              <w:rPr>
+                <w:rFonts w:ascii="Times New Roman" w:hAnsi="Times New Roman" w:cs="Times New Roman"/>
+                <w:sz w:val="20"/>
+                <w:szCs w:val="20"/>
+              </w:rPr>
+              <w:t>Listo</w:t>
+            </w:r>
+          </w:p>
+          <w:p>
+            <w:pPr>
+              <w:rPr>
+                <w:rFonts w:ascii="Times New Roman" w:hAnsi="Times New Roman" w:cs="Times New Roman"/>
+                <w:sz w:val="20"/>
+                <w:szCs w:val="20"/>
+              </w:rPr>
+            </w:pPr>
+          </w:p>
+          <w:p>
+            <w:pPr>
+              <w:rPr>
+                <w:rFonts w:ascii="Times New Roman" w:hAnsi="Times New Roman" w:cs="Times New Roman"/>
+                <w:sz w:val="20"/>
+                <w:szCs w:val="20"/>
+              </w:rPr>
+            </w:pPr>
+            <w:r>
+              <w:rPr>
+                <w:rFonts w:ascii="Times New Roman" w:hAnsi="Times New Roman" w:cs="Times New Roman"/>
+                <w:b/>
+                <w:bCs/>
+                <w:sz w:val="20"/>
+                <w:szCs w:val="20"/>
+              </w:rPr>
+              <w:t>Nota</w:t>
+            </w:r>
+            <w:r>
+              <w:rPr>
+                <w:rFonts w:ascii="Times New Roman" w:hAnsi="Times New Roman" w:cs="Times New Roman"/>
+                <w:sz w:val="20"/>
+                <w:szCs w:val="20"/>
+              </w:rPr>
+              <w:t>: “Mixed” incluye a quienes marcaron “otra” (_cat</w:t>
+            </w:r>
+            <w:r>
+              <w:rPr>
+                <w:rFonts w:ascii="Times New Roman" w:hAnsi="Times New Roman" w:cs="Times New Roman"/>
+                <w:sz w:val="20"/>
+                <w:szCs w:val="20"/>
+              </w:rPr>
+              <w:t>7</w:t>
+            </w:r>
+            <w:r>
+              <w:rPr>
+                <w:rFonts w:ascii="Times New Roman" w:hAnsi="Times New Roman" w:cs="Times New Roman"/>
+                <w:sz w:val="20"/>
+                <w:szCs w:val="20"/>
+              </w:rPr>
+              <w:t xml:space="preserve">) </w:t>
+            </w:r>
+            <w:r>
+              <w:rPr>
+                <w:rFonts w:ascii="Times New Roman" w:hAnsi="Times New Roman" w:cs="Times New Roman"/>
+                <w:sz w:val="20"/>
+                <w:szCs w:val="20"/>
+              </w:rPr>
+              <w:t xml:space="preserve">+ “empresa pequeña” (_cat1) + además de </w:t>
+            </w:r>
+            <w:r>
+              <w:rPr>
+                <w:rFonts w:ascii="Times New Roman" w:hAnsi="Times New Roman" w:cs="Times New Roman"/>
+                <w:sz w:val="20"/>
+                <w:szCs w:val="20"/>
+              </w:rPr>
+              <w:t>quienes combinaron más de una categoría.</w:t>
+            </w:r>
           </w:p>
         </w:tc>
       </w:tr>
@@ -2248,16 +1836,6 @@
               <w:t>1_05_conciliation</w:t>
             </w:r>
           </w:p>
-          <w:p>
-            <w:pPr>
-              <w:rPr>
-                <w:rFonts w:ascii="Times New Roman" w:hAnsi="Times New Roman" w:cs="Times New Roman"/>
-                <w:sz w:val="20"/>
-                <w:szCs w:val="20"/>
-                <w:lang w:val="en-US"/>
-              </w:rPr>
-            </w:pPr>
-          </w:p>
         </w:tc>
         <w:tc>
           <w:tcPr>
@@ -2312,12 +1890,25 @@
           </w:tcPr>
           <w:p>
             <w:pPr>
-              <w:rPr>
-                <w:rFonts w:ascii="Times New Roman" w:hAnsi="Times New Roman" w:cs="Times New Roman"/>
-                <w:sz w:val="20"/>
-                <w:szCs w:val="20"/>
-              </w:rPr>
-            </w:pPr>
+              <w:pStyle w:val="ListParagraph"/>
+              <w:numPr>
+                <w:ilvl w:val="0"/>
+                <w:numId w:val="2"/>
+              </w:numPr>
+              <w:rPr>
+                <w:rFonts w:ascii="Times New Roman" w:hAnsi="Times New Roman" w:cs="Times New Roman"/>
+                <w:sz w:val="20"/>
+                <w:szCs w:val="20"/>
+              </w:rPr>
+            </w:pPr>
+            <w:r>
+              <w:rPr>
+                <w:rFonts w:ascii="Times New Roman" w:hAnsi="Times New Roman" w:cs="Times New Roman"/>
+                <w:sz w:val="20"/>
+                <w:szCs w:val="20"/>
+              </w:rPr>
+              <w:t>Listo</w:t>
+            </w:r>
           </w:p>
         </w:tc>
       </w:tr>
@@ -2432,15 +2023,6 @@
               <w:t>NS/NR</w:t>
             </w:r>
           </w:p>
-          <w:p>
-            <w:pPr>
-              <w:rPr>
-                <w:rFonts w:ascii="Times New Roman" w:hAnsi="Times New Roman" w:cs="Times New Roman"/>
-                <w:sz w:val="20"/>
-                <w:szCs w:val="20"/>
-              </w:rPr>
-            </w:pPr>
-          </w:p>
         </w:tc>
         <w:tc>
           <w:tcPr>
@@ -2448,12 +2030,25 @@
           </w:tcPr>
           <w:p>
             <w:pPr>
-              <w:rPr>
-                <w:rFonts w:ascii="Times New Roman" w:hAnsi="Times New Roman" w:cs="Times New Roman"/>
-                <w:sz w:val="20"/>
-                <w:szCs w:val="20"/>
-              </w:rPr>
-            </w:pPr>
+              <w:pStyle w:val="ListParagraph"/>
+              <w:numPr>
+                <w:ilvl w:val="0"/>
+                <w:numId w:val="2"/>
+              </w:numPr>
+              <w:rPr>
+                <w:rFonts w:ascii="Times New Roman" w:hAnsi="Times New Roman" w:cs="Times New Roman"/>
+                <w:sz w:val="20"/>
+                <w:szCs w:val="20"/>
+              </w:rPr>
+            </w:pPr>
+            <w:r>
+              <w:rPr>
+                <w:rFonts w:ascii="Times New Roman" w:hAnsi="Times New Roman" w:cs="Times New Roman"/>
+                <w:sz w:val="20"/>
+                <w:szCs w:val="20"/>
+              </w:rPr>
+              <w:t>Listo</w:t>
+            </w:r>
           </w:p>
         </w:tc>
       </w:tr>
@@ -2500,16 +2095,7 @@
                 <w:szCs w:val="20"/>
                 <w:lang w:val="en-US"/>
               </w:rPr>
-              <w:t>b29_would_join_</w:t>
-            </w:r>
-            <w:r>
-              <w:rPr>
-                <w:rFonts w:ascii="Times New Roman" w:hAnsi="Times New Roman" w:cs="Times New Roman"/>
-                <w:sz w:val="20"/>
-                <w:szCs w:val="20"/>
-                <w:lang w:val="en-US"/>
-              </w:rPr>
-              <w:t>three</w:t>
+              <w:t>b29_would_join_three</w:t>
             </w:r>
           </w:p>
           <w:p>
@@ -2540,15 +2126,7 @@
                 <w:sz w:val="20"/>
                 <w:szCs w:val="20"/>
               </w:rPr>
-              <w:t>Cambiar a escala de 1 a 3; dejar como factor</w:t>
-            </w:r>
-            <w:r>
-              <w:rPr>
-                <w:rFonts w:ascii="Times New Roman" w:hAnsi="Times New Roman" w:cs="Times New Roman"/>
-                <w:sz w:val="20"/>
-                <w:szCs w:val="20"/>
-              </w:rPr>
-              <w:t xml:space="preserve"> ordenado</w:t>
+              <w:t>Cambiar a escala de 1 a 3; dejar como factor ordenado</w:t>
             </w:r>
           </w:p>
           <w:p>
@@ -2583,12 +2161,25 @@
           </w:tcPr>
           <w:p>
             <w:pPr>
-              <w:rPr>
-                <w:rFonts w:ascii="Times New Roman" w:hAnsi="Times New Roman" w:cs="Times New Roman"/>
-                <w:sz w:val="20"/>
-                <w:szCs w:val="20"/>
-              </w:rPr>
-            </w:pPr>
+              <w:pStyle w:val="ListParagraph"/>
+              <w:numPr>
+                <w:ilvl w:val="0"/>
+                <w:numId w:val="2"/>
+              </w:numPr>
+              <w:rPr>
+                <w:rFonts w:ascii="Times New Roman" w:hAnsi="Times New Roman" w:cs="Times New Roman"/>
+                <w:sz w:val="20"/>
+                <w:szCs w:val="20"/>
+              </w:rPr>
+            </w:pPr>
+            <w:r>
+              <w:rPr>
+                <w:rFonts w:ascii="Times New Roman" w:hAnsi="Times New Roman" w:cs="Times New Roman"/>
+                <w:sz w:val="20"/>
+                <w:szCs w:val="20"/>
+              </w:rPr>
+              <w:t>Listo</w:t>
+            </w:r>
           </w:p>
         </w:tc>
       </w:tr>
@@ -2605,6 +2196,14 @@
                 <w:szCs w:val="20"/>
               </w:rPr>
             </w:pPr>
+            <w:r>
+              <w:rPr>
+                <w:rFonts w:ascii="Times New Roman" w:hAnsi="Times New Roman" w:cs="Times New Roman"/>
+                <w:sz w:val="20"/>
+                <w:szCs w:val="20"/>
+              </w:rPr>
+              <w:t>- b29</w:t>
+            </w:r>
           </w:p>
         </w:tc>
         <w:tc>
@@ -2658,25 +2257,7 @@
                 <w:sz w:val="20"/>
                 <w:szCs w:val="20"/>
               </w:rPr>
-              <w:t xml:space="preserve">1 = tal vez, </w:t>
-            </w:r>
-            <w:proofErr w:type="spellStart"/>
-            <w:r>
-              <w:rPr>
-                <w:rFonts w:ascii="Times New Roman" w:hAnsi="Times New Roman" w:cs="Times New Roman"/>
-                <w:sz w:val="20"/>
-                <w:szCs w:val="20"/>
-              </w:rPr>
-              <w:t>prob</w:t>
-            </w:r>
-            <w:proofErr w:type="spellEnd"/>
-            <w:r>
-              <w:rPr>
-                <w:rFonts w:ascii="Times New Roman" w:hAnsi="Times New Roman" w:cs="Times New Roman"/>
-                <w:sz w:val="20"/>
-                <w:szCs w:val="20"/>
-              </w:rPr>
-              <w:t xml:space="preserve"> y definitivamente sí</w:t>
+              <w:t>1 = tal vez, prob y definitivamente sí</w:t>
             </w:r>
           </w:p>
           <w:p>
@@ -2703,12 +2284,25 @@
           </w:tcPr>
           <w:p>
             <w:pPr>
-              <w:rPr>
-                <w:rFonts w:ascii="Times New Roman" w:hAnsi="Times New Roman" w:cs="Times New Roman"/>
-                <w:sz w:val="20"/>
-                <w:szCs w:val="20"/>
-              </w:rPr>
-            </w:pPr>
+              <w:pStyle w:val="ListParagraph"/>
+              <w:numPr>
+                <w:ilvl w:val="0"/>
+                <w:numId w:val="2"/>
+              </w:numPr>
+              <w:rPr>
+                <w:rFonts w:ascii="Times New Roman" w:hAnsi="Times New Roman" w:cs="Times New Roman"/>
+                <w:sz w:val="20"/>
+                <w:szCs w:val="20"/>
+              </w:rPr>
+            </w:pPr>
+            <w:r>
+              <w:rPr>
+                <w:rFonts w:ascii="Times New Roman" w:hAnsi="Times New Roman" w:cs="Times New Roman"/>
+                <w:sz w:val="20"/>
+                <w:szCs w:val="20"/>
+              </w:rPr>
+              <w:t>Listo</w:t>
+            </w:r>
           </w:p>
         </w:tc>
       </w:tr>
@@ -2764,167 +2358,103 @@
                 <w:szCs w:val="20"/>
                 <w:lang w:val="en-US"/>
               </w:rPr>
-              <w:t>c15_01_trust_parties</w:t>
-            </w:r>
-            <w:r>
-              <w:rPr>
-                <w:rFonts w:ascii="Times New Roman" w:hAnsi="Times New Roman" w:cs="Times New Roman"/>
-                <w:sz w:val="20"/>
-                <w:szCs w:val="20"/>
-                <w:lang w:val="en-US"/>
-              </w:rPr>
-              <w:t>_d</w:t>
-            </w:r>
-          </w:p>
-          <w:p>
-            <w:pPr>
-              <w:rPr>
-                <w:rFonts w:ascii="Times New Roman" w:hAnsi="Times New Roman" w:cs="Times New Roman"/>
-                <w:sz w:val="20"/>
-                <w:szCs w:val="20"/>
-                <w:lang w:val="en-US"/>
-              </w:rPr>
-            </w:pPr>
-            <w:r>
-              <w:rPr>
-                <w:rFonts w:ascii="Times New Roman" w:hAnsi="Times New Roman" w:cs="Times New Roman"/>
-                <w:sz w:val="20"/>
-                <w:szCs w:val="20"/>
-                <w:lang w:val="en-US"/>
-              </w:rPr>
-              <w:t>c15_02_trust_unions</w:t>
-            </w:r>
-            <w:r>
-              <w:rPr>
-                <w:rFonts w:ascii="Times New Roman" w:hAnsi="Times New Roman" w:cs="Times New Roman"/>
-                <w:sz w:val="20"/>
-                <w:szCs w:val="20"/>
-                <w:lang w:val="en-US"/>
-              </w:rPr>
-              <w:t>_d</w:t>
-            </w:r>
-          </w:p>
-          <w:p>
-            <w:pPr>
-              <w:rPr>
-                <w:rFonts w:ascii="Times New Roman" w:hAnsi="Times New Roman" w:cs="Times New Roman"/>
-                <w:sz w:val="20"/>
-                <w:szCs w:val="20"/>
-                <w:lang w:val="en-US"/>
-              </w:rPr>
-            </w:pPr>
-            <w:r>
-              <w:rPr>
-                <w:rFonts w:ascii="Times New Roman" w:hAnsi="Times New Roman" w:cs="Times New Roman"/>
-                <w:sz w:val="20"/>
-                <w:szCs w:val="20"/>
-                <w:lang w:val="en-US"/>
-              </w:rPr>
-              <w:t>c15_03_trust_companies</w:t>
-            </w:r>
-            <w:r>
-              <w:rPr>
-                <w:rFonts w:ascii="Times New Roman" w:hAnsi="Times New Roman" w:cs="Times New Roman"/>
-                <w:sz w:val="20"/>
-                <w:szCs w:val="20"/>
-                <w:lang w:val="en-US"/>
-              </w:rPr>
-              <w:t>_d</w:t>
-            </w:r>
-          </w:p>
-          <w:p>
-            <w:pPr>
-              <w:rPr>
-                <w:rFonts w:ascii="Times New Roman" w:hAnsi="Times New Roman" w:cs="Times New Roman"/>
-                <w:sz w:val="20"/>
-                <w:szCs w:val="20"/>
-                <w:lang w:val="en-US"/>
-              </w:rPr>
-            </w:pPr>
-            <w:r>
-              <w:rPr>
-                <w:rFonts w:ascii="Times New Roman" w:hAnsi="Times New Roman" w:cs="Times New Roman"/>
-                <w:sz w:val="20"/>
-                <w:szCs w:val="20"/>
-                <w:lang w:val="en-US"/>
-              </w:rPr>
-              <w:t>c15_04_trust_laborconfed</w:t>
-            </w:r>
-            <w:r>
-              <w:rPr>
-                <w:rFonts w:ascii="Times New Roman" w:hAnsi="Times New Roman" w:cs="Times New Roman"/>
-                <w:sz w:val="20"/>
-                <w:szCs w:val="20"/>
-                <w:lang w:val="en-US"/>
-              </w:rPr>
-              <w:t>_d</w:t>
-            </w:r>
-          </w:p>
-          <w:p>
-            <w:pPr>
-              <w:rPr>
-                <w:rFonts w:ascii="Times New Roman" w:hAnsi="Times New Roman" w:cs="Times New Roman"/>
-                <w:sz w:val="20"/>
-                <w:szCs w:val="20"/>
-                <w:lang w:val="en-US"/>
-              </w:rPr>
-            </w:pPr>
-            <w:r>
-              <w:rPr>
-                <w:rFonts w:ascii="Times New Roman" w:hAnsi="Times New Roman" w:cs="Times New Roman"/>
-                <w:sz w:val="20"/>
-                <w:szCs w:val="20"/>
-                <w:lang w:val="en-US"/>
-              </w:rPr>
-              <w:t>c15_04_trust_employerassoc</w:t>
-            </w:r>
-            <w:r>
-              <w:rPr>
-                <w:rFonts w:ascii="Times New Roman" w:hAnsi="Times New Roman" w:cs="Times New Roman"/>
-                <w:sz w:val="20"/>
-                <w:szCs w:val="20"/>
-                <w:lang w:val="en-US"/>
-              </w:rPr>
-              <w:t>_d</w:t>
-            </w:r>
-          </w:p>
-          <w:p>
-            <w:pPr>
-              <w:rPr>
-                <w:rFonts w:ascii="Times New Roman" w:hAnsi="Times New Roman" w:cs="Times New Roman"/>
-                <w:sz w:val="20"/>
-                <w:szCs w:val="20"/>
-                <w:lang w:val="en-US"/>
-              </w:rPr>
-            </w:pPr>
-            <w:r>
-              <w:rPr>
-                <w:rFonts w:ascii="Times New Roman" w:hAnsi="Times New Roman" w:cs="Times New Roman"/>
-                <w:sz w:val="20"/>
-                <w:szCs w:val="20"/>
-                <w:lang w:val="en-US"/>
-              </w:rPr>
-              <w:t>c15_04_trust_judiciary</w:t>
-            </w:r>
-            <w:r>
-              <w:rPr>
-                <w:rFonts w:ascii="Times New Roman" w:hAnsi="Times New Roman" w:cs="Times New Roman"/>
-                <w:sz w:val="20"/>
-                <w:szCs w:val="20"/>
-                <w:lang w:val="en-US"/>
-              </w:rPr>
-              <w:t>_d</w:t>
-            </w:r>
-          </w:p>
-          <w:p>
-            <w:pPr>
-              <w:rPr>
-                <w:rFonts w:ascii="Times New Roman" w:hAnsi="Times New Roman" w:cs="Times New Roman"/>
-                <w:sz w:val="20"/>
-                <w:szCs w:val="20"/>
-                <w:lang w:val="en-US"/>
-              </w:rPr>
-            </w:pPr>
+              <w:t>c15_01_trust_parties_d</w:t>
+            </w:r>
+          </w:p>
+          <w:p>
+            <w:pPr>
+              <w:rPr>
+                <w:rFonts w:ascii="Times New Roman" w:hAnsi="Times New Roman" w:cs="Times New Roman"/>
+                <w:sz w:val="20"/>
+                <w:szCs w:val="20"/>
+                <w:lang w:val="en-US"/>
+              </w:rPr>
+            </w:pPr>
+            <w:r>
+              <w:rPr>
+                <w:rFonts w:ascii="Times New Roman" w:hAnsi="Times New Roman" w:cs="Times New Roman"/>
+                <w:sz w:val="20"/>
+                <w:szCs w:val="20"/>
+                <w:lang w:val="en-US"/>
+              </w:rPr>
+              <w:t>c15_02_trust_unions_d</w:t>
+            </w:r>
+          </w:p>
+          <w:p>
+            <w:pPr>
+              <w:rPr>
+                <w:rFonts w:ascii="Times New Roman" w:hAnsi="Times New Roman" w:cs="Times New Roman"/>
+                <w:sz w:val="20"/>
+                <w:szCs w:val="20"/>
+                <w:lang w:val="en-US"/>
+              </w:rPr>
+            </w:pPr>
+            <w:r>
+              <w:rPr>
+                <w:rFonts w:ascii="Times New Roman" w:hAnsi="Times New Roman" w:cs="Times New Roman"/>
+                <w:sz w:val="20"/>
+                <w:szCs w:val="20"/>
+                <w:lang w:val="en-US"/>
+              </w:rPr>
+              <w:t>c15_03_trust_companies_d</w:t>
+            </w:r>
+          </w:p>
+          <w:p>
+            <w:pPr>
+              <w:rPr>
+                <w:rFonts w:ascii="Times New Roman" w:hAnsi="Times New Roman" w:cs="Times New Roman"/>
+                <w:sz w:val="20"/>
+                <w:szCs w:val="20"/>
+                <w:lang w:val="en-US"/>
+              </w:rPr>
+            </w:pPr>
+            <w:r>
+              <w:rPr>
+                <w:rFonts w:ascii="Times New Roman" w:hAnsi="Times New Roman" w:cs="Times New Roman"/>
+                <w:sz w:val="20"/>
+                <w:szCs w:val="20"/>
+                <w:lang w:val="en-US"/>
+              </w:rPr>
+              <w:t>c15_04_trust_laborconfed_d</w:t>
+            </w:r>
+          </w:p>
+          <w:p>
+            <w:pPr>
+              <w:rPr>
+                <w:rFonts w:ascii="Times New Roman" w:hAnsi="Times New Roman" w:cs="Times New Roman"/>
+                <w:sz w:val="20"/>
+                <w:szCs w:val="20"/>
+                <w:lang w:val="en-US"/>
+              </w:rPr>
+            </w:pPr>
+            <w:r>
+              <w:rPr>
+                <w:rFonts w:ascii="Times New Roman" w:hAnsi="Times New Roman" w:cs="Times New Roman"/>
+                <w:sz w:val="20"/>
+                <w:szCs w:val="20"/>
+                <w:lang w:val="en-US"/>
+              </w:rPr>
+              <w:t>c15_04_trust_employerassoc_d</w:t>
+            </w:r>
+          </w:p>
+          <w:p>
+            <w:pPr>
+              <w:rPr>
+                <w:rFonts w:ascii="Times New Roman" w:hAnsi="Times New Roman" w:cs="Times New Roman"/>
+                <w:sz w:val="20"/>
+                <w:szCs w:val="20"/>
+                <w:lang w:val="en-US"/>
+              </w:rPr>
+            </w:pPr>
+            <w:r>
+              <w:rPr>
+                <w:rFonts w:ascii="Times New Roman" w:hAnsi="Times New Roman" w:cs="Times New Roman"/>
+                <w:sz w:val="20"/>
+                <w:szCs w:val="20"/>
+                <w:lang w:val="en-US"/>
+              </w:rPr>
+              <w:t>c15_04_trust_judiciary_d</w:t>
+            </w:r>
           </w:p>
         </w:tc>
         <w:tc>
@@ -2972,12 +2502,25 @@
           </w:tcPr>
           <w:p>
             <w:pPr>
-              <w:rPr>
-                <w:rFonts w:ascii="Times New Roman" w:hAnsi="Times New Roman" w:cs="Times New Roman"/>
-                <w:sz w:val="20"/>
-                <w:szCs w:val="20"/>
-              </w:rPr>
-            </w:pPr>
+              <w:pStyle w:val="ListParagraph"/>
+              <w:numPr>
+                <w:ilvl w:val="0"/>
+                <w:numId w:val="2"/>
+              </w:numPr>
+              <w:rPr>
+                <w:rFonts w:ascii="Times New Roman" w:hAnsi="Times New Roman" w:cs="Times New Roman"/>
+                <w:sz w:val="20"/>
+                <w:szCs w:val="20"/>
+              </w:rPr>
+            </w:pPr>
+            <w:r>
+              <w:rPr>
+                <w:rFonts w:ascii="Times New Roman" w:hAnsi="Times New Roman" w:cs="Times New Roman"/>
+                <w:sz w:val="20"/>
+                <w:szCs w:val="20"/>
+              </w:rPr>
+              <w:t>Listo</w:t>
+            </w:r>
           </w:p>
         </w:tc>
       </w:tr>
@@ -2994,6 +2537,23 @@
                 <w:szCs w:val="20"/>
               </w:rPr>
             </w:pPr>
+            <w:r>
+              <w:rPr>
+                <w:rFonts w:ascii="Times New Roman" w:hAnsi="Times New Roman" w:cs="Times New Roman"/>
+                <w:sz w:val="20"/>
+                <w:szCs w:val="20"/>
+              </w:rPr>
+              <w:t>- c15</w:t>
+            </w:r>
+          </w:p>
+          <w:p>
+            <w:pPr>
+              <w:rPr>
+                <w:rFonts w:ascii="Times New Roman" w:hAnsi="Times New Roman" w:cs="Times New Roman"/>
+                <w:sz w:val="20"/>
+                <w:szCs w:val="20"/>
+              </w:rPr>
+            </w:pPr>
           </w:p>
         </w:tc>
         <w:tc>
@@ -3092,7 +2652,6 @@
                 <w:szCs w:val="20"/>
                 <w:lang w:val="en-US"/>
               </w:rPr>
-              <w:lastRenderedPageBreak/>
               <w:t>c15_04_trust_employerassoc</w:t>
             </w:r>
           </w:p>
@@ -3115,16 +2674,6 @@
               <w:t>c15_04_trust_judiciary</w:t>
             </w:r>
           </w:p>
-          <w:p>
-            <w:pPr>
-              <w:rPr>
-                <w:rFonts w:ascii="Times New Roman" w:hAnsi="Times New Roman" w:cs="Times New Roman"/>
-                <w:sz w:val="20"/>
-                <w:szCs w:val="20"/>
-                <w:lang w:val="en-US"/>
-              </w:rPr>
-            </w:pPr>
-          </w:p>
         </w:tc>
         <w:tc>
           <w:tcPr>
@@ -3144,7 +2693,6 @@
                 <w:sz w:val="20"/>
                 <w:szCs w:val="20"/>
               </w:rPr>
-              <w:lastRenderedPageBreak/>
               <w:t>Escala de 1 a 5 (variable numérica)</w:t>
             </w:r>
           </w:p>
@@ -3172,34 +2720,32 @@
           </w:tcPr>
           <w:p>
             <w:pPr>
-              <w:rPr>
-                <w:rFonts w:ascii="Times New Roman" w:hAnsi="Times New Roman" w:cs="Times New Roman"/>
-                <w:sz w:val="20"/>
-                <w:szCs w:val="20"/>
-              </w:rPr>
-            </w:pPr>
+              <w:pStyle w:val="ListParagraph"/>
+              <w:numPr>
+                <w:ilvl w:val="0"/>
+                <w:numId w:val="2"/>
+              </w:numPr>
+              <w:rPr>
+                <w:rFonts w:ascii="Times New Roman" w:hAnsi="Times New Roman" w:cs="Times New Roman"/>
+                <w:sz w:val="20"/>
+                <w:szCs w:val="20"/>
+              </w:rPr>
+            </w:pPr>
+            <w:r>
+              <w:rPr>
+                <w:rFonts w:ascii="Times New Roman" w:hAnsi="Times New Roman" w:cs="Times New Roman"/>
+                <w:sz w:val="20"/>
+                <w:szCs w:val="20"/>
+              </w:rPr>
+              <w:t>Listo</w:t>
+            </w:r>
           </w:p>
         </w:tc>
       </w:tr>
     </w:tbl>
     <w:p>
       <w:pPr>
-        <w:rPr>
-          <w:rFonts w:ascii="Times New Roman" w:hAnsi="Times New Roman" w:cs="Times New Roman"/>
-        </w:rPr>
-      </w:pPr>
-    </w:p>
-    <w:p>
-      <w:pPr>
-        <w:rPr>
-          <w:rFonts w:ascii="Times New Roman" w:hAnsi="Times New Roman" w:cs="Times New Roman"/>
-          <w:b/>
-          <w:bCs/>
-        </w:rPr>
-      </w:pPr>
-    </w:p>
-    <w:p>
-      <w:pPr>
+        <w:spacing w:before="240" w:after="240"/>
         <w:rPr>
           <w:rFonts w:ascii="Times New Roman" w:hAnsi="Times New Roman" w:cs="Times New Roman"/>
           <w:b/>
@@ -3214,6 +2760,7 @@
           <w:bCs/>
           <w:lang w:val="en-US"/>
         </w:rPr>
+        <w:lastRenderedPageBreak/>
         <w:t xml:space="preserve">Cap. </w:t>
       </w:r>
       <w:r>
@@ -3228,7 +2775,7 @@
     </w:p>
     <w:tbl>
       <w:tblPr>
-        <w:tblStyle w:val="Tablaconcuadrcula"/>
+        <w:tblStyle w:val="TableGrid"/>
         <w:tblW w:w="0" w:type="auto"/>
         <w:tblLook w:val="04A0" w:firstRow="1" w:lastRow="0" w:firstColumn="1" w:lastColumn="0" w:noHBand="0" w:noVBand="1"/>
       </w:tblPr>
@@ -3371,43 +2918,7 @@
                 <w:sz w:val="20"/>
                 <w:szCs w:val="20"/>
               </w:rPr>
-              <w:t xml:space="preserve"> (</w:t>
-            </w:r>
-            <w:proofErr w:type="spellStart"/>
-            <w:r>
-              <w:rPr>
-                <w:rFonts w:ascii="Times New Roman" w:hAnsi="Times New Roman" w:cs="Times New Roman"/>
-                <w:sz w:val="20"/>
-                <w:szCs w:val="20"/>
-              </w:rPr>
-              <w:t>perceived</w:t>
-            </w:r>
-            <w:proofErr w:type="spellEnd"/>
-            <w:r>
-              <w:rPr>
-                <w:rFonts w:ascii="Times New Roman" w:hAnsi="Times New Roman" w:cs="Times New Roman"/>
-                <w:sz w:val="20"/>
-                <w:szCs w:val="20"/>
-              </w:rPr>
-              <w:t xml:space="preserve"> </w:t>
-            </w:r>
-            <w:proofErr w:type="spellStart"/>
-            <w:r>
-              <w:rPr>
-                <w:rFonts w:ascii="Times New Roman" w:hAnsi="Times New Roman" w:cs="Times New Roman"/>
-                <w:sz w:val="20"/>
-                <w:szCs w:val="20"/>
-              </w:rPr>
-              <w:t>conflict</w:t>
-            </w:r>
-            <w:proofErr w:type="spellEnd"/>
-            <w:r>
-              <w:rPr>
-                <w:rFonts w:ascii="Times New Roman" w:hAnsi="Times New Roman" w:cs="Times New Roman"/>
-                <w:sz w:val="20"/>
-                <w:szCs w:val="20"/>
-              </w:rPr>
-              <w:t>)</w:t>
+              <w:t xml:space="preserve"> (perceived conflict)</w:t>
             </w:r>
           </w:p>
         </w:tc>
@@ -3510,16 +3021,6 @@
               <w:t>c05_05_precariousness</w:t>
             </w:r>
           </w:p>
-          <w:p>
-            <w:pPr>
-              <w:rPr>
-                <w:rFonts w:ascii="Times New Roman" w:hAnsi="Times New Roman" w:cs="Times New Roman"/>
-                <w:sz w:val="20"/>
-                <w:szCs w:val="20"/>
-                <w:lang w:val="en-US"/>
-              </w:rPr>
-            </w:pPr>
-          </w:p>
         </w:tc>
         <w:tc>
           <w:tcPr>
@@ -3567,13 +3068,27 @@
           </w:tcPr>
           <w:p>
             <w:pPr>
-              <w:rPr>
-                <w:rFonts w:ascii="Times New Roman" w:hAnsi="Times New Roman" w:cs="Times New Roman"/>
-                <w:sz w:val="20"/>
-                <w:szCs w:val="20"/>
-                <w:lang w:val="en-US"/>
-              </w:rPr>
-            </w:pPr>
+              <w:pStyle w:val="ListParagraph"/>
+              <w:numPr>
+                <w:ilvl w:val="0"/>
+                <w:numId w:val="2"/>
+              </w:numPr>
+              <w:rPr>
+                <w:rFonts w:ascii="Times New Roman" w:hAnsi="Times New Roman" w:cs="Times New Roman"/>
+                <w:sz w:val="20"/>
+                <w:szCs w:val="20"/>
+                <w:lang w:val="en-US"/>
+              </w:rPr>
+            </w:pPr>
+            <w:r>
+              <w:rPr>
+                <w:rFonts w:ascii="Times New Roman" w:hAnsi="Times New Roman" w:cs="Times New Roman"/>
+                <w:sz w:val="20"/>
+                <w:szCs w:val="20"/>
+                <w:lang w:val="en-US"/>
+              </w:rPr>
+              <w:t>Listo</w:t>
+            </w:r>
           </w:p>
         </w:tc>
       </w:tr>
@@ -3607,27 +3122,7 @@
                 <w:szCs w:val="20"/>
                 <w:lang w:val="en-US"/>
               </w:rPr>
-              <w:t xml:space="preserve"> (</w:t>
-            </w:r>
-            <w:proofErr w:type="spellStart"/>
-            <w:r>
-              <w:rPr>
-                <w:rFonts w:ascii="Times New Roman" w:hAnsi="Times New Roman" w:cs="Times New Roman"/>
-                <w:sz w:val="20"/>
-                <w:szCs w:val="20"/>
-                <w:lang w:val="en-US"/>
-              </w:rPr>
-              <w:t>igual</w:t>
-            </w:r>
-            <w:proofErr w:type="spellEnd"/>
-            <w:r>
-              <w:rPr>
-                <w:rFonts w:ascii="Times New Roman" w:hAnsi="Times New Roman" w:cs="Times New Roman"/>
-                <w:sz w:val="20"/>
-                <w:szCs w:val="20"/>
-                <w:lang w:val="en-US"/>
-              </w:rPr>
-              <w:t>)</w:t>
+              <w:t xml:space="preserve"> (igual)</w:t>
             </w:r>
           </w:p>
         </w:tc>
@@ -3673,26 +3168,6 @@
               <w:t>c06_05_informality</w:t>
             </w:r>
           </w:p>
-          <w:p>
-            <w:pPr>
-              <w:rPr>
-                <w:rFonts w:ascii="Times New Roman" w:hAnsi="Times New Roman" w:cs="Times New Roman"/>
-                <w:sz w:val="20"/>
-                <w:szCs w:val="20"/>
-                <w:lang w:val="en-US"/>
-              </w:rPr>
-            </w:pPr>
-          </w:p>
-          <w:p>
-            <w:pPr>
-              <w:rPr>
-                <w:rFonts w:ascii="Times New Roman" w:hAnsi="Times New Roman" w:cs="Times New Roman"/>
-                <w:sz w:val="20"/>
-                <w:szCs w:val="20"/>
-                <w:lang w:val="en-US"/>
-              </w:rPr>
-            </w:pPr>
-          </w:p>
         </w:tc>
         <w:tc>
           <w:tcPr>
@@ -3740,13 +3215,27 @@
           </w:tcPr>
           <w:p>
             <w:pPr>
-              <w:rPr>
-                <w:rFonts w:ascii="Times New Roman" w:hAnsi="Times New Roman" w:cs="Times New Roman"/>
-                <w:sz w:val="20"/>
-                <w:szCs w:val="20"/>
-                <w:lang w:val="en-US"/>
-              </w:rPr>
-            </w:pPr>
+              <w:pStyle w:val="ListParagraph"/>
+              <w:numPr>
+                <w:ilvl w:val="0"/>
+                <w:numId w:val="2"/>
+              </w:numPr>
+              <w:rPr>
+                <w:rFonts w:ascii="Times New Roman" w:hAnsi="Times New Roman" w:cs="Times New Roman"/>
+                <w:sz w:val="20"/>
+                <w:szCs w:val="20"/>
+                <w:lang w:val="en-US"/>
+              </w:rPr>
+            </w:pPr>
+            <w:r>
+              <w:rPr>
+                <w:rFonts w:ascii="Times New Roman" w:hAnsi="Times New Roman" w:cs="Times New Roman"/>
+                <w:sz w:val="20"/>
+                <w:szCs w:val="20"/>
+                <w:lang w:val="en-US"/>
+              </w:rPr>
+              <w:t>Listo</w:t>
+            </w:r>
           </w:p>
         </w:tc>
       </w:tr>
@@ -3883,16 +3372,6 @@
               <w:t>c07_06_education</w:t>
             </w:r>
           </w:p>
-          <w:p>
-            <w:pPr>
-              <w:rPr>
-                <w:rFonts w:ascii="Times New Roman" w:hAnsi="Times New Roman" w:cs="Times New Roman"/>
-                <w:sz w:val="20"/>
-                <w:szCs w:val="20"/>
-                <w:lang w:val="en-US"/>
-              </w:rPr>
-            </w:pPr>
-          </w:p>
         </w:tc>
         <w:tc>
           <w:tcPr>
@@ -3940,13 +3419,27 @@
           </w:tcPr>
           <w:p>
             <w:pPr>
-              <w:rPr>
-                <w:rFonts w:ascii="Times New Roman" w:hAnsi="Times New Roman" w:cs="Times New Roman"/>
-                <w:sz w:val="20"/>
-                <w:szCs w:val="20"/>
-                <w:lang w:val="en-US"/>
-              </w:rPr>
-            </w:pPr>
+              <w:pStyle w:val="ListParagraph"/>
+              <w:numPr>
+                <w:ilvl w:val="0"/>
+                <w:numId w:val="2"/>
+              </w:numPr>
+              <w:rPr>
+                <w:rFonts w:ascii="Times New Roman" w:hAnsi="Times New Roman" w:cs="Times New Roman"/>
+                <w:sz w:val="20"/>
+                <w:szCs w:val="20"/>
+                <w:lang w:val="en-US"/>
+              </w:rPr>
+            </w:pPr>
+            <w:r>
+              <w:rPr>
+                <w:rFonts w:ascii="Times New Roman" w:hAnsi="Times New Roman" w:cs="Times New Roman"/>
+                <w:sz w:val="20"/>
+                <w:szCs w:val="20"/>
+                <w:lang w:val="en-US"/>
+              </w:rPr>
+              <w:t>Listo</w:t>
+            </w:r>
           </w:p>
         </w:tc>
       </w:tr>
@@ -4055,16 +3548,6 @@
               <w:t>c14_04_workers</w:t>
             </w:r>
           </w:p>
-          <w:p>
-            <w:pPr>
-              <w:rPr>
-                <w:rFonts w:ascii="Times New Roman" w:hAnsi="Times New Roman" w:cs="Times New Roman"/>
-                <w:sz w:val="20"/>
-                <w:szCs w:val="20"/>
-                <w:lang w:val="en-US"/>
-              </w:rPr>
-            </w:pPr>
-          </w:p>
         </w:tc>
         <w:tc>
           <w:tcPr>
@@ -4112,13 +3595,27 @@
           </w:tcPr>
           <w:p>
             <w:pPr>
-              <w:rPr>
-                <w:rFonts w:ascii="Times New Roman" w:hAnsi="Times New Roman" w:cs="Times New Roman"/>
-                <w:sz w:val="20"/>
-                <w:szCs w:val="20"/>
-                <w:lang w:val="en-US"/>
-              </w:rPr>
-            </w:pPr>
+              <w:pStyle w:val="ListParagraph"/>
+              <w:numPr>
+                <w:ilvl w:val="0"/>
+                <w:numId w:val="2"/>
+              </w:numPr>
+              <w:rPr>
+                <w:rFonts w:ascii="Times New Roman" w:hAnsi="Times New Roman" w:cs="Times New Roman"/>
+                <w:sz w:val="20"/>
+                <w:szCs w:val="20"/>
+                <w:lang w:val="en-US"/>
+              </w:rPr>
+            </w:pPr>
+            <w:r>
+              <w:rPr>
+                <w:rFonts w:ascii="Times New Roman" w:hAnsi="Times New Roman" w:cs="Times New Roman"/>
+                <w:sz w:val="20"/>
+                <w:szCs w:val="20"/>
+                <w:lang w:val="en-US"/>
+              </w:rPr>
+              <w:t>Listo</w:t>
+            </w:r>
           </w:p>
         </w:tc>
       </w:tr>
@@ -4189,18 +3686,41 @@
                 <w:sz w:val="20"/>
                 <w:szCs w:val="20"/>
               </w:rPr>
-              <w:t xml:space="preserve">1 = </w:t>
-            </w:r>
-            <w:proofErr w:type="spellStart"/>
-            <w:r>
-              <w:rPr>
-                <w:rFonts w:ascii="Times New Roman" w:hAnsi="Times New Roman" w:cs="Times New Roman"/>
-                <w:sz w:val="20"/>
-                <w:szCs w:val="20"/>
-              </w:rPr>
-              <w:t>working</w:t>
-            </w:r>
-            <w:proofErr w:type="spellEnd"/>
+              <w:t>1 = working class (clase baja + clase trabajadora)</w:t>
+            </w:r>
+          </w:p>
+          <w:p>
+            <w:pPr>
+              <w:rPr>
+                <w:rFonts w:ascii="Times New Roman" w:hAnsi="Times New Roman" w:cs="Times New Roman"/>
+                <w:sz w:val="20"/>
+                <w:szCs w:val="20"/>
+              </w:rPr>
+            </w:pPr>
+            <w:r>
+              <w:rPr>
+                <w:rFonts w:ascii="Times New Roman" w:hAnsi="Times New Roman" w:cs="Times New Roman"/>
+                <w:sz w:val="20"/>
+                <w:szCs w:val="20"/>
+              </w:rPr>
+              <w:t xml:space="preserve">0 = todo el resto (incluye </w:t>
+            </w:r>
+            <w:r>
+              <w:rPr>
+                <w:rFonts w:ascii="Times New Roman" w:hAnsi="Times New Roman" w:cs="Times New Roman"/>
+                <w:sz w:val="20"/>
+                <w:szCs w:val="20"/>
+              </w:rPr>
+              <w:t>NS/NR</w:t>
+            </w:r>
+            <w:r>
+              <w:rPr>
+                <w:rFonts w:ascii="Times New Roman" w:hAnsi="Times New Roman" w:cs="Times New Roman"/>
+                <w:sz w:val="20"/>
+                <w:szCs w:val="20"/>
+              </w:rPr>
+              <w:t>)</w:t>
+            </w:r>
             <w:r>
               <w:rPr>
                 <w:rFonts w:ascii="Times New Roman" w:hAnsi="Times New Roman" w:cs="Times New Roman"/>
@@ -4209,74 +3729,6 @@
               </w:rPr>
               <w:t xml:space="preserve"> </w:t>
             </w:r>
-            <w:proofErr w:type="spellStart"/>
-            <w:r>
-              <w:rPr>
-                <w:rFonts w:ascii="Times New Roman" w:hAnsi="Times New Roman" w:cs="Times New Roman"/>
-                <w:sz w:val="20"/>
-                <w:szCs w:val="20"/>
-              </w:rPr>
-              <w:t>class</w:t>
-            </w:r>
-            <w:proofErr w:type="spellEnd"/>
-            <w:r>
-              <w:rPr>
-                <w:rFonts w:ascii="Times New Roman" w:hAnsi="Times New Roman" w:cs="Times New Roman"/>
-                <w:sz w:val="20"/>
-                <w:szCs w:val="20"/>
-              </w:rPr>
-              <w:t xml:space="preserve"> (clase baja + clase trabajadora)</w:t>
-            </w:r>
-          </w:p>
-          <w:p>
-            <w:pPr>
-              <w:rPr>
-                <w:rFonts w:ascii="Times New Roman" w:hAnsi="Times New Roman" w:cs="Times New Roman"/>
-                <w:sz w:val="20"/>
-                <w:szCs w:val="20"/>
-              </w:rPr>
-            </w:pPr>
-            <w:r>
-              <w:rPr>
-                <w:rFonts w:ascii="Times New Roman" w:hAnsi="Times New Roman" w:cs="Times New Roman"/>
-                <w:sz w:val="20"/>
-                <w:szCs w:val="20"/>
-              </w:rPr>
-              <w:t xml:space="preserve">0 = todo el resto (incluye </w:t>
-            </w:r>
-            <w:r>
-              <w:rPr>
-                <w:rFonts w:ascii="Times New Roman" w:hAnsi="Times New Roman" w:cs="Times New Roman"/>
-                <w:sz w:val="20"/>
-                <w:szCs w:val="20"/>
-              </w:rPr>
-              <w:t>NS/NR</w:t>
-            </w:r>
-            <w:r>
-              <w:rPr>
-                <w:rFonts w:ascii="Times New Roman" w:hAnsi="Times New Roman" w:cs="Times New Roman"/>
-                <w:sz w:val="20"/>
-                <w:szCs w:val="20"/>
-              </w:rPr>
-              <w:t>)</w:t>
-            </w:r>
-          </w:p>
-          <w:p>
-            <w:pPr>
-              <w:rPr>
-                <w:rFonts w:ascii="Times New Roman" w:hAnsi="Times New Roman" w:cs="Times New Roman"/>
-                <w:sz w:val="20"/>
-                <w:szCs w:val="20"/>
-              </w:rPr>
-            </w:pPr>
-            <w:r>
-              <w:rPr>
-                <w:rFonts w:ascii="Times New Roman" w:hAnsi="Times New Roman" w:cs="Times New Roman"/>
-                <w:sz w:val="20"/>
-                <w:szCs w:val="20"/>
-              </w:rPr>
-              <w:t xml:space="preserve"> </w:t>
-            </w:r>
           </w:p>
         </w:tc>
         <w:tc>
@@ -4285,12 +3737,26 @@
           </w:tcPr>
           <w:p>
             <w:pPr>
-              <w:rPr>
-                <w:rFonts w:ascii="Times New Roman" w:hAnsi="Times New Roman" w:cs="Times New Roman"/>
-                <w:sz w:val="20"/>
-                <w:szCs w:val="20"/>
-              </w:rPr>
-            </w:pPr>
+              <w:pStyle w:val="ListParagraph"/>
+              <w:numPr>
+                <w:ilvl w:val="0"/>
+                <w:numId w:val="2"/>
+              </w:numPr>
+              <w:rPr>
+                <w:rFonts w:ascii="Times New Roman" w:hAnsi="Times New Roman" w:cs="Times New Roman"/>
+                <w:sz w:val="20"/>
+                <w:szCs w:val="20"/>
+              </w:rPr>
+            </w:pPr>
+            <w:r>
+              <w:rPr>
+                <w:rFonts w:ascii="Times New Roman" w:hAnsi="Times New Roman" w:cs="Times New Roman"/>
+                <w:sz w:val="20"/>
+                <w:szCs w:val="20"/>
+                <w:lang w:val="en-US"/>
+              </w:rPr>
+              <w:t>Listo</w:t>
+            </w:r>
           </w:p>
         </w:tc>
       </w:tr>
@@ -4388,43 +3854,7 @@
                 <w:sz w:val="20"/>
                 <w:szCs w:val="20"/>
               </w:rPr>
-              <w:t xml:space="preserve">0 = no </w:t>
-            </w:r>
-            <w:proofErr w:type="spellStart"/>
-            <w:r>
-              <w:rPr>
-                <w:rFonts w:ascii="Times New Roman" w:hAnsi="Times New Roman" w:cs="Times New Roman"/>
-                <w:sz w:val="20"/>
-                <w:szCs w:val="20"/>
-              </w:rPr>
-              <w:t>working</w:t>
-            </w:r>
-            <w:proofErr w:type="spellEnd"/>
-            <w:r>
-              <w:rPr>
-                <w:rFonts w:ascii="Times New Roman" w:hAnsi="Times New Roman" w:cs="Times New Roman"/>
-                <w:sz w:val="20"/>
-                <w:szCs w:val="20"/>
-              </w:rPr>
-              <w:t xml:space="preserve"> </w:t>
-            </w:r>
-            <w:proofErr w:type="spellStart"/>
-            <w:r>
-              <w:rPr>
-                <w:rFonts w:ascii="Times New Roman" w:hAnsi="Times New Roman" w:cs="Times New Roman"/>
-                <w:sz w:val="20"/>
-                <w:szCs w:val="20"/>
-              </w:rPr>
-              <w:t>class</w:t>
-            </w:r>
-            <w:proofErr w:type="spellEnd"/>
-            <w:r>
-              <w:rPr>
-                <w:rFonts w:ascii="Times New Roman" w:hAnsi="Times New Roman" w:cs="Times New Roman"/>
-                <w:sz w:val="20"/>
-                <w:szCs w:val="20"/>
-              </w:rPr>
-              <w:t xml:space="preserve"> id (todos los 0 </w:t>
+              <w:t xml:space="preserve">0 = no working class id (todos los 0 </w:t>
             </w:r>
             <w:r>
               <w:rPr>
@@ -4452,15 +3882,6 @@
               <w:t>1 a 5 = escala de quienes se identifican como clase baja o trabajadora (todos los 1 de la variable anterior)</w:t>
             </w:r>
           </w:p>
-          <w:p>
-            <w:pPr>
-              <w:rPr>
-                <w:rFonts w:ascii="Times New Roman" w:hAnsi="Times New Roman" w:cs="Times New Roman"/>
-                <w:sz w:val="20"/>
-                <w:szCs w:val="20"/>
-              </w:rPr>
-            </w:pPr>
-          </w:p>
         </w:tc>
         <w:tc>
           <w:tcPr>
@@ -4468,12 +3889,26 @@
           </w:tcPr>
           <w:p>
             <w:pPr>
-              <w:rPr>
-                <w:rFonts w:ascii="Times New Roman" w:hAnsi="Times New Roman" w:cs="Times New Roman"/>
-                <w:sz w:val="20"/>
-                <w:szCs w:val="20"/>
-              </w:rPr>
-            </w:pPr>
+              <w:pStyle w:val="ListParagraph"/>
+              <w:numPr>
+                <w:ilvl w:val="0"/>
+                <w:numId w:val="2"/>
+              </w:numPr>
+              <w:rPr>
+                <w:rFonts w:ascii="Times New Roman" w:hAnsi="Times New Roman" w:cs="Times New Roman"/>
+                <w:sz w:val="20"/>
+                <w:szCs w:val="20"/>
+              </w:rPr>
+            </w:pPr>
+            <w:r>
+              <w:rPr>
+                <w:rFonts w:ascii="Times New Roman" w:hAnsi="Times New Roman" w:cs="Times New Roman"/>
+                <w:sz w:val="20"/>
+                <w:szCs w:val="20"/>
+                <w:lang w:val="en-US"/>
+              </w:rPr>
+              <w:t>Listo</w:t>
+            </w:r>
           </w:p>
         </w:tc>
       </w:tr>
@@ -4498,7 +3933,6 @@
                 <w:szCs w:val="20"/>
                 <w:lang w:val="en-US"/>
               </w:rPr>
-              <w:lastRenderedPageBreak/>
               <w:t>- d03</w:t>
             </w:r>
           </w:p>
@@ -4563,43 +3997,7 @@
                 <w:sz w:val="20"/>
                 <w:szCs w:val="20"/>
               </w:rPr>
-              <w:t xml:space="preserve">1 = </w:t>
-            </w:r>
-            <w:proofErr w:type="spellStart"/>
-            <w:r>
-              <w:rPr>
-                <w:rFonts w:ascii="Times New Roman" w:hAnsi="Times New Roman" w:cs="Times New Roman"/>
-                <w:sz w:val="20"/>
-                <w:szCs w:val="20"/>
-              </w:rPr>
-              <w:t>working</w:t>
-            </w:r>
-            <w:proofErr w:type="spellEnd"/>
-            <w:r>
-              <w:rPr>
-                <w:rFonts w:ascii="Times New Roman" w:hAnsi="Times New Roman" w:cs="Times New Roman"/>
-                <w:sz w:val="20"/>
-                <w:szCs w:val="20"/>
-              </w:rPr>
-              <w:t xml:space="preserve"> </w:t>
-            </w:r>
-            <w:proofErr w:type="spellStart"/>
-            <w:r>
-              <w:rPr>
-                <w:rFonts w:ascii="Times New Roman" w:hAnsi="Times New Roman" w:cs="Times New Roman"/>
-                <w:sz w:val="20"/>
-                <w:szCs w:val="20"/>
-              </w:rPr>
-              <w:t>class</w:t>
-            </w:r>
-            <w:proofErr w:type="spellEnd"/>
-            <w:r>
-              <w:rPr>
-                <w:rFonts w:ascii="Times New Roman" w:hAnsi="Times New Roman" w:cs="Times New Roman"/>
-                <w:sz w:val="20"/>
-                <w:szCs w:val="20"/>
-              </w:rPr>
-              <w:t xml:space="preserve"> (clase trabajadora + el pueblo + clase obrera; incluir además “otra” que sea similar)</w:t>
+              <w:t>1 = working class (clase trabajadora + el pueblo + clase obrera; incluir además “otra” que sea similar)</w:t>
             </w:r>
           </w:p>
           <w:p>
@@ -4635,15 +4033,6 @@
               <w:t>incluye NS / NR)</w:t>
             </w:r>
           </w:p>
-          <w:p>
-            <w:pPr>
-              <w:rPr>
-                <w:rFonts w:ascii="Times New Roman" w:hAnsi="Times New Roman" w:cs="Times New Roman"/>
-                <w:sz w:val="20"/>
-                <w:szCs w:val="20"/>
-              </w:rPr>
-            </w:pPr>
-          </w:p>
         </w:tc>
         <w:tc>
           <w:tcPr>
@@ -4651,12 +4040,26 @@
           </w:tcPr>
           <w:p>
             <w:pPr>
-              <w:rPr>
-                <w:rFonts w:ascii="Times New Roman" w:hAnsi="Times New Roman" w:cs="Times New Roman"/>
-                <w:sz w:val="20"/>
-                <w:szCs w:val="20"/>
-              </w:rPr>
-            </w:pPr>
+              <w:pStyle w:val="ListParagraph"/>
+              <w:numPr>
+                <w:ilvl w:val="0"/>
+                <w:numId w:val="2"/>
+              </w:numPr>
+              <w:rPr>
+                <w:rFonts w:ascii="Times New Roman" w:hAnsi="Times New Roman" w:cs="Times New Roman"/>
+                <w:sz w:val="20"/>
+                <w:szCs w:val="20"/>
+              </w:rPr>
+            </w:pPr>
+            <w:r>
+              <w:rPr>
+                <w:rFonts w:ascii="Times New Roman" w:hAnsi="Times New Roman" w:cs="Times New Roman"/>
+                <w:sz w:val="20"/>
+                <w:szCs w:val="20"/>
+                <w:lang w:val="en-US"/>
+              </w:rPr>
+              <w:t>Listo</w:t>
+            </w:r>
           </w:p>
         </w:tc>
       </w:tr>
@@ -4671,6 +4074,25 @@
                 <w:rFonts w:ascii="Times New Roman" w:hAnsi="Times New Roman" w:cs="Times New Roman"/>
                 <w:sz w:val="20"/>
                 <w:szCs w:val="20"/>
+                <w:lang w:val="en-US"/>
+              </w:rPr>
+            </w:pPr>
+            <w:r>
+              <w:rPr>
+                <w:rFonts w:ascii="Times New Roman" w:hAnsi="Times New Roman" w:cs="Times New Roman"/>
+                <w:sz w:val="20"/>
+                <w:szCs w:val="20"/>
+                <w:lang w:val="en-US"/>
+              </w:rPr>
+              <w:t>- d03</w:t>
+            </w:r>
+          </w:p>
+          <w:p>
+            <w:pPr>
+              <w:rPr>
+                <w:rFonts w:ascii="Times New Roman" w:hAnsi="Times New Roman" w:cs="Times New Roman"/>
+                <w:sz w:val="20"/>
+                <w:szCs w:val="20"/>
               </w:rPr>
             </w:pPr>
           </w:p>
@@ -4768,43 +4190,7 @@
                 <w:sz w:val="20"/>
                 <w:szCs w:val="20"/>
               </w:rPr>
-              <w:t xml:space="preserve">1 = </w:t>
-            </w:r>
-            <w:proofErr w:type="spellStart"/>
-            <w:r>
-              <w:rPr>
-                <w:rFonts w:ascii="Times New Roman" w:hAnsi="Times New Roman" w:cs="Times New Roman"/>
-                <w:sz w:val="20"/>
-                <w:szCs w:val="20"/>
-              </w:rPr>
-              <w:t>working</w:t>
-            </w:r>
-            <w:proofErr w:type="spellEnd"/>
-            <w:r>
-              <w:rPr>
-                <w:rFonts w:ascii="Times New Roman" w:hAnsi="Times New Roman" w:cs="Times New Roman"/>
-                <w:sz w:val="20"/>
-                <w:szCs w:val="20"/>
-              </w:rPr>
-              <w:t xml:space="preserve"> </w:t>
-            </w:r>
-            <w:proofErr w:type="spellStart"/>
-            <w:r>
-              <w:rPr>
-                <w:rFonts w:ascii="Times New Roman" w:hAnsi="Times New Roman" w:cs="Times New Roman"/>
-                <w:sz w:val="20"/>
-                <w:szCs w:val="20"/>
-              </w:rPr>
-              <w:t>class</w:t>
-            </w:r>
-            <w:proofErr w:type="spellEnd"/>
-            <w:r>
-              <w:rPr>
-                <w:rFonts w:ascii="Times New Roman" w:hAnsi="Times New Roman" w:cs="Times New Roman"/>
-                <w:sz w:val="20"/>
-                <w:szCs w:val="20"/>
-              </w:rPr>
-              <w:t xml:space="preserve"> (clase trabajadora)</w:t>
+              <w:t>1 = working class (clase trabajadora)</w:t>
             </w:r>
           </w:p>
           <w:p>
@@ -4832,135 +4218,41 @@
                 <w:szCs w:val="20"/>
                 <w:lang w:val="en-US"/>
               </w:rPr>
-              <w:t>ing class (</w:t>
-            </w:r>
-            <w:proofErr w:type="spellStart"/>
-            <w:r>
-              <w:rPr>
-                <w:rFonts w:ascii="Times New Roman" w:hAnsi="Times New Roman" w:cs="Times New Roman"/>
-                <w:sz w:val="20"/>
-                <w:szCs w:val="20"/>
-                <w:lang w:val="en-US"/>
-              </w:rPr>
-              <w:t>clase</w:t>
-            </w:r>
-            <w:proofErr w:type="spellEnd"/>
-            <w:r>
-              <w:rPr>
-                <w:rFonts w:ascii="Times New Roman" w:hAnsi="Times New Roman" w:cs="Times New Roman"/>
-                <w:sz w:val="20"/>
-                <w:szCs w:val="20"/>
-                <w:lang w:val="en-US"/>
-              </w:rPr>
-              <w:t xml:space="preserve"> </w:t>
-            </w:r>
-            <w:proofErr w:type="spellStart"/>
-            <w:r>
-              <w:rPr>
-                <w:rFonts w:ascii="Times New Roman" w:hAnsi="Times New Roman" w:cs="Times New Roman"/>
-                <w:sz w:val="20"/>
-                <w:szCs w:val="20"/>
-                <w:lang w:val="en-US"/>
-              </w:rPr>
-              <w:t>obrera</w:t>
-            </w:r>
-            <w:proofErr w:type="spellEnd"/>
-            <w:r>
-              <w:rPr>
-                <w:rFonts w:ascii="Times New Roman" w:hAnsi="Times New Roman" w:cs="Times New Roman"/>
-                <w:sz w:val="20"/>
-                <w:szCs w:val="20"/>
-                <w:lang w:val="en-US"/>
-              </w:rPr>
-              <w:t>)</w:t>
-            </w:r>
-          </w:p>
-          <w:p>
-            <w:pPr>
-              <w:rPr>
-                <w:rFonts w:ascii="Times New Roman" w:hAnsi="Times New Roman" w:cs="Times New Roman"/>
-                <w:sz w:val="20"/>
-                <w:szCs w:val="20"/>
-              </w:rPr>
-            </w:pPr>
-            <w:r>
-              <w:rPr>
-                <w:rFonts w:ascii="Times New Roman" w:hAnsi="Times New Roman" w:cs="Times New Roman"/>
-                <w:sz w:val="20"/>
-                <w:szCs w:val="20"/>
-              </w:rPr>
-              <w:t xml:space="preserve">3 = </w:t>
-            </w:r>
-            <w:proofErr w:type="spellStart"/>
-            <w:r>
-              <w:rPr>
-                <w:rFonts w:ascii="Times New Roman" w:hAnsi="Times New Roman" w:cs="Times New Roman"/>
-                <w:sz w:val="20"/>
-                <w:szCs w:val="20"/>
-              </w:rPr>
-              <w:t>the</w:t>
-            </w:r>
-            <w:proofErr w:type="spellEnd"/>
-            <w:r>
-              <w:rPr>
-                <w:rFonts w:ascii="Times New Roman" w:hAnsi="Times New Roman" w:cs="Times New Roman"/>
-                <w:sz w:val="20"/>
-                <w:szCs w:val="20"/>
-              </w:rPr>
-              <w:t xml:space="preserve"> </w:t>
-            </w:r>
-            <w:proofErr w:type="spellStart"/>
-            <w:r>
-              <w:rPr>
-                <w:rFonts w:ascii="Times New Roman" w:hAnsi="Times New Roman" w:cs="Times New Roman"/>
-                <w:sz w:val="20"/>
-                <w:szCs w:val="20"/>
-              </w:rPr>
-              <w:t>people</w:t>
-            </w:r>
-            <w:proofErr w:type="spellEnd"/>
-            <w:r>
-              <w:rPr>
-                <w:rFonts w:ascii="Times New Roman" w:hAnsi="Times New Roman" w:cs="Times New Roman"/>
-                <w:sz w:val="20"/>
-                <w:szCs w:val="20"/>
-              </w:rPr>
-              <w:t xml:space="preserve"> (el pueblo)</w:t>
-            </w:r>
-          </w:p>
-          <w:p>
-            <w:pPr>
-              <w:rPr>
-                <w:rFonts w:ascii="Times New Roman" w:hAnsi="Times New Roman" w:cs="Times New Roman"/>
-                <w:sz w:val="20"/>
-                <w:szCs w:val="20"/>
-              </w:rPr>
-            </w:pPr>
-            <w:r>
-              <w:rPr>
-                <w:rFonts w:ascii="Times New Roman" w:hAnsi="Times New Roman" w:cs="Times New Roman"/>
-                <w:sz w:val="20"/>
-                <w:szCs w:val="20"/>
-              </w:rPr>
-              <w:t xml:space="preserve">4 = </w:t>
-            </w:r>
-            <w:proofErr w:type="spellStart"/>
-            <w:r>
-              <w:rPr>
-                <w:rFonts w:ascii="Times New Roman" w:hAnsi="Times New Roman" w:cs="Times New Roman"/>
-                <w:sz w:val="20"/>
-                <w:szCs w:val="20"/>
-              </w:rPr>
-              <w:t>other</w:t>
-            </w:r>
-            <w:proofErr w:type="spellEnd"/>
-            <w:r>
-              <w:rPr>
-                <w:rFonts w:ascii="Times New Roman" w:hAnsi="Times New Roman" w:cs="Times New Roman"/>
-                <w:sz w:val="20"/>
-                <w:szCs w:val="20"/>
-              </w:rPr>
-              <w:t xml:space="preserve"> (</w:t>
+              <w:t>ing class (clase obrera)</w:t>
+            </w:r>
+          </w:p>
+          <w:p>
+            <w:pPr>
+              <w:rPr>
+                <w:rFonts w:ascii="Times New Roman" w:hAnsi="Times New Roman" w:cs="Times New Roman"/>
+                <w:sz w:val="20"/>
+                <w:szCs w:val="20"/>
+              </w:rPr>
+            </w:pPr>
+            <w:r>
+              <w:rPr>
+                <w:rFonts w:ascii="Times New Roman" w:hAnsi="Times New Roman" w:cs="Times New Roman"/>
+                <w:sz w:val="20"/>
+                <w:szCs w:val="20"/>
+              </w:rPr>
+              <w:t>3 = the people (el pueblo)</w:t>
+            </w:r>
+          </w:p>
+          <w:p>
+            <w:pPr>
+              <w:rPr>
+                <w:rFonts w:ascii="Times New Roman" w:hAnsi="Times New Roman" w:cs="Times New Roman"/>
+                <w:sz w:val="20"/>
+                <w:szCs w:val="20"/>
+              </w:rPr>
+            </w:pPr>
+            <w:r>
+              <w:rPr>
+                <w:rFonts w:ascii="Times New Roman" w:hAnsi="Times New Roman" w:cs="Times New Roman"/>
+                <w:sz w:val="20"/>
+                <w:szCs w:val="20"/>
+              </w:rPr>
+              <w:t>4 = other (</w:t>
             </w:r>
             <w:r>
               <w:rPr>
@@ -4971,15 +4263,6 @@
               <w:t>incluye NS / NR)</w:t>
             </w:r>
           </w:p>
-          <w:p>
-            <w:pPr>
-              <w:rPr>
-                <w:rFonts w:ascii="Times New Roman" w:hAnsi="Times New Roman" w:cs="Times New Roman"/>
-                <w:sz w:val="20"/>
-                <w:szCs w:val="20"/>
-              </w:rPr>
-            </w:pPr>
-          </w:p>
         </w:tc>
         <w:tc>
           <w:tcPr>
@@ -4987,12 +4270,26 @@
           </w:tcPr>
           <w:p>
             <w:pPr>
-              <w:rPr>
-                <w:rFonts w:ascii="Times New Roman" w:hAnsi="Times New Roman" w:cs="Times New Roman"/>
-                <w:sz w:val="20"/>
-                <w:szCs w:val="20"/>
-              </w:rPr>
-            </w:pPr>
+              <w:pStyle w:val="ListParagraph"/>
+              <w:numPr>
+                <w:ilvl w:val="0"/>
+                <w:numId w:val="2"/>
+              </w:numPr>
+              <w:rPr>
+                <w:rFonts w:ascii="Times New Roman" w:hAnsi="Times New Roman" w:cs="Times New Roman"/>
+                <w:sz w:val="20"/>
+                <w:szCs w:val="20"/>
+              </w:rPr>
+            </w:pPr>
+            <w:r>
+              <w:rPr>
+                <w:rFonts w:ascii="Times New Roman" w:hAnsi="Times New Roman" w:cs="Times New Roman"/>
+                <w:sz w:val="20"/>
+                <w:szCs w:val="20"/>
+                <w:lang w:val="en-US"/>
+              </w:rPr>
+              <w:t>Listo</w:t>
+            </w:r>
           </w:p>
         </w:tc>
       </w:tr>
@@ -5008,6 +4305,7 @@
     </w:p>
     <w:p>
       <w:pPr>
+        <w:spacing w:before="240" w:after="240"/>
         <w:rPr>
           <w:rFonts w:ascii="Times New Roman" w:hAnsi="Times New Roman" w:cs="Times New Roman"/>
           <w:b/>
@@ -5022,6 +4320,7 @@
           <w:bCs/>
           <w:lang w:val="en-US"/>
         </w:rPr>
+        <w:lastRenderedPageBreak/>
         <w:t xml:space="preserve">Cap. 3. </w:t>
       </w:r>
       <w:r>
@@ -5036,7 +4335,7 @@
     </w:p>
     <w:tbl>
       <w:tblPr>
-        <w:tblStyle w:val="Tablaconcuadrcula"/>
+        <w:tblStyle w:val="TableGrid"/>
         <w:tblW w:w="0" w:type="auto"/>
         <w:tblLook w:val="04A0" w:firstRow="1" w:lastRow="0" w:firstColumn="1" w:lastColumn="0" w:noHBand="0" w:noVBand="1"/>
       </w:tblPr>
@@ -5171,33 +4470,7 @@
                 <w:sz w:val="20"/>
                 <w:szCs w:val="20"/>
               </w:rPr>
-              <w:t>- b01</w:t>
-            </w:r>
-            <w:r>
-              <w:rPr>
-                <w:rFonts w:ascii="Times New Roman" w:hAnsi="Times New Roman" w:cs="Times New Roman"/>
-                <w:sz w:val="20"/>
-                <w:szCs w:val="20"/>
-              </w:rPr>
-              <w:t xml:space="preserve"> (</w:t>
-            </w:r>
-            <w:proofErr w:type="spellStart"/>
-            <w:r>
-              <w:rPr>
-                <w:rFonts w:ascii="Times New Roman" w:hAnsi="Times New Roman" w:cs="Times New Roman"/>
-                <w:sz w:val="20"/>
-                <w:szCs w:val="20"/>
-              </w:rPr>
-              <w:t>exploitation</w:t>
-            </w:r>
-            <w:proofErr w:type="spellEnd"/>
-            <w:r>
-              <w:rPr>
-                <w:rFonts w:ascii="Times New Roman" w:hAnsi="Times New Roman" w:cs="Times New Roman"/>
-                <w:sz w:val="20"/>
-                <w:szCs w:val="20"/>
-              </w:rPr>
-              <w:t>)</w:t>
+              <w:t>- b01 (exploitation)</w:t>
             </w:r>
           </w:p>
         </w:tc>
@@ -5281,26 +4554,6 @@
               <w:t>b01_04_advantage</w:t>
             </w:r>
           </w:p>
-          <w:p>
-            <w:pPr>
-              <w:rPr>
-                <w:rFonts w:ascii="Times New Roman" w:hAnsi="Times New Roman" w:cs="Times New Roman"/>
-                <w:sz w:val="20"/>
-                <w:szCs w:val="20"/>
-                <w:lang w:val="en-US"/>
-              </w:rPr>
-            </w:pPr>
-          </w:p>
-          <w:p>
-            <w:pPr>
-              <w:rPr>
-                <w:rFonts w:ascii="Times New Roman" w:hAnsi="Times New Roman" w:cs="Times New Roman"/>
-                <w:sz w:val="20"/>
-                <w:szCs w:val="20"/>
-                <w:lang w:val="en-US"/>
-              </w:rPr>
-            </w:pPr>
-          </w:p>
         </w:tc>
         <w:tc>
           <w:tcPr>
@@ -5348,13 +4601,27 @@
           </w:tcPr>
           <w:p>
             <w:pPr>
-              <w:rPr>
-                <w:rFonts w:ascii="Times New Roman" w:hAnsi="Times New Roman" w:cs="Times New Roman"/>
-                <w:sz w:val="20"/>
-                <w:szCs w:val="20"/>
-                <w:lang w:val="en-US"/>
-              </w:rPr>
-            </w:pPr>
+              <w:pStyle w:val="ListParagraph"/>
+              <w:numPr>
+                <w:ilvl w:val="0"/>
+                <w:numId w:val="2"/>
+              </w:numPr>
+              <w:rPr>
+                <w:rFonts w:ascii="Times New Roman" w:hAnsi="Times New Roman" w:cs="Times New Roman"/>
+                <w:sz w:val="20"/>
+                <w:szCs w:val="20"/>
+                <w:lang w:val="en-US"/>
+              </w:rPr>
+            </w:pPr>
+            <w:r>
+              <w:rPr>
+                <w:rFonts w:ascii="Times New Roman" w:hAnsi="Times New Roman" w:cs="Times New Roman"/>
+                <w:sz w:val="20"/>
+                <w:szCs w:val="20"/>
+                <w:lang w:val="en-US"/>
+              </w:rPr>
+              <w:t>Listo</w:t>
+            </w:r>
           </w:p>
         </w:tc>
       </w:tr>
@@ -5377,33 +4644,7 @@
                 <w:sz w:val="20"/>
                 <w:szCs w:val="20"/>
               </w:rPr>
-              <w:t>- b04</w:t>
-            </w:r>
-            <w:r>
-              <w:rPr>
-                <w:rFonts w:ascii="Times New Roman" w:hAnsi="Times New Roman" w:cs="Times New Roman"/>
-                <w:sz w:val="20"/>
-                <w:szCs w:val="20"/>
-              </w:rPr>
-              <w:t xml:space="preserve"> (</w:t>
-            </w:r>
-            <w:proofErr w:type="spellStart"/>
-            <w:r>
-              <w:rPr>
-                <w:rFonts w:ascii="Times New Roman" w:hAnsi="Times New Roman" w:cs="Times New Roman"/>
-                <w:sz w:val="20"/>
-                <w:szCs w:val="20"/>
-              </w:rPr>
-              <w:t>justice</w:t>
-            </w:r>
-            <w:proofErr w:type="spellEnd"/>
-            <w:r>
-              <w:rPr>
-                <w:rFonts w:ascii="Times New Roman" w:hAnsi="Times New Roman" w:cs="Times New Roman"/>
-                <w:sz w:val="20"/>
-                <w:szCs w:val="20"/>
-              </w:rPr>
-              <w:t>)</w:t>
+              <w:t>- b04 (justice)</w:t>
             </w:r>
           </w:p>
         </w:tc>
@@ -5468,26 +4709,6 @@
               <w:t>b04_03_rewards</w:t>
             </w:r>
           </w:p>
-          <w:p>
-            <w:pPr>
-              <w:rPr>
-                <w:rFonts w:ascii="Times New Roman" w:hAnsi="Times New Roman" w:cs="Times New Roman"/>
-                <w:sz w:val="20"/>
-                <w:szCs w:val="20"/>
-                <w:lang w:val="en-US"/>
-              </w:rPr>
-            </w:pPr>
-          </w:p>
-          <w:p>
-            <w:pPr>
-              <w:rPr>
-                <w:rFonts w:ascii="Times New Roman" w:hAnsi="Times New Roman" w:cs="Times New Roman"/>
-                <w:sz w:val="20"/>
-                <w:szCs w:val="20"/>
-                <w:lang w:val="en-US"/>
-              </w:rPr>
-            </w:pPr>
-          </w:p>
         </w:tc>
         <w:tc>
           <w:tcPr>
@@ -5534,13 +4755,27 @@
           </w:tcPr>
           <w:p>
             <w:pPr>
-              <w:rPr>
-                <w:rFonts w:ascii="Times New Roman" w:hAnsi="Times New Roman" w:cs="Times New Roman"/>
-                <w:sz w:val="20"/>
-                <w:szCs w:val="20"/>
-                <w:lang w:val="en-US"/>
-              </w:rPr>
-            </w:pPr>
+              <w:pStyle w:val="ListParagraph"/>
+              <w:numPr>
+                <w:ilvl w:val="0"/>
+                <w:numId w:val="2"/>
+              </w:numPr>
+              <w:rPr>
+                <w:rFonts w:ascii="Times New Roman" w:hAnsi="Times New Roman" w:cs="Times New Roman"/>
+                <w:sz w:val="20"/>
+                <w:szCs w:val="20"/>
+                <w:lang w:val="en-US"/>
+              </w:rPr>
+            </w:pPr>
+            <w:r>
+              <w:rPr>
+                <w:rFonts w:ascii="Times New Roman" w:hAnsi="Times New Roman" w:cs="Times New Roman"/>
+                <w:sz w:val="20"/>
+                <w:szCs w:val="20"/>
+                <w:lang w:val="en-US"/>
+              </w:rPr>
+              <w:t>Listo</w:t>
+            </w:r>
           </w:p>
         </w:tc>
       </w:tr>
@@ -5563,33 +4798,7 @@
                 <w:sz w:val="20"/>
                 <w:szCs w:val="20"/>
               </w:rPr>
-              <w:t>- b05</w:t>
-            </w:r>
-            <w:r>
-              <w:rPr>
-                <w:rFonts w:ascii="Times New Roman" w:hAnsi="Times New Roman" w:cs="Times New Roman"/>
-                <w:sz w:val="20"/>
-                <w:szCs w:val="20"/>
-              </w:rPr>
-              <w:t xml:space="preserve"> (labor </w:t>
-            </w:r>
-            <w:proofErr w:type="spellStart"/>
-            <w:r>
-              <w:rPr>
-                <w:rFonts w:ascii="Times New Roman" w:hAnsi="Times New Roman" w:cs="Times New Roman"/>
-                <w:sz w:val="20"/>
-                <w:szCs w:val="20"/>
-              </w:rPr>
-              <w:t>intensity</w:t>
-            </w:r>
-            <w:proofErr w:type="spellEnd"/>
-            <w:r>
-              <w:rPr>
-                <w:rFonts w:ascii="Times New Roman" w:hAnsi="Times New Roman" w:cs="Times New Roman"/>
-                <w:sz w:val="20"/>
-                <w:szCs w:val="20"/>
-              </w:rPr>
-              <w:t>)</w:t>
+              <w:t>- b05 (labor intensity)</w:t>
             </w:r>
           </w:p>
         </w:tc>
@@ -5654,16 +4863,6 @@
               <w:t>b05_03_hours</w:t>
             </w:r>
           </w:p>
-          <w:p>
-            <w:pPr>
-              <w:rPr>
-                <w:rFonts w:ascii="Times New Roman" w:hAnsi="Times New Roman" w:cs="Times New Roman"/>
-                <w:sz w:val="20"/>
-                <w:szCs w:val="20"/>
-                <w:lang w:val="en-US"/>
-              </w:rPr>
-            </w:pPr>
-          </w:p>
         </w:tc>
         <w:tc>
           <w:tcPr>
@@ -5710,13 +4909,27 @@
           </w:tcPr>
           <w:p>
             <w:pPr>
-              <w:rPr>
-                <w:rFonts w:ascii="Times New Roman" w:hAnsi="Times New Roman" w:cs="Times New Roman"/>
-                <w:sz w:val="20"/>
-                <w:szCs w:val="20"/>
-                <w:lang w:val="en-US"/>
-              </w:rPr>
-            </w:pPr>
+              <w:pStyle w:val="ListParagraph"/>
+              <w:numPr>
+                <w:ilvl w:val="0"/>
+                <w:numId w:val="2"/>
+              </w:numPr>
+              <w:rPr>
+                <w:rFonts w:ascii="Times New Roman" w:hAnsi="Times New Roman" w:cs="Times New Roman"/>
+                <w:sz w:val="20"/>
+                <w:szCs w:val="20"/>
+                <w:lang w:val="en-US"/>
+              </w:rPr>
+            </w:pPr>
+            <w:r>
+              <w:rPr>
+                <w:rFonts w:ascii="Times New Roman" w:hAnsi="Times New Roman" w:cs="Times New Roman"/>
+                <w:sz w:val="20"/>
+                <w:szCs w:val="20"/>
+                <w:lang w:val="en-US"/>
+              </w:rPr>
+              <w:t>Listo</w:t>
+            </w:r>
           </w:p>
         </w:tc>
       </w:tr>
@@ -5739,33 +4952,7 @@
                 <w:sz w:val="20"/>
                 <w:szCs w:val="20"/>
               </w:rPr>
-              <w:t>- b0</w:t>
-            </w:r>
-            <w:r>
-              <w:rPr>
-                <w:rFonts w:ascii="Times New Roman" w:hAnsi="Times New Roman" w:cs="Times New Roman"/>
-                <w:sz w:val="20"/>
-                <w:szCs w:val="20"/>
-              </w:rPr>
-              <w:t>6 (</w:t>
-            </w:r>
-            <w:proofErr w:type="spellStart"/>
-            <w:r>
-              <w:rPr>
-                <w:rFonts w:ascii="Times New Roman" w:hAnsi="Times New Roman" w:cs="Times New Roman"/>
-                <w:sz w:val="20"/>
-                <w:szCs w:val="20"/>
-              </w:rPr>
-              <w:t>job</w:t>
-            </w:r>
-            <w:proofErr w:type="spellEnd"/>
-            <w:r>
-              <w:rPr>
-                <w:rFonts w:ascii="Times New Roman" w:hAnsi="Times New Roman" w:cs="Times New Roman"/>
-                <w:sz w:val="20"/>
-                <w:szCs w:val="20"/>
-              </w:rPr>
-              <w:t xml:space="preserve"> control)</w:t>
+              <w:t>- b06 (job control)</w:t>
             </w:r>
           </w:p>
         </w:tc>
@@ -5868,16 +5055,6 @@
               <w:t>b06_05_timeoff</w:t>
             </w:r>
           </w:p>
-          <w:p>
-            <w:pPr>
-              <w:rPr>
-                <w:rFonts w:ascii="Times New Roman" w:hAnsi="Times New Roman" w:cs="Times New Roman"/>
-                <w:sz w:val="20"/>
-                <w:szCs w:val="20"/>
-                <w:lang w:val="en-US"/>
-              </w:rPr>
-            </w:pPr>
-          </w:p>
         </w:tc>
         <w:tc>
           <w:tcPr>
@@ -5924,13 +5101,27 @@
           </w:tcPr>
           <w:p>
             <w:pPr>
-              <w:rPr>
-                <w:rFonts w:ascii="Times New Roman" w:hAnsi="Times New Roman" w:cs="Times New Roman"/>
-                <w:sz w:val="20"/>
-                <w:szCs w:val="20"/>
-                <w:lang w:val="en-US"/>
-              </w:rPr>
-            </w:pPr>
+              <w:pStyle w:val="ListParagraph"/>
+              <w:numPr>
+                <w:ilvl w:val="0"/>
+                <w:numId w:val="2"/>
+              </w:numPr>
+              <w:rPr>
+                <w:rFonts w:ascii="Times New Roman" w:hAnsi="Times New Roman" w:cs="Times New Roman"/>
+                <w:sz w:val="20"/>
+                <w:szCs w:val="20"/>
+                <w:lang w:val="en-US"/>
+              </w:rPr>
+            </w:pPr>
+            <w:r>
+              <w:rPr>
+                <w:rFonts w:ascii="Times New Roman" w:hAnsi="Times New Roman" w:cs="Times New Roman"/>
+                <w:sz w:val="20"/>
+                <w:szCs w:val="20"/>
+                <w:lang w:val="en-US"/>
+              </w:rPr>
+              <w:t>Listo</w:t>
+            </w:r>
           </w:p>
         </w:tc>
       </w:tr>
@@ -5953,52 +5144,7 @@
                 <w:sz w:val="20"/>
                 <w:szCs w:val="20"/>
               </w:rPr>
-              <w:lastRenderedPageBreak/>
-              <w:t>- b0</w:t>
-            </w:r>
-            <w:r>
-              <w:rPr>
-                <w:rFonts w:ascii="Times New Roman" w:hAnsi="Times New Roman" w:cs="Times New Roman"/>
-                <w:sz w:val="20"/>
-                <w:szCs w:val="20"/>
-              </w:rPr>
-              <w:t>7 (</w:t>
-            </w:r>
-            <w:proofErr w:type="spellStart"/>
-            <w:r>
-              <w:rPr>
-                <w:rFonts w:ascii="Times New Roman" w:hAnsi="Times New Roman" w:cs="Times New Roman"/>
-                <w:sz w:val="20"/>
-                <w:szCs w:val="20"/>
-              </w:rPr>
-              <w:t>job</w:t>
-            </w:r>
-            <w:proofErr w:type="spellEnd"/>
-            <w:r>
-              <w:rPr>
-                <w:rFonts w:ascii="Times New Roman" w:hAnsi="Times New Roman" w:cs="Times New Roman"/>
-                <w:sz w:val="20"/>
-                <w:szCs w:val="20"/>
-              </w:rPr>
-              <w:t xml:space="preserve"> </w:t>
-            </w:r>
-            <w:proofErr w:type="spellStart"/>
-            <w:r>
-              <w:rPr>
-                <w:rFonts w:ascii="Times New Roman" w:hAnsi="Times New Roman" w:cs="Times New Roman"/>
-                <w:sz w:val="20"/>
-                <w:szCs w:val="20"/>
-              </w:rPr>
-              <w:t>security</w:t>
-            </w:r>
-            <w:proofErr w:type="spellEnd"/>
-            <w:r>
-              <w:rPr>
-                <w:rFonts w:ascii="Times New Roman" w:hAnsi="Times New Roman" w:cs="Times New Roman"/>
-                <w:sz w:val="20"/>
-                <w:szCs w:val="20"/>
-              </w:rPr>
-              <w:t>)</w:t>
+              <w:t>- b07 (job security)</w:t>
             </w:r>
           </w:p>
         </w:tc>
@@ -6041,27 +5187,8 @@
                 <w:szCs w:val="20"/>
                 <w:lang w:val="en-US"/>
               </w:rPr>
-              <w:t>b07_02_</w:t>
-            </w:r>
-            <w:r>
-              <w:rPr>
-                <w:rFonts w:ascii="Times New Roman" w:hAnsi="Times New Roman" w:cs="Times New Roman"/>
-                <w:sz w:val="20"/>
-                <w:szCs w:val="20"/>
-                <w:lang w:val="en-US"/>
-              </w:rPr>
-              <w:t>unempl</w:t>
-            </w:r>
-          </w:p>
-          <w:p>
-            <w:pPr>
-              <w:rPr>
-                <w:rFonts w:ascii="Times New Roman" w:hAnsi="Times New Roman" w:cs="Times New Roman"/>
-                <w:sz w:val="20"/>
-                <w:szCs w:val="20"/>
-                <w:lang w:val="en-US"/>
-              </w:rPr>
-            </w:pPr>
+              <w:t>b07_02_unempl</w:t>
+            </w:r>
           </w:p>
           <w:p>
             <w:pPr>
@@ -6101,16 +5228,6 @@
               <w:t>b07_04_familytime</w:t>
             </w:r>
           </w:p>
-          <w:p>
-            <w:pPr>
-              <w:rPr>
-                <w:rFonts w:ascii="Times New Roman" w:hAnsi="Times New Roman" w:cs="Times New Roman"/>
-                <w:sz w:val="20"/>
-                <w:szCs w:val="20"/>
-                <w:lang w:val="en-US"/>
-              </w:rPr>
-            </w:pPr>
-          </w:p>
         </w:tc>
         <w:tc>
           <w:tcPr>
@@ -6157,13 +5274,27 @@
           </w:tcPr>
           <w:p>
             <w:pPr>
-              <w:rPr>
-                <w:rFonts w:ascii="Times New Roman" w:hAnsi="Times New Roman" w:cs="Times New Roman"/>
-                <w:sz w:val="20"/>
-                <w:szCs w:val="20"/>
-                <w:lang w:val="en-US"/>
-              </w:rPr>
-            </w:pPr>
+              <w:pStyle w:val="ListParagraph"/>
+              <w:numPr>
+                <w:ilvl w:val="0"/>
+                <w:numId w:val="2"/>
+              </w:numPr>
+              <w:rPr>
+                <w:rFonts w:ascii="Times New Roman" w:hAnsi="Times New Roman" w:cs="Times New Roman"/>
+                <w:sz w:val="20"/>
+                <w:szCs w:val="20"/>
+                <w:lang w:val="en-US"/>
+              </w:rPr>
+            </w:pPr>
+            <w:r>
+              <w:rPr>
+                <w:rFonts w:ascii="Times New Roman" w:hAnsi="Times New Roman" w:cs="Times New Roman"/>
+                <w:sz w:val="20"/>
+                <w:szCs w:val="20"/>
+                <w:lang w:val="en-US"/>
+              </w:rPr>
+              <w:t>Listo</w:t>
+            </w:r>
           </w:p>
         </w:tc>
       </w:tr>
@@ -6269,13 +5400,27 @@
           </w:tcPr>
           <w:p>
             <w:pPr>
-              <w:rPr>
-                <w:rFonts w:ascii="Times New Roman" w:hAnsi="Times New Roman" w:cs="Times New Roman"/>
-                <w:sz w:val="20"/>
-                <w:szCs w:val="20"/>
-                <w:lang w:val="en-US"/>
-              </w:rPr>
-            </w:pPr>
+              <w:pStyle w:val="ListParagraph"/>
+              <w:numPr>
+                <w:ilvl w:val="0"/>
+                <w:numId w:val="2"/>
+              </w:numPr>
+              <w:rPr>
+                <w:rFonts w:ascii="Times New Roman" w:hAnsi="Times New Roman" w:cs="Times New Roman"/>
+                <w:sz w:val="20"/>
+                <w:szCs w:val="20"/>
+                <w:lang w:val="en-US"/>
+              </w:rPr>
+            </w:pPr>
+            <w:r>
+              <w:rPr>
+                <w:rFonts w:ascii="Times New Roman" w:hAnsi="Times New Roman" w:cs="Times New Roman"/>
+                <w:sz w:val="20"/>
+                <w:szCs w:val="20"/>
+                <w:lang w:val="en-US"/>
+              </w:rPr>
+              <w:t>Listo</w:t>
+            </w:r>
           </w:p>
         </w:tc>
       </w:tr>
@@ -6382,16 +5527,6 @@
               <w:t>b09_04_trust</w:t>
             </w:r>
           </w:p>
-          <w:p>
-            <w:pPr>
-              <w:rPr>
-                <w:rFonts w:ascii="Times New Roman" w:hAnsi="Times New Roman" w:cs="Times New Roman"/>
-                <w:sz w:val="20"/>
-                <w:szCs w:val="20"/>
-                <w:lang w:val="en-US"/>
-              </w:rPr>
-            </w:pPr>
-          </w:p>
         </w:tc>
         <w:tc>
           <w:tcPr>
@@ -6438,13 +5573,27 @@
           </w:tcPr>
           <w:p>
             <w:pPr>
-              <w:rPr>
-                <w:rFonts w:ascii="Times New Roman" w:hAnsi="Times New Roman" w:cs="Times New Roman"/>
-                <w:sz w:val="20"/>
-                <w:szCs w:val="20"/>
-                <w:lang w:val="en-US"/>
-              </w:rPr>
-            </w:pPr>
+              <w:pStyle w:val="ListParagraph"/>
+              <w:numPr>
+                <w:ilvl w:val="0"/>
+                <w:numId w:val="2"/>
+              </w:numPr>
+              <w:rPr>
+                <w:rFonts w:ascii="Times New Roman" w:hAnsi="Times New Roman" w:cs="Times New Roman"/>
+                <w:sz w:val="20"/>
+                <w:szCs w:val="20"/>
+                <w:lang w:val="en-US"/>
+              </w:rPr>
+            </w:pPr>
+            <w:r>
+              <w:rPr>
+                <w:rFonts w:ascii="Times New Roman" w:hAnsi="Times New Roman" w:cs="Times New Roman"/>
+                <w:sz w:val="20"/>
+                <w:szCs w:val="20"/>
+                <w:lang w:val="en-US"/>
+              </w:rPr>
+              <w:t>Listo</w:t>
+            </w:r>
           </w:p>
         </w:tc>
       </w:tr>
@@ -6467,25 +5616,7 @@
                 <w:sz w:val="20"/>
                 <w:szCs w:val="20"/>
               </w:rPr>
-              <w:t>- b18 (</w:t>
-            </w:r>
-            <w:proofErr w:type="spellStart"/>
-            <w:r>
-              <w:rPr>
-                <w:rFonts w:ascii="Times New Roman" w:hAnsi="Times New Roman" w:cs="Times New Roman"/>
-                <w:sz w:val="20"/>
-                <w:szCs w:val="20"/>
-              </w:rPr>
-              <w:t>satisfaction</w:t>
-            </w:r>
-            <w:proofErr w:type="spellEnd"/>
-            <w:r>
-              <w:rPr>
-                <w:rFonts w:ascii="Times New Roman" w:hAnsi="Times New Roman" w:cs="Times New Roman"/>
-                <w:sz w:val="20"/>
-                <w:szCs w:val="20"/>
-              </w:rPr>
-              <w:t>)</w:t>
+              <w:t>- b18 (satisfaction)</w:t>
             </w:r>
           </w:p>
         </w:tc>
@@ -6509,16 +5640,7 @@
                 <w:szCs w:val="20"/>
                 <w:lang w:val="en-US"/>
               </w:rPr>
-              <w:t>b18_0</w:t>
-            </w:r>
-            <w:r>
-              <w:rPr>
-                <w:rFonts w:ascii="Times New Roman" w:hAnsi="Times New Roman" w:cs="Times New Roman"/>
-                <w:sz w:val="20"/>
-                <w:szCs w:val="20"/>
-                <w:lang w:val="en-US"/>
-              </w:rPr>
-              <w:t>1_job</w:t>
+              <w:t>b18_01_job</w:t>
             </w:r>
           </w:p>
           <w:p>
@@ -6594,27 +5716,8 @@
                 <w:szCs w:val="20"/>
                 <w:lang w:val="en-US"/>
               </w:rPr>
-              <w:t>b18_05</w:t>
-            </w:r>
-            <w:r>
-              <w:rPr>
-                <w:rFonts w:ascii="Times New Roman" w:hAnsi="Times New Roman" w:cs="Times New Roman"/>
-                <w:sz w:val="20"/>
-                <w:szCs w:val="20"/>
-                <w:lang w:val="en-US"/>
-              </w:rPr>
-              <w:t>_housework</w:t>
-            </w:r>
-          </w:p>
-          <w:p>
-            <w:pPr>
-              <w:rPr>
-                <w:rFonts w:ascii="Times New Roman" w:hAnsi="Times New Roman" w:cs="Times New Roman"/>
-                <w:sz w:val="20"/>
-                <w:szCs w:val="20"/>
-                <w:lang w:val="en-US"/>
-              </w:rPr>
-            </w:pPr>
+              <w:t>b18_05_housework</w:t>
+            </w:r>
           </w:p>
         </w:tc>
         <w:tc>
@@ -6662,12 +5765,25 @@
           </w:tcPr>
           <w:p>
             <w:pPr>
-              <w:rPr>
-                <w:rFonts w:ascii="Times New Roman" w:hAnsi="Times New Roman" w:cs="Times New Roman"/>
-                <w:sz w:val="20"/>
-                <w:szCs w:val="20"/>
-              </w:rPr>
-            </w:pPr>
+              <w:pStyle w:val="ListParagraph"/>
+              <w:numPr>
+                <w:ilvl w:val="0"/>
+                <w:numId w:val="2"/>
+              </w:numPr>
+              <w:rPr>
+                <w:rFonts w:ascii="Times New Roman" w:hAnsi="Times New Roman" w:cs="Times New Roman"/>
+                <w:sz w:val="20"/>
+                <w:szCs w:val="20"/>
+              </w:rPr>
+            </w:pPr>
+            <w:r>
+              <w:rPr>
+                <w:rFonts w:ascii="Times New Roman" w:hAnsi="Times New Roman" w:cs="Times New Roman"/>
+                <w:sz w:val="20"/>
+                <w:szCs w:val="20"/>
+              </w:rPr>
+              <w:t>Listo</w:t>
+            </w:r>
           </w:p>
         </w:tc>
       </w:tr>
@@ -6690,15 +5806,7 @@
                 <w:sz w:val="20"/>
                 <w:szCs w:val="20"/>
               </w:rPr>
-              <w:t>- b32</w:t>
-            </w:r>
-            <w:r>
-              <w:rPr>
-                <w:rFonts w:ascii="Times New Roman" w:hAnsi="Times New Roman" w:cs="Times New Roman"/>
-                <w:sz w:val="20"/>
-                <w:szCs w:val="20"/>
-              </w:rPr>
-              <w:t xml:space="preserve"> (disposición a huelga)</w:t>
+              <w:t>- b32 (disposición a huelga)</w:t>
             </w:r>
           </w:p>
         </w:tc>
@@ -6754,16 +5862,6 @@
               </w:rPr>
             </w:pPr>
           </w:p>
-          <w:p>
-            <w:pPr>
-              <w:rPr>
-                <w:rFonts w:ascii="Times New Roman" w:hAnsi="Times New Roman" w:cs="Times New Roman"/>
-                <w:sz w:val="20"/>
-                <w:szCs w:val="20"/>
-                <w:lang w:val="en-US"/>
-              </w:rPr>
-            </w:pPr>
-          </w:p>
         </w:tc>
         <w:tc>
           <w:tcPr>
@@ -6810,12 +5908,26 @@
           </w:tcPr>
           <w:p>
             <w:pPr>
-              <w:rPr>
-                <w:rFonts w:ascii="Times New Roman" w:hAnsi="Times New Roman" w:cs="Times New Roman"/>
-                <w:sz w:val="20"/>
-                <w:szCs w:val="20"/>
-              </w:rPr>
-            </w:pPr>
+              <w:pStyle w:val="ListParagraph"/>
+              <w:numPr>
+                <w:ilvl w:val="0"/>
+                <w:numId w:val="2"/>
+              </w:numPr>
+              <w:rPr>
+                <w:rFonts w:ascii="Times New Roman" w:hAnsi="Times New Roman" w:cs="Times New Roman"/>
+                <w:sz w:val="20"/>
+                <w:szCs w:val="20"/>
+              </w:rPr>
+            </w:pPr>
+            <w:r>
+              <w:rPr>
+                <w:rFonts w:ascii="Times New Roman" w:hAnsi="Times New Roman" w:cs="Times New Roman"/>
+                <w:sz w:val="20"/>
+                <w:szCs w:val="20"/>
+                <w:lang w:val="en-US"/>
+              </w:rPr>
+              <w:t>Listo</w:t>
+            </w:r>
           </w:p>
         </w:tc>
       </w:tr>
@@ -6838,15 +5950,8 @@
                 <w:sz w:val="20"/>
                 <w:szCs w:val="20"/>
               </w:rPr>
-              <w:t>- b</w:t>
-            </w:r>
-            <w:r>
-              <w:rPr>
-                <w:rFonts w:ascii="Times New Roman" w:hAnsi="Times New Roman" w:cs="Times New Roman"/>
-                <w:sz w:val="20"/>
-                <w:szCs w:val="20"/>
-              </w:rPr>
-              <w:t>13 (hubo conflicto)</w:t>
+              <w:lastRenderedPageBreak/>
+              <w:t>- b13 (hubo conflicto)</w:t>
             </w:r>
           </w:p>
         </w:tc>
@@ -6870,34 +5975,7 @@
                 <w:szCs w:val="20"/>
                 <w:lang w:val="en-US"/>
               </w:rPr>
-              <w:t>b</w:t>
-            </w:r>
-            <w:r>
-              <w:rPr>
-                <w:rFonts w:ascii="Times New Roman" w:hAnsi="Times New Roman" w:cs="Times New Roman"/>
-                <w:sz w:val="20"/>
-                <w:szCs w:val="20"/>
-                <w:lang w:val="en-US"/>
-              </w:rPr>
-              <w:t>13</w:t>
-            </w:r>
-            <w:r>
-              <w:rPr>
-                <w:rFonts w:ascii="Times New Roman" w:hAnsi="Times New Roman" w:cs="Times New Roman"/>
-                <w:sz w:val="20"/>
-                <w:szCs w:val="20"/>
-                <w:lang w:val="en-US"/>
-              </w:rPr>
-              <w:t>_</w:t>
-            </w:r>
-            <w:r>
-              <w:rPr>
-                <w:rFonts w:ascii="Times New Roman" w:hAnsi="Times New Roman" w:cs="Times New Roman"/>
-                <w:sz w:val="20"/>
-                <w:szCs w:val="20"/>
-                <w:lang w:val="en-US"/>
-              </w:rPr>
-              <w:t>conflict</w:t>
+              <w:t>b13_conflict</w:t>
             </w:r>
           </w:p>
         </w:tc>
@@ -6913,7 +5991,6 @@
                 <w:szCs w:val="20"/>
               </w:rPr>
             </w:pPr>
-            <w:proofErr w:type="spellStart"/>
             <w:r>
               <w:rPr>
                 <w:rFonts w:ascii="Times New Roman" w:hAnsi="Times New Roman" w:cs="Times New Roman"/>
@@ -6922,7 +5999,6 @@
               </w:rPr>
               <w:t>Dummy</w:t>
             </w:r>
-            <w:proofErr w:type="spellEnd"/>
           </w:p>
           <w:p>
             <w:pPr>
@@ -7017,34 +6093,7 @@
                 <w:szCs w:val="20"/>
                 <w:lang w:val="en-US"/>
               </w:rPr>
-              <w:t>b</w:t>
-            </w:r>
-            <w:r>
-              <w:rPr>
-                <w:rFonts w:ascii="Times New Roman" w:hAnsi="Times New Roman" w:cs="Times New Roman"/>
-                <w:sz w:val="20"/>
-                <w:szCs w:val="20"/>
-                <w:lang w:val="en-US"/>
-              </w:rPr>
-              <w:t>14</w:t>
-            </w:r>
-            <w:r>
-              <w:rPr>
-                <w:rFonts w:ascii="Times New Roman" w:hAnsi="Times New Roman" w:cs="Times New Roman"/>
-                <w:sz w:val="20"/>
-                <w:szCs w:val="20"/>
-                <w:lang w:val="en-US"/>
-              </w:rPr>
-              <w:t>_</w:t>
-            </w:r>
-            <w:r>
-              <w:rPr>
-                <w:rFonts w:ascii="Times New Roman" w:hAnsi="Times New Roman" w:cs="Times New Roman"/>
-                <w:sz w:val="20"/>
-                <w:szCs w:val="20"/>
-                <w:lang w:val="en-US"/>
-              </w:rPr>
-              <w:t>causes</w:t>
+              <w:t>b14_causes</w:t>
             </w:r>
           </w:p>
         </w:tc>
@@ -7083,321 +6132,59 @@
                 <w:sz w:val="20"/>
                 <w:szCs w:val="20"/>
               </w:rPr>
-              <w:t xml:space="preserve">1 = </w:t>
-            </w:r>
-            <w:proofErr w:type="spellStart"/>
-            <w:r>
-              <w:rPr>
-                <w:rFonts w:ascii="Times New Roman" w:hAnsi="Times New Roman" w:cs="Times New Roman"/>
-                <w:sz w:val="20"/>
-                <w:szCs w:val="20"/>
-              </w:rPr>
-              <w:t>wage</w:t>
-            </w:r>
-            <w:r>
-              <w:rPr>
-                <w:rFonts w:ascii="Times New Roman" w:hAnsi="Times New Roman" w:cs="Times New Roman"/>
-                <w:sz w:val="20"/>
-                <w:szCs w:val="20"/>
-              </w:rPr>
-              <w:t>-related</w:t>
-            </w:r>
-            <w:proofErr w:type="spellEnd"/>
-          </w:p>
-          <w:p>
-            <w:pPr>
-              <w:rPr>
-                <w:rFonts w:ascii="Times New Roman" w:hAnsi="Times New Roman" w:cs="Times New Roman"/>
-                <w:sz w:val="20"/>
-                <w:szCs w:val="20"/>
-              </w:rPr>
-            </w:pPr>
-            <w:r>
-              <w:rPr>
-                <w:rFonts w:ascii="Times New Roman" w:hAnsi="Times New Roman" w:cs="Times New Roman"/>
-                <w:sz w:val="20"/>
-                <w:szCs w:val="20"/>
-              </w:rPr>
-              <w:t xml:space="preserve">2 = </w:t>
-            </w:r>
-            <w:proofErr w:type="spellStart"/>
-            <w:r>
-              <w:rPr>
-                <w:rFonts w:ascii="Times New Roman" w:hAnsi="Times New Roman" w:cs="Times New Roman"/>
-                <w:sz w:val="20"/>
-                <w:szCs w:val="20"/>
-              </w:rPr>
-              <w:t>employer-management</w:t>
-            </w:r>
-            <w:proofErr w:type="spellEnd"/>
-            <w:r>
-              <w:rPr>
-                <w:rFonts w:ascii="Times New Roman" w:hAnsi="Times New Roman" w:cs="Times New Roman"/>
-                <w:sz w:val="20"/>
-                <w:szCs w:val="20"/>
-              </w:rPr>
-              <w:t xml:space="preserve"> </w:t>
-            </w:r>
-            <w:proofErr w:type="spellStart"/>
-            <w:r>
-              <w:rPr>
-                <w:rFonts w:ascii="Times New Roman" w:hAnsi="Times New Roman" w:cs="Times New Roman"/>
-                <w:sz w:val="20"/>
-                <w:szCs w:val="20"/>
-              </w:rPr>
-              <w:t>hostility</w:t>
-            </w:r>
-            <w:proofErr w:type="spellEnd"/>
-            <w:r>
-              <w:rPr>
-                <w:rFonts w:ascii="Times New Roman" w:hAnsi="Times New Roman" w:cs="Times New Roman"/>
-                <w:sz w:val="20"/>
-                <w:szCs w:val="20"/>
-              </w:rPr>
-              <w:t xml:space="preserve"> (trato de los superiores</w:t>
-            </w:r>
-            <w:r>
-              <w:rPr>
-                <w:rFonts w:ascii="Times New Roman" w:hAnsi="Times New Roman" w:cs="Times New Roman"/>
-                <w:sz w:val="20"/>
-                <w:szCs w:val="20"/>
-              </w:rPr>
-              <w:t xml:space="preserve"> +</w:t>
-            </w:r>
-            <w:r>
-              <w:rPr>
-                <w:rFonts w:ascii="Times New Roman" w:hAnsi="Times New Roman" w:cs="Times New Roman"/>
-                <w:sz w:val="20"/>
-                <w:szCs w:val="20"/>
-              </w:rPr>
-              <w:t xml:space="preserve"> no respetó acuerdos </w:t>
-            </w:r>
-            <w:r>
-              <w:rPr>
-                <w:rFonts w:ascii="Times New Roman" w:hAnsi="Times New Roman" w:cs="Times New Roman"/>
-                <w:sz w:val="20"/>
-                <w:szCs w:val="20"/>
-              </w:rPr>
-              <w:t>+</w:t>
-            </w:r>
-            <w:r>
-              <w:rPr>
-                <w:rFonts w:ascii="Times New Roman" w:hAnsi="Times New Roman" w:cs="Times New Roman"/>
-                <w:sz w:val="20"/>
-                <w:szCs w:val="20"/>
-              </w:rPr>
-              <w:t xml:space="preserve"> </w:t>
-            </w:r>
-            <w:r>
-              <w:rPr>
-                <w:rFonts w:ascii="Times New Roman" w:hAnsi="Times New Roman" w:cs="Times New Roman"/>
-                <w:sz w:val="20"/>
-                <w:szCs w:val="20"/>
-              </w:rPr>
-              <w:t xml:space="preserve">no cumplió </w:t>
-            </w:r>
-            <w:r>
-              <w:rPr>
-                <w:rFonts w:ascii="Times New Roman" w:hAnsi="Times New Roman" w:cs="Times New Roman"/>
-                <w:sz w:val="20"/>
-                <w:szCs w:val="20"/>
-              </w:rPr>
-              <w:t>normativa laboral)</w:t>
-            </w:r>
-          </w:p>
-          <w:p>
-            <w:pPr>
-              <w:rPr>
-                <w:rFonts w:ascii="Times New Roman" w:hAnsi="Times New Roman" w:cs="Times New Roman"/>
-                <w:sz w:val="20"/>
-                <w:szCs w:val="20"/>
-              </w:rPr>
-            </w:pPr>
-            <w:r>
-              <w:rPr>
-                <w:rFonts w:ascii="Times New Roman" w:hAnsi="Times New Roman" w:cs="Times New Roman"/>
-                <w:sz w:val="20"/>
-                <w:szCs w:val="20"/>
-              </w:rPr>
-              <w:t xml:space="preserve">3 = </w:t>
-            </w:r>
-            <w:proofErr w:type="spellStart"/>
-            <w:r>
-              <w:rPr>
-                <w:rFonts w:ascii="Times New Roman" w:hAnsi="Times New Roman" w:cs="Times New Roman"/>
-                <w:sz w:val="20"/>
-                <w:szCs w:val="20"/>
-              </w:rPr>
-              <w:t>collective</w:t>
-            </w:r>
-            <w:proofErr w:type="spellEnd"/>
-            <w:r>
-              <w:rPr>
-                <w:rFonts w:ascii="Times New Roman" w:hAnsi="Times New Roman" w:cs="Times New Roman"/>
-                <w:sz w:val="20"/>
-                <w:szCs w:val="20"/>
-              </w:rPr>
-              <w:t xml:space="preserve"> </w:t>
-            </w:r>
-            <w:proofErr w:type="spellStart"/>
-            <w:r>
-              <w:rPr>
-                <w:rFonts w:ascii="Times New Roman" w:hAnsi="Times New Roman" w:cs="Times New Roman"/>
-                <w:sz w:val="20"/>
-                <w:szCs w:val="20"/>
-              </w:rPr>
-              <w:t>bargaining</w:t>
-            </w:r>
-            <w:proofErr w:type="spellEnd"/>
-            <w:r>
-              <w:rPr>
-                <w:rFonts w:ascii="Times New Roman" w:hAnsi="Times New Roman" w:cs="Times New Roman"/>
-                <w:sz w:val="20"/>
-                <w:szCs w:val="20"/>
-              </w:rPr>
-              <w:t xml:space="preserve"> </w:t>
-            </w:r>
-            <w:proofErr w:type="spellStart"/>
-            <w:r>
-              <w:rPr>
-                <w:rFonts w:ascii="Times New Roman" w:hAnsi="Times New Roman" w:cs="Times New Roman"/>
-                <w:sz w:val="20"/>
-                <w:szCs w:val="20"/>
-              </w:rPr>
-              <w:t>problems</w:t>
-            </w:r>
-            <w:proofErr w:type="spellEnd"/>
-          </w:p>
-          <w:p>
-            <w:pPr>
-              <w:rPr>
-                <w:rFonts w:ascii="Times New Roman" w:hAnsi="Times New Roman" w:cs="Times New Roman"/>
-                <w:sz w:val="20"/>
-                <w:szCs w:val="20"/>
-              </w:rPr>
-            </w:pPr>
-            <w:r>
-              <w:rPr>
-                <w:rFonts w:ascii="Times New Roman" w:hAnsi="Times New Roman" w:cs="Times New Roman"/>
-                <w:sz w:val="20"/>
-                <w:szCs w:val="20"/>
-              </w:rPr>
-              <w:t xml:space="preserve">4 = </w:t>
-            </w:r>
-            <w:proofErr w:type="spellStart"/>
-            <w:r>
-              <w:rPr>
-                <w:rFonts w:ascii="Times New Roman" w:hAnsi="Times New Roman" w:cs="Times New Roman"/>
-                <w:sz w:val="20"/>
-                <w:szCs w:val="20"/>
-              </w:rPr>
-              <w:t>work</w:t>
-            </w:r>
-            <w:proofErr w:type="spellEnd"/>
-            <w:r>
-              <w:rPr>
-                <w:rFonts w:ascii="Times New Roman" w:hAnsi="Times New Roman" w:cs="Times New Roman"/>
-                <w:sz w:val="20"/>
-                <w:szCs w:val="20"/>
-              </w:rPr>
-              <w:t xml:space="preserve"> </w:t>
-            </w:r>
-            <w:proofErr w:type="spellStart"/>
-            <w:r>
-              <w:rPr>
-                <w:rFonts w:ascii="Times New Roman" w:hAnsi="Times New Roman" w:cs="Times New Roman"/>
-                <w:sz w:val="20"/>
-                <w:szCs w:val="20"/>
-              </w:rPr>
-              <w:t>organization</w:t>
-            </w:r>
-            <w:proofErr w:type="spellEnd"/>
-            <w:r>
-              <w:rPr>
-                <w:rFonts w:ascii="Times New Roman" w:hAnsi="Times New Roman" w:cs="Times New Roman"/>
-                <w:sz w:val="20"/>
-                <w:szCs w:val="20"/>
-              </w:rPr>
-              <w:t xml:space="preserve">, </w:t>
-            </w:r>
-            <w:proofErr w:type="spellStart"/>
-            <w:r>
-              <w:rPr>
-                <w:rFonts w:ascii="Times New Roman" w:hAnsi="Times New Roman" w:cs="Times New Roman"/>
-                <w:sz w:val="20"/>
-                <w:szCs w:val="20"/>
-              </w:rPr>
-              <w:t>conditions</w:t>
-            </w:r>
-            <w:proofErr w:type="spellEnd"/>
-            <w:r>
-              <w:rPr>
-                <w:rFonts w:ascii="Times New Roman" w:hAnsi="Times New Roman" w:cs="Times New Roman"/>
-                <w:sz w:val="20"/>
-                <w:szCs w:val="20"/>
-              </w:rPr>
-              <w:t>,</w:t>
-            </w:r>
-            <w:r>
-              <w:rPr>
-                <w:rFonts w:ascii="Times New Roman" w:hAnsi="Times New Roman" w:cs="Times New Roman"/>
-                <w:sz w:val="20"/>
-                <w:szCs w:val="20"/>
-              </w:rPr>
-              <w:t xml:space="preserve"> &amp; </w:t>
-            </w:r>
-            <w:proofErr w:type="spellStart"/>
-            <w:r>
-              <w:rPr>
-                <w:rFonts w:ascii="Times New Roman" w:hAnsi="Times New Roman" w:cs="Times New Roman"/>
-                <w:sz w:val="20"/>
-                <w:szCs w:val="20"/>
-              </w:rPr>
-              <w:t>others</w:t>
-            </w:r>
-            <w:proofErr w:type="spellEnd"/>
-            <w:r>
-              <w:rPr>
-                <w:rFonts w:ascii="Times New Roman" w:hAnsi="Times New Roman" w:cs="Times New Roman"/>
-                <w:sz w:val="20"/>
-                <w:szCs w:val="20"/>
-              </w:rPr>
-              <w:t xml:space="preserve"> (todas las otras</w:t>
-            </w:r>
-            <w:r>
-              <w:rPr>
-                <w:rFonts w:ascii="Times New Roman" w:hAnsi="Times New Roman" w:cs="Times New Roman"/>
-                <w:sz w:val="20"/>
-                <w:szCs w:val="20"/>
-              </w:rPr>
-              <w:t>, en Argentina se debe incluir además “encuadramiento sindical”</w:t>
-            </w:r>
-            <w:r>
-              <w:rPr>
-                <w:rFonts w:ascii="Times New Roman" w:hAnsi="Times New Roman" w:cs="Times New Roman"/>
-                <w:sz w:val="20"/>
-                <w:szCs w:val="20"/>
-              </w:rPr>
-              <w:t xml:space="preserve">)  </w:t>
-            </w:r>
-          </w:p>
-          <w:p>
-            <w:pPr>
-              <w:rPr>
-                <w:rFonts w:ascii="Times New Roman" w:hAnsi="Times New Roman" w:cs="Times New Roman"/>
-                <w:sz w:val="20"/>
-                <w:szCs w:val="20"/>
-              </w:rPr>
-            </w:pPr>
-          </w:p>
-          <w:p>
-            <w:pPr>
-              <w:rPr>
-                <w:rFonts w:ascii="Times New Roman" w:hAnsi="Times New Roman" w:cs="Times New Roman"/>
-                <w:sz w:val="20"/>
-                <w:szCs w:val="20"/>
-              </w:rPr>
-            </w:pPr>
+              <w:t>1 = wage-related</w:t>
+            </w:r>
+          </w:p>
+          <w:p>
+            <w:pPr>
+              <w:rPr>
+                <w:rFonts w:ascii="Times New Roman" w:hAnsi="Times New Roman" w:cs="Times New Roman"/>
+                <w:sz w:val="20"/>
+                <w:szCs w:val="20"/>
+              </w:rPr>
+            </w:pPr>
+            <w:r>
+              <w:rPr>
+                <w:rFonts w:ascii="Times New Roman" w:hAnsi="Times New Roman" w:cs="Times New Roman"/>
+                <w:sz w:val="20"/>
+                <w:szCs w:val="20"/>
+              </w:rPr>
+              <w:t>2 = employer-management hostility (trato de los superiores + no respetó acuerdos + no cumplió normativa laboral)</w:t>
+            </w:r>
+          </w:p>
+          <w:p>
+            <w:pPr>
+              <w:rPr>
+                <w:rFonts w:ascii="Times New Roman" w:hAnsi="Times New Roman" w:cs="Times New Roman"/>
+                <w:sz w:val="20"/>
+                <w:szCs w:val="20"/>
+              </w:rPr>
+            </w:pPr>
+            <w:r>
+              <w:rPr>
+                <w:rFonts w:ascii="Times New Roman" w:hAnsi="Times New Roman" w:cs="Times New Roman"/>
+                <w:sz w:val="20"/>
+                <w:szCs w:val="20"/>
+              </w:rPr>
+              <w:t>3 = collective bargaining problems</w:t>
+            </w:r>
+          </w:p>
+          <w:p>
+            <w:pPr>
+              <w:rPr>
+                <w:rFonts w:ascii="Times New Roman" w:hAnsi="Times New Roman" w:cs="Times New Roman"/>
+                <w:sz w:val="20"/>
+                <w:szCs w:val="20"/>
+              </w:rPr>
+            </w:pPr>
+            <w:r>
+              <w:rPr>
+                <w:rFonts w:ascii="Times New Roman" w:hAnsi="Times New Roman" w:cs="Times New Roman"/>
+                <w:sz w:val="20"/>
+                <w:szCs w:val="20"/>
+              </w:rPr>
+              <w:t xml:space="preserve">4 = work organization, conditions, &amp; others (todas las otras, en Argentina se debe incluir además “encuadramiento sindical”)  </w:t>
+            </w:r>
           </w:p>
         </w:tc>
         <w:tc>
@@ -7435,7 +6222,6 @@
                 <w:sz w:val="20"/>
                 <w:szCs w:val="20"/>
               </w:rPr>
-              <w:lastRenderedPageBreak/>
               <w:t>- b15 (medidas tomadas)</w:t>
             </w:r>
           </w:p>
@@ -7460,34 +6246,7 @@
                 <w:szCs w:val="20"/>
                 <w:lang w:val="en-US"/>
               </w:rPr>
-              <w:t>b</w:t>
-            </w:r>
-            <w:r>
-              <w:rPr>
-                <w:rFonts w:ascii="Times New Roman" w:hAnsi="Times New Roman" w:cs="Times New Roman"/>
-                <w:sz w:val="20"/>
-                <w:szCs w:val="20"/>
-                <w:lang w:val="en-US"/>
-              </w:rPr>
-              <w:t>15</w:t>
-            </w:r>
-            <w:r>
-              <w:rPr>
-                <w:rFonts w:ascii="Times New Roman" w:hAnsi="Times New Roman" w:cs="Times New Roman"/>
-                <w:sz w:val="20"/>
-                <w:szCs w:val="20"/>
-                <w:lang w:val="en-US"/>
-              </w:rPr>
-              <w:t>_</w:t>
-            </w:r>
-            <w:r>
-              <w:rPr>
-                <w:rFonts w:ascii="Times New Roman" w:hAnsi="Times New Roman" w:cs="Times New Roman"/>
-                <w:sz w:val="20"/>
-                <w:szCs w:val="20"/>
-                <w:lang w:val="en-US"/>
-              </w:rPr>
-              <w:t>measures</w:t>
+              <w:t>b15_measures</w:t>
             </w:r>
           </w:p>
         </w:tc>
@@ -7526,119 +6285,42 @@
                 <w:sz w:val="20"/>
                 <w:szCs w:val="20"/>
               </w:rPr>
-              <w:t xml:space="preserve">1 = strike (huelga, </w:t>
-            </w:r>
-            <w:r>
-              <w:rPr>
-                <w:rFonts w:ascii="Times New Roman" w:hAnsi="Times New Roman" w:cs="Times New Roman"/>
-                <w:sz w:val="20"/>
-                <w:szCs w:val="20"/>
-              </w:rPr>
-              <w:t xml:space="preserve">reunión </w:t>
-            </w:r>
-            <w:r>
-              <w:rPr>
-                <w:rFonts w:ascii="Times New Roman" w:hAnsi="Times New Roman" w:cs="Times New Roman"/>
-                <w:sz w:val="20"/>
-                <w:szCs w:val="20"/>
-              </w:rPr>
-              <w:t xml:space="preserve">o </w:t>
-            </w:r>
-            <w:r>
-              <w:rPr>
-                <w:rFonts w:ascii="Times New Roman" w:hAnsi="Times New Roman" w:cs="Times New Roman"/>
-                <w:sz w:val="20"/>
-                <w:szCs w:val="20"/>
-              </w:rPr>
-              <w:t>asa</w:t>
-            </w:r>
-            <w:r>
-              <w:rPr>
-                <w:rFonts w:ascii="Times New Roman" w:hAnsi="Times New Roman" w:cs="Times New Roman"/>
-                <w:sz w:val="20"/>
-                <w:szCs w:val="20"/>
-              </w:rPr>
-              <w:t>mblea, bloqueo, marcha o concentración, paralización)</w:t>
-            </w:r>
-          </w:p>
-          <w:p>
-            <w:pPr>
-              <w:rPr>
-                <w:rFonts w:ascii="Times New Roman" w:hAnsi="Times New Roman" w:cs="Times New Roman"/>
-                <w:sz w:val="20"/>
-                <w:szCs w:val="20"/>
-              </w:rPr>
-            </w:pPr>
-            <w:r>
-              <w:rPr>
-                <w:rFonts w:ascii="Times New Roman" w:hAnsi="Times New Roman" w:cs="Times New Roman"/>
-                <w:sz w:val="20"/>
-                <w:szCs w:val="20"/>
-              </w:rPr>
-              <w:t xml:space="preserve">2 = legal </w:t>
-            </w:r>
-            <w:proofErr w:type="spellStart"/>
-            <w:r>
-              <w:rPr>
-                <w:rFonts w:ascii="Times New Roman" w:hAnsi="Times New Roman" w:cs="Times New Roman"/>
-                <w:sz w:val="20"/>
-                <w:szCs w:val="20"/>
-              </w:rPr>
-              <w:t>mobilization</w:t>
-            </w:r>
-            <w:proofErr w:type="spellEnd"/>
-            <w:r>
-              <w:rPr>
-                <w:rFonts w:ascii="Times New Roman" w:hAnsi="Times New Roman" w:cs="Times New Roman"/>
-                <w:sz w:val="20"/>
-                <w:szCs w:val="20"/>
-              </w:rPr>
-              <w:t xml:space="preserve"> (demanda a tribunal)</w:t>
-            </w:r>
-          </w:p>
-          <w:p>
-            <w:pPr>
-              <w:rPr>
-                <w:rFonts w:ascii="Times New Roman" w:hAnsi="Times New Roman" w:cs="Times New Roman"/>
-                <w:sz w:val="20"/>
-                <w:szCs w:val="20"/>
-              </w:rPr>
-            </w:pPr>
-            <w:r>
-              <w:rPr>
-                <w:rFonts w:ascii="Times New Roman" w:hAnsi="Times New Roman" w:cs="Times New Roman"/>
-                <w:sz w:val="20"/>
-                <w:szCs w:val="20"/>
-              </w:rPr>
-              <w:t xml:space="preserve">3 = </w:t>
-            </w:r>
-            <w:proofErr w:type="spellStart"/>
-            <w:r>
-              <w:rPr>
-                <w:rFonts w:ascii="Times New Roman" w:hAnsi="Times New Roman" w:cs="Times New Roman"/>
-                <w:sz w:val="20"/>
-                <w:szCs w:val="20"/>
-              </w:rPr>
-              <w:t>other</w:t>
-            </w:r>
-            <w:proofErr w:type="spellEnd"/>
-            <w:r>
-              <w:rPr>
-                <w:rFonts w:ascii="Times New Roman" w:hAnsi="Times New Roman" w:cs="Times New Roman"/>
-                <w:sz w:val="20"/>
-                <w:szCs w:val="20"/>
-              </w:rPr>
-              <w:t xml:space="preserve"> (todas las otras)</w:t>
-            </w:r>
-          </w:p>
-          <w:p>
-            <w:pPr>
-              <w:rPr>
-                <w:rFonts w:ascii="Times New Roman" w:hAnsi="Times New Roman" w:cs="Times New Roman"/>
-                <w:sz w:val="20"/>
-                <w:szCs w:val="20"/>
-              </w:rPr>
-            </w:pPr>
+              <w:t>1 = strike (huelga, reunión o asamblea, bloqueo, marcha o concentración, paralización)</w:t>
+            </w:r>
+          </w:p>
+          <w:p>
+            <w:pPr>
+              <w:rPr>
+                <w:rFonts w:ascii="Times New Roman" w:hAnsi="Times New Roman" w:cs="Times New Roman"/>
+                <w:sz w:val="20"/>
+                <w:szCs w:val="20"/>
+              </w:rPr>
+            </w:pPr>
+            <w:r>
+              <w:rPr>
+                <w:rFonts w:ascii="Times New Roman" w:hAnsi="Times New Roman" w:cs="Times New Roman"/>
+                <w:sz w:val="20"/>
+                <w:szCs w:val="20"/>
+              </w:rPr>
+              <w:t>2 = legal mobilization (demanda a tribunal)</w:t>
+            </w:r>
+          </w:p>
+          <w:p>
+            <w:pPr>
+              <w:rPr>
+                <w:rFonts w:ascii="Times New Roman" w:hAnsi="Times New Roman" w:cs="Times New Roman"/>
+                <w:sz w:val="20"/>
+                <w:szCs w:val="20"/>
+              </w:rPr>
+            </w:pPr>
+            <w:r>
+              <w:rPr>
+                <w:rFonts w:ascii="Times New Roman" w:hAnsi="Times New Roman" w:cs="Times New Roman"/>
+                <w:sz w:val="20"/>
+                <w:szCs w:val="20"/>
+              </w:rPr>
+              <w:t>3 = other (todas las otras)</w:t>
+            </w:r>
           </w:p>
         </w:tc>
         <w:tc>
@@ -7699,34 +6381,7 @@
                 <w:szCs w:val="20"/>
                 <w:lang w:val="en-US"/>
               </w:rPr>
-              <w:t>b1</w:t>
-            </w:r>
-            <w:r>
-              <w:rPr>
-                <w:rFonts w:ascii="Times New Roman" w:hAnsi="Times New Roman" w:cs="Times New Roman"/>
-                <w:sz w:val="20"/>
-                <w:szCs w:val="20"/>
-                <w:lang w:val="en-US"/>
-              </w:rPr>
-              <w:t>6</w:t>
-            </w:r>
-            <w:r>
-              <w:rPr>
-                <w:rFonts w:ascii="Times New Roman" w:hAnsi="Times New Roman" w:cs="Times New Roman"/>
-                <w:sz w:val="20"/>
-                <w:szCs w:val="20"/>
-                <w:lang w:val="en-US"/>
-              </w:rPr>
-              <w:t>_</w:t>
-            </w:r>
-            <w:r>
-              <w:rPr>
-                <w:rFonts w:ascii="Times New Roman" w:hAnsi="Times New Roman" w:cs="Times New Roman"/>
-                <w:sz w:val="20"/>
-                <w:szCs w:val="20"/>
-                <w:lang w:val="en-US"/>
-              </w:rPr>
-              <w:t>union_organizer</w:t>
+              <w:t>b16_union_organizer</w:t>
             </w:r>
           </w:p>
         </w:tc>
@@ -7748,87 +6403,42 @@
                 <w:sz w:val="20"/>
                 <w:szCs w:val="20"/>
               </w:rPr>
-              <w:t xml:space="preserve">Variable </w:t>
-            </w:r>
-            <w:proofErr w:type="spellStart"/>
-            <w:r>
-              <w:rPr>
-                <w:rFonts w:ascii="Times New Roman" w:hAnsi="Times New Roman" w:cs="Times New Roman"/>
-                <w:sz w:val="20"/>
-                <w:szCs w:val="20"/>
-              </w:rPr>
-              <w:t>dummy</w:t>
-            </w:r>
-            <w:proofErr w:type="spellEnd"/>
-          </w:p>
-          <w:p>
-            <w:pPr>
-              <w:rPr>
-                <w:rFonts w:ascii="Times New Roman" w:hAnsi="Times New Roman" w:cs="Times New Roman"/>
-                <w:sz w:val="20"/>
-                <w:szCs w:val="20"/>
-              </w:rPr>
-            </w:pPr>
-            <w:r>
-              <w:rPr>
-                <w:rFonts w:ascii="Times New Roman" w:hAnsi="Times New Roman" w:cs="Times New Roman"/>
-                <w:sz w:val="20"/>
-                <w:szCs w:val="20"/>
-              </w:rPr>
-              <w:t xml:space="preserve">1 = </w:t>
-            </w:r>
-            <w:proofErr w:type="spellStart"/>
-            <w:r>
-              <w:rPr>
-                <w:rFonts w:ascii="Times New Roman" w:hAnsi="Times New Roman" w:cs="Times New Roman"/>
-                <w:sz w:val="20"/>
-                <w:szCs w:val="20"/>
-              </w:rPr>
-              <w:t>union</w:t>
-            </w:r>
-            <w:proofErr w:type="spellEnd"/>
-            <w:r>
-              <w:rPr>
-                <w:rFonts w:ascii="Times New Roman" w:hAnsi="Times New Roman" w:cs="Times New Roman"/>
-                <w:sz w:val="20"/>
-                <w:szCs w:val="20"/>
-              </w:rPr>
-              <w:t xml:space="preserve"> (sindicato)</w:t>
-            </w:r>
-          </w:p>
-          <w:p>
-            <w:pPr>
-              <w:rPr>
-                <w:rFonts w:ascii="Times New Roman" w:hAnsi="Times New Roman" w:cs="Times New Roman"/>
-                <w:sz w:val="20"/>
-                <w:szCs w:val="20"/>
-              </w:rPr>
-            </w:pPr>
-            <w:r>
-              <w:rPr>
-                <w:rFonts w:ascii="Times New Roman" w:hAnsi="Times New Roman" w:cs="Times New Roman"/>
-                <w:sz w:val="20"/>
-                <w:szCs w:val="20"/>
-              </w:rPr>
-              <w:t xml:space="preserve">0 = </w:t>
-            </w:r>
-            <w:r>
-              <w:rPr>
-                <w:rFonts w:ascii="Times New Roman" w:hAnsi="Times New Roman" w:cs="Times New Roman"/>
-                <w:sz w:val="20"/>
-                <w:szCs w:val="20"/>
-              </w:rPr>
-              <w:t>todo el resto</w:t>
-            </w:r>
-          </w:p>
-          <w:p>
-            <w:pPr>
-              <w:rPr>
-                <w:rFonts w:ascii="Times New Roman" w:hAnsi="Times New Roman" w:cs="Times New Roman"/>
-                <w:sz w:val="20"/>
-                <w:szCs w:val="20"/>
-              </w:rPr>
-            </w:pPr>
+              <w:t>Variable dummy</w:t>
+            </w:r>
+          </w:p>
+          <w:p>
+            <w:pPr>
+              <w:rPr>
+                <w:rFonts w:ascii="Times New Roman" w:hAnsi="Times New Roman" w:cs="Times New Roman"/>
+                <w:sz w:val="20"/>
+                <w:szCs w:val="20"/>
+              </w:rPr>
+            </w:pPr>
+            <w:r>
+              <w:rPr>
+                <w:rFonts w:ascii="Times New Roman" w:hAnsi="Times New Roman" w:cs="Times New Roman"/>
+                <w:sz w:val="20"/>
+                <w:szCs w:val="20"/>
+              </w:rPr>
+              <w:t>1 = union (sindicato)</w:t>
+            </w:r>
+          </w:p>
+          <w:p>
+            <w:pPr>
+              <w:rPr>
+                <w:rFonts w:ascii="Times New Roman" w:hAnsi="Times New Roman" w:cs="Times New Roman"/>
+                <w:sz w:val="20"/>
+                <w:szCs w:val="20"/>
+              </w:rPr>
+            </w:pPr>
+            <w:r>
+              <w:rPr>
+                <w:rFonts w:ascii="Times New Roman" w:hAnsi="Times New Roman" w:cs="Times New Roman"/>
+                <w:sz w:val="20"/>
+                <w:szCs w:val="20"/>
+              </w:rPr>
+              <w:t>0 = todo el resto</w:t>
+            </w:r>
           </w:p>
         </w:tc>
         <w:tc>
@@ -7914,43 +6524,7 @@
                 <w:szCs w:val="20"/>
                 <w:lang w:val="en-US"/>
               </w:rPr>
-              <w:t>c04</w:t>
-            </w:r>
-            <w:r>
-              <w:rPr>
-                <w:rFonts w:ascii="Times New Roman" w:hAnsi="Times New Roman" w:cs="Times New Roman"/>
-                <w:sz w:val="20"/>
-                <w:szCs w:val="20"/>
-                <w:lang w:val="en-US"/>
-              </w:rPr>
-              <w:t>_</w:t>
-            </w:r>
-            <w:r>
-              <w:rPr>
-                <w:rFonts w:ascii="Times New Roman" w:hAnsi="Times New Roman" w:cs="Times New Roman"/>
-                <w:sz w:val="20"/>
-                <w:szCs w:val="20"/>
-                <w:lang w:val="en-US"/>
-              </w:rPr>
-              <w:t>03_</w:t>
-            </w:r>
-            <w:r>
-              <w:rPr>
-                <w:rFonts w:ascii="Times New Roman" w:hAnsi="Times New Roman" w:cs="Times New Roman"/>
-                <w:sz w:val="20"/>
-                <w:szCs w:val="20"/>
-                <w:lang w:val="en-US"/>
-              </w:rPr>
-              <w:t>strk_</w:t>
-            </w:r>
-            <w:r>
-              <w:rPr>
-                <w:rFonts w:ascii="Times New Roman" w:hAnsi="Times New Roman" w:cs="Times New Roman"/>
-                <w:sz w:val="20"/>
-                <w:szCs w:val="20"/>
-                <w:lang w:val="en-US"/>
-              </w:rPr>
-              <w:t>d</w:t>
+              <w:t>c04_03_strk_d</w:t>
             </w:r>
           </w:p>
         </w:tc>
@@ -7966,7 +6540,6 @@
                 <w:szCs w:val="20"/>
               </w:rPr>
             </w:pPr>
-            <w:proofErr w:type="spellStart"/>
             <w:r>
               <w:rPr>
                 <w:rFonts w:ascii="Times New Roman" w:hAnsi="Times New Roman" w:cs="Times New Roman"/>
@@ -7975,7 +6548,6 @@
               </w:rPr>
               <w:t>Dummy</w:t>
             </w:r>
-            <w:proofErr w:type="spellEnd"/>
           </w:p>
           <w:p>
             <w:pPr>
@@ -8019,24 +6591,6 @@
               </w:rPr>
               <w:t>0 = no (incluyendo NS / NR)</w:t>
             </w:r>
-          </w:p>
-          <w:p>
-            <w:pPr>
-              <w:rPr>
-                <w:rFonts w:ascii="Times New Roman" w:hAnsi="Times New Roman" w:cs="Times New Roman"/>
-                <w:sz w:val="20"/>
-                <w:szCs w:val="20"/>
-              </w:rPr>
-            </w:pPr>
-          </w:p>
-          <w:p>
-            <w:pPr>
-              <w:rPr>
-                <w:rFonts w:ascii="Times New Roman" w:hAnsi="Times New Roman" w:cs="Times New Roman"/>
-                <w:sz w:val="20"/>
-                <w:szCs w:val="20"/>
-              </w:rPr>
-            </w:pPr>
           </w:p>
         </w:tc>
         <w:tc>
@@ -8089,25 +6643,7 @@
                 <w:szCs w:val="20"/>
                 <w:lang w:val="en-US"/>
               </w:rPr>
-              <w:t>c04_03_</w:t>
-            </w:r>
-            <w:r>
-              <w:rPr>
-                <w:rFonts w:ascii="Times New Roman" w:hAnsi="Times New Roman" w:cs="Times New Roman"/>
-                <w:sz w:val="20"/>
-                <w:szCs w:val="20"/>
-                <w:lang w:val="en-US"/>
-              </w:rPr>
-              <w:t>strk_</w:t>
-            </w:r>
-            <w:r>
-              <w:rPr>
-                <w:rFonts w:ascii="Times New Roman" w:hAnsi="Times New Roman" w:cs="Times New Roman"/>
-                <w:sz w:val="20"/>
-                <w:szCs w:val="20"/>
-                <w:lang w:val="en-US"/>
-              </w:rPr>
-              <w:t>five</w:t>
+              <w:t>c04_03_strk_five</w:t>
             </w:r>
           </w:p>
         </w:tc>
@@ -8148,24 +6684,6 @@
               </w:rPr>
               <w:t>NS/NR: NA</w:t>
             </w:r>
-          </w:p>
-          <w:p>
-            <w:pPr>
-              <w:rPr>
-                <w:rFonts w:ascii="Times New Roman" w:hAnsi="Times New Roman" w:cs="Times New Roman"/>
-                <w:sz w:val="20"/>
-                <w:szCs w:val="20"/>
-              </w:rPr>
-            </w:pPr>
-          </w:p>
-          <w:p>
-            <w:pPr>
-              <w:rPr>
-                <w:rFonts w:ascii="Times New Roman" w:hAnsi="Times New Roman" w:cs="Times New Roman"/>
-                <w:sz w:val="20"/>
-                <w:szCs w:val="20"/>
-              </w:rPr>
-            </w:pPr>
           </w:p>
         </w:tc>
         <w:tc>
@@ -8186,24 +6704,7 @@
     </w:tbl>
     <w:p>
       <w:pPr>
-        <w:rPr>
-          <w:rFonts w:ascii="Times New Roman" w:hAnsi="Times New Roman" w:cs="Times New Roman"/>
-          <w:b/>
-          <w:bCs/>
-        </w:rPr>
-      </w:pPr>
-    </w:p>
-    <w:p>
-      <w:pPr>
-        <w:rPr>
-          <w:rFonts w:ascii="Times New Roman" w:hAnsi="Times New Roman" w:cs="Times New Roman"/>
-          <w:b/>
-          <w:bCs/>
-        </w:rPr>
-      </w:pPr>
-    </w:p>
-    <w:p>
-      <w:pPr>
+        <w:spacing w:before="240" w:after="240"/>
         <w:rPr>
           <w:rFonts w:ascii="Times New Roman" w:hAnsi="Times New Roman" w:cs="Times New Roman"/>
           <w:b/>
@@ -8250,7 +6751,7 @@
     </w:p>
     <w:tbl>
       <w:tblPr>
-        <w:tblStyle w:val="Tablaconcuadrcula"/>
+        <w:tblStyle w:val="TableGrid"/>
         <w:tblW w:w="0" w:type="auto"/>
         <w:tblLook w:val="04A0" w:firstRow="1" w:lastRow="0" w:firstColumn="1" w:lastColumn="0" w:noHBand="0" w:noVBand="1"/>
       </w:tblPr>
@@ -8425,90 +6926,45 @@
                 <w:szCs w:val="20"/>
                 <w:lang w:val="en-US"/>
               </w:rPr>
-              <w:t>c04_0</w:t>
-            </w:r>
-            <w:r>
-              <w:rPr>
-                <w:rFonts w:ascii="Times New Roman" w:hAnsi="Times New Roman" w:cs="Times New Roman"/>
-                <w:sz w:val="20"/>
-                <w:szCs w:val="20"/>
-                <w:lang w:val="en-US"/>
-              </w:rPr>
-              <w:t>1</w:t>
-            </w:r>
-            <w:r>
-              <w:rPr>
-                <w:rFonts w:ascii="Times New Roman" w:hAnsi="Times New Roman" w:cs="Times New Roman"/>
-                <w:sz w:val="20"/>
-                <w:szCs w:val="20"/>
-                <w:lang w:val="en-US"/>
-              </w:rPr>
-              <w:t>_</w:t>
-            </w:r>
-            <w:r>
-              <w:rPr>
-                <w:rFonts w:ascii="Times New Roman" w:hAnsi="Times New Roman" w:cs="Times New Roman"/>
-                <w:sz w:val="20"/>
-                <w:szCs w:val="20"/>
-                <w:lang w:val="en-US"/>
-              </w:rPr>
-              <w:t>petition_d</w:t>
-            </w:r>
-          </w:p>
-          <w:p>
-            <w:pPr>
-              <w:rPr>
-                <w:rFonts w:ascii="Times New Roman" w:hAnsi="Times New Roman" w:cs="Times New Roman"/>
-                <w:sz w:val="20"/>
-                <w:szCs w:val="20"/>
-                <w:lang w:val="en-US"/>
-              </w:rPr>
-            </w:pPr>
-            <w:r>
-              <w:rPr>
-                <w:rFonts w:ascii="Times New Roman" w:hAnsi="Times New Roman" w:cs="Times New Roman"/>
-                <w:sz w:val="20"/>
-                <w:szCs w:val="20"/>
-                <w:lang w:val="en-US"/>
-              </w:rPr>
-              <w:t>c04_0</w:t>
-            </w:r>
-            <w:r>
-              <w:rPr>
-                <w:rFonts w:ascii="Times New Roman" w:hAnsi="Times New Roman" w:cs="Times New Roman"/>
-                <w:sz w:val="20"/>
-                <w:szCs w:val="20"/>
-                <w:lang w:val="en-US"/>
-              </w:rPr>
-              <w:t>2_march_d</w:t>
-            </w:r>
-          </w:p>
-          <w:p>
-            <w:pPr>
-              <w:rPr>
-                <w:rFonts w:ascii="Times New Roman" w:hAnsi="Times New Roman" w:cs="Times New Roman"/>
-                <w:sz w:val="20"/>
-                <w:szCs w:val="20"/>
-                <w:lang w:val="en-US"/>
-              </w:rPr>
-            </w:pPr>
-            <w:r>
-              <w:rPr>
-                <w:rFonts w:ascii="Times New Roman" w:hAnsi="Times New Roman" w:cs="Times New Roman"/>
-                <w:sz w:val="20"/>
-                <w:szCs w:val="20"/>
-                <w:lang w:val="en-US"/>
-              </w:rPr>
-              <w:t>c04_0</w:t>
-            </w:r>
-            <w:r>
-              <w:rPr>
-                <w:rFonts w:ascii="Times New Roman" w:hAnsi="Times New Roman" w:cs="Times New Roman"/>
-                <w:sz w:val="20"/>
-                <w:szCs w:val="20"/>
-                <w:lang w:val="en-US"/>
-              </w:rPr>
-              <w:t>4_socnet_d</w:t>
+              <w:t>c04_01_petition_d</w:t>
+            </w:r>
+          </w:p>
+          <w:p>
+            <w:pPr>
+              <w:rPr>
+                <w:rFonts w:ascii="Times New Roman" w:hAnsi="Times New Roman" w:cs="Times New Roman"/>
+                <w:sz w:val="20"/>
+                <w:szCs w:val="20"/>
+                <w:lang w:val="en-US"/>
+              </w:rPr>
+            </w:pPr>
+            <w:r>
+              <w:rPr>
+                <w:rFonts w:ascii="Times New Roman" w:hAnsi="Times New Roman" w:cs="Times New Roman"/>
+                <w:sz w:val="20"/>
+                <w:szCs w:val="20"/>
+                <w:lang w:val="en-US"/>
+              </w:rPr>
+              <w:t>c04_02_march_d</w:t>
+            </w:r>
+          </w:p>
+          <w:p>
+            <w:pPr>
+              <w:rPr>
+                <w:rFonts w:ascii="Times New Roman" w:hAnsi="Times New Roman" w:cs="Times New Roman"/>
+                <w:sz w:val="20"/>
+                <w:szCs w:val="20"/>
+                <w:lang w:val="en-US"/>
+              </w:rPr>
+            </w:pPr>
+            <w:r>
+              <w:rPr>
+                <w:rFonts w:ascii="Times New Roman" w:hAnsi="Times New Roman" w:cs="Times New Roman"/>
+                <w:sz w:val="20"/>
+                <w:szCs w:val="20"/>
+                <w:lang w:val="en-US"/>
+              </w:rPr>
+              <w:t>c04_04_socnet_d</w:t>
             </w:r>
           </w:p>
           <w:p>
@@ -8534,7 +6990,6 @@
                 <w:szCs w:val="20"/>
               </w:rPr>
             </w:pPr>
-            <w:proofErr w:type="spellStart"/>
             <w:r>
               <w:rPr>
                 <w:rFonts w:ascii="Times New Roman" w:hAnsi="Times New Roman" w:cs="Times New Roman"/>
@@ -8543,7 +6998,6 @@
               </w:rPr>
               <w:t>Dummy</w:t>
             </w:r>
-            <w:proofErr w:type="spellEnd"/>
           </w:p>
           <w:p>
             <w:pPr>
@@ -8577,6 +7031,7 @@
                 <w:rFonts w:ascii="Times New Roman" w:hAnsi="Times New Roman" w:cs="Times New Roman"/>
                 <w:sz w:val="20"/>
                 <w:szCs w:val="20"/>
+                <w:lang w:val="en-US"/>
               </w:rPr>
             </w:pPr>
             <w:r>
@@ -8587,16 +7042,6 @@
               </w:rPr>
               <w:t>0 = no (incluyendo NS / NR)</w:t>
             </w:r>
-          </w:p>
-          <w:p>
-            <w:pPr>
-              <w:rPr>
-                <w:rFonts w:ascii="Times New Roman" w:hAnsi="Times New Roman" w:cs="Times New Roman"/>
-                <w:sz w:val="20"/>
-                <w:szCs w:val="20"/>
-                <w:lang w:val="en-US"/>
-              </w:rPr>
-            </w:pPr>
           </w:p>
         </w:tc>
         <w:tc>
@@ -8650,83 +7095,46 @@
                 <w:szCs w:val="20"/>
                 <w:lang w:val="en-US"/>
               </w:rPr>
-              <w:t>c04_01_petition_</w:t>
-            </w:r>
-            <w:r>
-              <w:rPr>
-                <w:rFonts w:ascii="Times New Roman" w:hAnsi="Times New Roman" w:cs="Times New Roman"/>
-                <w:sz w:val="20"/>
-                <w:szCs w:val="20"/>
-                <w:lang w:val="en-US"/>
-              </w:rPr>
-              <w:t>five</w:t>
-            </w:r>
-          </w:p>
-          <w:p>
-            <w:pPr>
-              <w:rPr>
-                <w:rFonts w:ascii="Times New Roman" w:hAnsi="Times New Roman" w:cs="Times New Roman"/>
-                <w:sz w:val="20"/>
-                <w:szCs w:val="20"/>
-                <w:lang w:val="en-US"/>
-              </w:rPr>
-            </w:pPr>
-            <w:r>
-              <w:rPr>
-                <w:rFonts w:ascii="Times New Roman" w:hAnsi="Times New Roman" w:cs="Times New Roman"/>
-                <w:sz w:val="20"/>
-                <w:szCs w:val="20"/>
-                <w:lang w:val="en-US"/>
-              </w:rPr>
-              <w:t>c04_02_march_</w:t>
-            </w:r>
-            <w:r>
-              <w:rPr>
-                <w:rFonts w:ascii="Times New Roman" w:hAnsi="Times New Roman" w:cs="Times New Roman"/>
-                <w:sz w:val="20"/>
-                <w:szCs w:val="20"/>
-                <w:lang w:val="en-US"/>
-              </w:rPr>
-              <w:t>five</w:t>
-            </w:r>
-          </w:p>
-          <w:p>
-            <w:pPr>
-              <w:rPr>
-                <w:rFonts w:ascii="Times New Roman" w:hAnsi="Times New Roman" w:cs="Times New Roman"/>
-                <w:sz w:val="20"/>
-                <w:szCs w:val="20"/>
-                <w:lang w:val="en-US"/>
-              </w:rPr>
-            </w:pPr>
-            <w:r>
-              <w:rPr>
-                <w:rFonts w:ascii="Times New Roman" w:hAnsi="Times New Roman" w:cs="Times New Roman"/>
-                <w:sz w:val="20"/>
-                <w:szCs w:val="20"/>
-                <w:lang w:val="en-US"/>
-              </w:rPr>
-              <w:t>c04_04_socnet_</w:t>
-            </w:r>
-            <w:r>
-              <w:rPr>
-                <w:rFonts w:ascii="Times New Roman" w:hAnsi="Times New Roman" w:cs="Times New Roman"/>
-                <w:sz w:val="20"/>
-                <w:szCs w:val="20"/>
-                <w:lang w:val="en-US"/>
-              </w:rPr>
-              <w:t>five</w:t>
-            </w:r>
-          </w:p>
-          <w:p>
-            <w:pPr>
-              <w:rPr>
-                <w:rFonts w:ascii="Times New Roman" w:hAnsi="Times New Roman" w:cs="Times New Roman"/>
-                <w:sz w:val="20"/>
-                <w:szCs w:val="20"/>
-                <w:lang w:val="en-US"/>
-              </w:rPr>
-            </w:pPr>
+              <w:t>c04_01_petition_five</w:t>
+            </w:r>
+          </w:p>
+          <w:p>
+            <w:pPr>
+              <w:rPr>
+                <w:rFonts w:ascii="Times New Roman" w:hAnsi="Times New Roman" w:cs="Times New Roman"/>
+                <w:sz w:val="20"/>
+                <w:szCs w:val="20"/>
+                <w:lang w:val="en-US"/>
+              </w:rPr>
+            </w:pPr>
+            <w:r>
+              <w:rPr>
+                <w:rFonts w:ascii="Times New Roman" w:hAnsi="Times New Roman" w:cs="Times New Roman"/>
+                <w:sz w:val="20"/>
+                <w:szCs w:val="20"/>
+                <w:lang w:val="en-US"/>
+              </w:rPr>
+              <w:t>c04_02_march_five</w:t>
+            </w:r>
+          </w:p>
+          <w:p>
+            <w:pPr>
+              <w:rPr>
+                <w:rFonts w:ascii="Times New Roman" w:hAnsi="Times New Roman" w:cs="Times New Roman"/>
+                <w:sz w:val="20"/>
+                <w:szCs w:val="20"/>
+                <w:lang w:val="en-US"/>
+              </w:rPr>
+            </w:pPr>
+            <w:r>
+              <w:rPr>
+                <w:rFonts w:ascii="Times New Roman" w:hAnsi="Times New Roman" w:cs="Times New Roman"/>
+                <w:sz w:val="20"/>
+                <w:szCs w:val="20"/>
+                <w:lang w:val="en-US"/>
+              </w:rPr>
+              <w:t>c04_04_socnet_five</w:t>
+            </w:r>
           </w:p>
         </w:tc>
         <w:tc>
@@ -8812,25 +7220,8 @@
                 <w:sz w:val="20"/>
                 <w:szCs w:val="20"/>
               </w:rPr>
-              <w:t xml:space="preserve">- c11 (participación </w:t>
-            </w:r>
-            <w:proofErr w:type="spellStart"/>
-            <w:r>
-              <w:rPr>
-                <w:rFonts w:ascii="Times New Roman" w:hAnsi="Times New Roman" w:cs="Times New Roman"/>
-                <w:sz w:val="20"/>
-                <w:szCs w:val="20"/>
-              </w:rPr>
-              <w:t>orgs</w:t>
-            </w:r>
-            <w:proofErr w:type="spellEnd"/>
-            <w:r>
-              <w:rPr>
-                <w:rFonts w:ascii="Times New Roman" w:hAnsi="Times New Roman" w:cs="Times New Roman"/>
-                <w:sz w:val="20"/>
-                <w:szCs w:val="20"/>
-              </w:rPr>
-              <w:t>)</w:t>
+              <w:lastRenderedPageBreak/>
+              <w:t>- c11 (participación orgs)</w:t>
             </w:r>
           </w:p>
         </w:tc>
@@ -8844,13 +7235,15 @@
                 <w:rFonts w:ascii="Times New Roman" w:hAnsi="Times New Roman" w:cs="Times New Roman"/>
                 <w:sz w:val="20"/>
                 <w:szCs w:val="20"/>
-              </w:rPr>
-            </w:pPr>
-            <w:r>
-              <w:rPr>
-                <w:rFonts w:ascii="Times New Roman" w:hAnsi="Times New Roman" w:cs="Times New Roman"/>
-                <w:sz w:val="20"/>
-                <w:szCs w:val="20"/>
+                <w:lang w:val="en-US"/>
+              </w:rPr>
+            </w:pPr>
+            <w:r>
+              <w:rPr>
+                <w:rFonts w:ascii="Times New Roman" w:hAnsi="Times New Roman" w:cs="Times New Roman"/>
+                <w:sz w:val="20"/>
+                <w:szCs w:val="20"/>
+                <w:lang w:val="en-US"/>
               </w:rPr>
               <w:t>c11_01_</w:t>
             </w:r>
@@ -8859,6 +7252,7 @@
                 <w:rFonts w:ascii="Times New Roman" w:hAnsi="Times New Roman" w:cs="Times New Roman"/>
                 <w:sz w:val="20"/>
                 <w:szCs w:val="20"/>
+                <w:lang w:val="en-US"/>
               </w:rPr>
               <w:t>neigb_d</w:t>
             </w:r>
@@ -8869,29 +7263,24 @@
                 <w:rFonts w:ascii="Times New Roman" w:hAnsi="Times New Roman" w:cs="Times New Roman"/>
                 <w:sz w:val="20"/>
                 <w:szCs w:val="20"/>
-              </w:rPr>
-            </w:pPr>
-            <w:r>
-              <w:rPr>
-                <w:rFonts w:ascii="Times New Roman" w:hAnsi="Times New Roman" w:cs="Times New Roman"/>
-                <w:sz w:val="20"/>
-                <w:szCs w:val="20"/>
-              </w:rPr>
-              <w:t>c11_0</w:t>
-            </w:r>
-            <w:r>
-              <w:rPr>
-                <w:rFonts w:ascii="Times New Roman" w:hAnsi="Times New Roman" w:cs="Times New Roman"/>
-                <w:sz w:val="20"/>
-                <w:szCs w:val="20"/>
-              </w:rPr>
-              <w:t>2_party</w:t>
-            </w:r>
-            <w:r>
-              <w:rPr>
-                <w:rFonts w:ascii="Times New Roman" w:hAnsi="Times New Roman" w:cs="Times New Roman"/>
-                <w:sz w:val="20"/>
-                <w:szCs w:val="20"/>
+                <w:lang w:val="en-US"/>
+              </w:rPr>
+            </w:pPr>
+            <w:r>
+              <w:rPr>
+                <w:rFonts w:ascii="Times New Roman" w:hAnsi="Times New Roman" w:cs="Times New Roman"/>
+                <w:sz w:val="20"/>
+                <w:szCs w:val="20"/>
+                <w:lang w:val="en-US"/>
+              </w:rPr>
+              <w:t>c11_02_party</w:t>
+            </w:r>
+            <w:r>
+              <w:rPr>
+                <w:rFonts w:ascii="Times New Roman" w:hAnsi="Times New Roman" w:cs="Times New Roman"/>
+                <w:sz w:val="20"/>
+                <w:szCs w:val="20"/>
+                <w:lang w:val="en-US"/>
               </w:rPr>
               <w:t>_d</w:t>
             </w:r>
@@ -8902,29 +7291,24 @@
                 <w:rFonts w:ascii="Times New Roman" w:hAnsi="Times New Roman" w:cs="Times New Roman"/>
                 <w:sz w:val="20"/>
                 <w:szCs w:val="20"/>
-              </w:rPr>
-            </w:pPr>
-            <w:r>
-              <w:rPr>
-                <w:rFonts w:ascii="Times New Roman" w:hAnsi="Times New Roman" w:cs="Times New Roman"/>
-                <w:sz w:val="20"/>
-                <w:szCs w:val="20"/>
-              </w:rPr>
-              <w:t>c11_0</w:t>
-            </w:r>
-            <w:r>
-              <w:rPr>
-                <w:rFonts w:ascii="Times New Roman" w:hAnsi="Times New Roman" w:cs="Times New Roman"/>
-                <w:sz w:val="20"/>
-                <w:szCs w:val="20"/>
-              </w:rPr>
-              <w:t>3_sport</w:t>
-            </w:r>
-            <w:r>
-              <w:rPr>
-                <w:rFonts w:ascii="Times New Roman" w:hAnsi="Times New Roman" w:cs="Times New Roman"/>
-                <w:sz w:val="20"/>
-                <w:szCs w:val="20"/>
+                <w:lang w:val="en-US"/>
+              </w:rPr>
+            </w:pPr>
+            <w:r>
+              <w:rPr>
+                <w:rFonts w:ascii="Times New Roman" w:hAnsi="Times New Roman" w:cs="Times New Roman"/>
+                <w:sz w:val="20"/>
+                <w:szCs w:val="20"/>
+                <w:lang w:val="en-US"/>
+              </w:rPr>
+              <w:t>c11_03_sport</w:t>
+            </w:r>
+            <w:r>
+              <w:rPr>
+                <w:rFonts w:ascii="Times New Roman" w:hAnsi="Times New Roman" w:cs="Times New Roman"/>
+                <w:sz w:val="20"/>
+                <w:szCs w:val="20"/>
+                <w:lang w:val="en-US"/>
               </w:rPr>
               <w:t>_d</w:t>
             </w:r>
@@ -8943,37 +7327,20 @@
                 <w:rFonts w:ascii="Times New Roman" w:hAnsi="Times New Roman" w:cs="Times New Roman"/>
                 <w:sz w:val="20"/>
                 <w:szCs w:val="20"/>
-              </w:rPr>
-              <w:lastRenderedPageBreak/>
-              <w:t>c11_0</w:t>
-            </w:r>
-            <w:r>
-              <w:rPr>
-                <w:rFonts w:ascii="Times New Roman" w:hAnsi="Times New Roman" w:cs="Times New Roman"/>
-                <w:sz w:val="20"/>
-                <w:szCs w:val="20"/>
-              </w:rPr>
-              <w:t>4_church</w:t>
-            </w:r>
-            <w:r>
-              <w:rPr>
-                <w:rFonts w:ascii="Times New Roman" w:hAnsi="Times New Roman" w:cs="Times New Roman"/>
-                <w:sz w:val="20"/>
-                <w:szCs w:val="20"/>
+                <w:lang w:val="en-US"/>
+              </w:rPr>
+              <w:t>c11_04_church</w:t>
+            </w:r>
+            <w:r>
+              <w:rPr>
+                <w:rFonts w:ascii="Times New Roman" w:hAnsi="Times New Roman" w:cs="Times New Roman"/>
+                <w:sz w:val="20"/>
+                <w:szCs w:val="20"/>
+                <w:lang w:val="en-US"/>
               </w:rPr>
               <w:t>_d</w:t>
             </w:r>
           </w:p>
-          <w:p>
-            <w:pPr>
-              <w:rPr>
-                <w:rFonts w:ascii="Times New Roman" w:hAnsi="Times New Roman" w:cs="Times New Roman"/>
-                <w:sz w:val="20"/>
-                <w:szCs w:val="20"/>
-                <w:lang w:val="en-US"/>
-              </w:rPr>
-            </w:pPr>
-          </w:p>
         </w:tc>
         <w:tc>
           <w:tcPr>
@@ -8987,50 +7354,39 @@
                 <w:szCs w:val="20"/>
               </w:rPr>
             </w:pPr>
-            <w:proofErr w:type="spellStart"/>
-            <w:r>
-              <w:rPr>
-                <w:rFonts w:ascii="Times New Roman" w:hAnsi="Times New Roman" w:cs="Times New Roman"/>
-                <w:sz w:val="20"/>
-                <w:szCs w:val="20"/>
-              </w:rPr>
-              <w:lastRenderedPageBreak/>
+            <w:r>
+              <w:rPr>
+                <w:rFonts w:ascii="Times New Roman" w:hAnsi="Times New Roman" w:cs="Times New Roman"/>
+                <w:sz w:val="20"/>
+                <w:szCs w:val="20"/>
+              </w:rPr>
               <w:t>Dummy</w:t>
             </w:r>
-            <w:proofErr w:type="spellEnd"/>
-          </w:p>
-          <w:p>
-            <w:pPr>
-              <w:rPr>
-                <w:rFonts w:ascii="Times New Roman" w:hAnsi="Times New Roman" w:cs="Times New Roman"/>
-                <w:sz w:val="20"/>
-                <w:szCs w:val="20"/>
-              </w:rPr>
-            </w:pPr>
-          </w:p>
-          <w:p>
-            <w:pPr>
-              <w:rPr>
-                <w:rFonts w:ascii="Times New Roman" w:hAnsi="Times New Roman" w:cs="Times New Roman"/>
-                <w:sz w:val="20"/>
-                <w:szCs w:val="20"/>
-              </w:rPr>
-            </w:pPr>
-            <w:r>
-              <w:rPr>
-                <w:rFonts w:ascii="Times New Roman" w:hAnsi="Times New Roman" w:cs="Times New Roman"/>
-                <w:sz w:val="20"/>
-                <w:szCs w:val="20"/>
-              </w:rPr>
-              <w:t>1 = yes (</w:t>
-            </w:r>
-            <w:r>
-              <w:rPr>
-                <w:rFonts w:ascii="Times New Roman" w:hAnsi="Times New Roman" w:cs="Times New Roman"/>
-                <w:sz w:val="20"/>
-                <w:szCs w:val="20"/>
-              </w:rPr>
-              <w:t xml:space="preserve">sólo participantes </w:t>
+          </w:p>
+          <w:p>
+            <w:pPr>
+              <w:rPr>
+                <w:rFonts w:ascii="Times New Roman" w:hAnsi="Times New Roman" w:cs="Times New Roman"/>
+                <w:sz w:val="20"/>
+                <w:szCs w:val="20"/>
+              </w:rPr>
+            </w:pPr>
+          </w:p>
+          <w:p>
+            <w:pPr>
+              <w:rPr>
+                <w:rFonts w:ascii="Times New Roman" w:hAnsi="Times New Roman" w:cs="Times New Roman"/>
+                <w:sz w:val="20"/>
+                <w:szCs w:val="20"/>
+              </w:rPr>
+            </w:pPr>
+            <w:r>
+              <w:rPr>
+                <w:rFonts w:ascii="Times New Roman" w:hAnsi="Times New Roman" w:cs="Times New Roman"/>
+                <w:sz w:val="20"/>
+                <w:szCs w:val="20"/>
+              </w:rPr>
+              <w:t xml:space="preserve">1 = yes (sólo participantes </w:t>
             </w:r>
             <w:r>
               <w:rPr>
@@ -9065,7 +7421,6 @@
                 <w:sz w:val="20"/>
                 <w:szCs w:val="20"/>
               </w:rPr>
-              <w:lastRenderedPageBreak/>
               <w:t>0 = no (</w:t>
             </w:r>
             <w:r>
@@ -9085,15 +7440,6 @@
               <w:t>incluyendo NS / NR)</w:t>
             </w:r>
           </w:p>
-          <w:p>
-            <w:pPr>
-              <w:rPr>
-                <w:rFonts w:ascii="Times New Roman" w:hAnsi="Times New Roman" w:cs="Times New Roman"/>
-                <w:sz w:val="20"/>
-                <w:szCs w:val="20"/>
-              </w:rPr>
-            </w:pPr>
-          </w:p>
         </w:tc>
         <w:tc>
           <w:tcPr>
@@ -9105,7 +7451,6 @@
                 <w:rFonts w:ascii="Times New Roman" w:hAnsi="Times New Roman" w:cs="Times New Roman"/>
                 <w:sz w:val="20"/>
                 <w:szCs w:val="20"/>
-                <w:lang w:val="en-US"/>
               </w:rPr>
             </w:pPr>
           </w:p>
@@ -9136,110 +7481,75 @@
                 <w:rFonts w:ascii="Times New Roman" w:hAnsi="Times New Roman" w:cs="Times New Roman"/>
                 <w:sz w:val="20"/>
                 <w:szCs w:val="20"/>
-              </w:rPr>
-            </w:pPr>
-            <w:r>
-              <w:rPr>
-                <w:rFonts w:ascii="Times New Roman" w:hAnsi="Times New Roman" w:cs="Times New Roman"/>
-                <w:sz w:val="20"/>
-                <w:szCs w:val="20"/>
-              </w:rPr>
-              <w:t>c11_01_neigb_</w:t>
-            </w:r>
-            <w:r>
-              <w:rPr>
-                <w:rFonts w:ascii="Times New Roman" w:hAnsi="Times New Roman" w:cs="Times New Roman"/>
-                <w:sz w:val="20"/>
-                <w:szCs w:val="20"/>
-              </w:rPr>
-              <w:t>three</w:t>
-            </w:r>
-          </w:p>
-          <w:p>
-            <w:pPr>
-              <w:rPr>
-                <w:rFonts w:ascii="Times New Roman" w:hAnsi="Times New Roman" w:cs="Times New Roman"/>
-                <w:sz w:val="20"/>
-                <w:szCs w:val="20"/>
-              </w:rPr>
-            </w:pPr>
-            <w:r>
-              <w:rPr>
-                <w:rFonts w:ascii="Times New Roman" w:hAnsi="Times New Roman" w:cs="Times New Roman"/>
-                <w:sz w:val="20"/>
-                <w:szCs w:val="20"/>
-              </w:rPr>
-              <w:t>c11_02_party_</w:t>
-            </w:r>
-            <w:r>
-              <w:rPr>
-                <w:rFonts w:ascii="Times New Roman" w:hAnsi="Times New Roman" w:cs="Times New Roman"/>
-                <w:sz w:val="20"/>
-                <w:szCs w:val="20"/>
-              </w:rPr>
-              <w:t>three</w:t>
-            </w:r>
-          </w:p>
-          <w:p>
-            <w:pPr>
-              <w:rPr>
-                <w:rFonts w:ascii="Times New Roman" w:hAnsi="Times New Roman" w:cs="Times New Roman"/>
-                <w:sz w:val="20"/>
-                <w:szCs w:val="20"/>
-              </w:rPr>
-            </w:pPr>
-            <w:r>
-              <w:rPr>
-                <w:rFonts w:ascii="Times New Roman" w:hAnsi="Times New Roman" w:cs="Times New Roman"/>
-                <w:sz w:val="20"/>
-                <w:szCs w:val="20"/>
-              </w:rPr>
-              <w:t>c11_03_sport_</w:t>
-            </w:r>
-            <w:r>
-              <w:rPr>
-                <w:rFonts w:ascii="Times New Roman" w:hAnsi="Times New Roman" w:cs="Times New Roman"/>
-                <w:sz w:val="20"/>
-                <w:szCs w:val="20"/>
-              </w:rPr>
-              <w:t>three</w:t>
-            </w:r>
-          </w:p>
-          <w:p>
-            <w:pPr>
-              <w:rPr>
-                <w:rFonts w:ascii="Times New Roman" w:hAnsi="Times New Roman" w:cs="Times New Roman"/>
-                <w:sz w:val="20"/>
-                <w:szCs w:val="20"/>
-                <w:lang w:val="en-US"/>
-              </w:rPr>
-            </w:pPr>
-            <w:r>
-              <w:rPr>
-                <w:rFonts w:ascii="Times New Roman" w:hAnsi="Times New Roman" w:cs="Times New Roman"/>
-                <w:sz w:val="20"/>
-                <w:szCs w:val="20"/>
-              </w:rPr>
-              <w:t>c11_04_church_</w:t>
-            </w:r>
-            <w:r>
-              <w:rPr>
-                <w:rFonts w:ascii="Times New Roman" w:hAnsi="Times New Roman" w:cs="Times New Roman"/>
-                <w:sz w:val="20"/>
-                <w:szCs w:val="20"/>
-              </w:rPr>
-              <w:t>three</w:t>
-            </w:r>
-          </w:p>
-          <w:p>
-            <w:pPr>
-              <w:rPr>
-                <w:rFonts w:ascii="Times New Roman" w:hAnsi="Times New Roman" w:cs="Times New Roman"/>
-                <w:sz w:val="20"/>
-                <w:szCs w:val="20"/>
-                <w:lang w:val="en-US"/>
-              </w:rPr>
-            </w:pPr>
+                <w:lang w:val="en-US"/>
+              </w:rPr>
+            </w:pPr>
+            <w:r>
+              <w:rPr>
+                <w:rFonts w:ascii="Times New Roman" w:hAnsi="Times New Roman" w:cs="Times New Roman"/>
+                <w:sz w:val="20"/>
+                <w:szCs w:val="20"/>
+                <w:lang w:val="en-US"/>
+              </w:rPr>
+              <w:t>c11_01_neigb_three</w:t>
+            </w:r>
+          </w:p>
+          <w:p>
+            <w:pPr>
+              <w:rPr>
+                <w:rFonts w:ascii="Times New Roman" w:hAnsi="Times New Roman" w:cs="Times New Roman"/>
+                <w:sz w:val="20"/>
+                <w:szCs w:val="20"/>
+                <w:lang w:val="en-US"/>
+              </w:rPr>
+            </w:pPr>
+            <w:r>
+              <w:rPr>
+                <w:rFonts w:ascii="Times New Roman" w:hAnsi="Times New Roman" w:cs="Times New Roman"/>
+                <w:sz w:val="20"/>
+                <w:szCs w:val="20"/>
+                <w:lang w:val="en-US"/>
+              </w:rPr>
+              <w:t>c11_02_party_three</w:t>
+            </w:r>
+          </w:p>
+          <w:p>
+            <w:pPr>
+              <w:rPr>
+                <w:rFonts w:ascii="Times New Roman" w:hAnsi="Times New Roman" w:cs="Times New Roman"/>
+                <w:sz w:val="20"/>
+                <w:szCs w:val="20"/>
+                <w:lang w:val="en-US"/>
+              </w:rPr>
+            </w:pPr>
+            <w:r>
+              <w:rPr>
+                <w:rFonts w:ascii="Times New Roman" w:hAnsi="Times New Roman" w:cs="Times New Roman"/>
+                <w:sz w:val="20"/>
+                <w:szCs w:val="20"/>
+                <w:lang w:val="en-US"/>
+              </w:rPr>
+              <w:t>c11_03_sport_three</w:t>
+            </w:r>
+          </w:p>
+          <w:p>
+            <w:pPr>
+              <w:rPr>
+                <w:rFonts w:ascii="Times New Roman" w:hAnsi="Times New Roman" w:cs="Times New Roman"/>
+                <w:sz w:val="20"/>
+                <w:szCs w:val="20"/>
+                <w:lang w:val="en-US"/>
+              </w:rPr>
+            </w:pPr>
+            <w:r>
+              <w:rPr>
+                <w:rFonts w:ascii="Times New Roman" w:hAnsi="Times New Roman" w:cs="Times New Roman"/>
+                <w:sz w:val="20"/>
+                <w:szCs w:val="20"/>
+                <w:lang w:val="en-US"/>
+              </w:rPr>
+              <w:t>c11_04_church_three</w:t>
+            </w:r>
           </w:p>
         </w:tc>
         <w:tc>
@@ -9333,25 +7643,7 @@
                 <w:sz w:val="20"/>
                 <w:szCs w:val="20"/>
               </w:rPr>
-              <w:t xml:space="preserve">id </w:t>
-            </w:r>
-            <w:proofErr w:type="spellStart"/>
-            <w:r>
-              <w:rPr>
-                <w:rFonts w:ascii="Times New Roman" w:hAnsi="Times New Roman" w:cs="Times New Roman"/>
-                <w:sz w:val="20"/>
-                <w:szCs w:val="20"/>
-              </w:rPr>
-              <w:t>politic</w:t>
-            </w:r>
-            <w:proofErr w:type="spellEnd"/>
-            <w:r>
-              <w:rPr>
-                <w:rFonts w:ascii="Times New Roman" w:hAnsi="Times New Roman" w:cs="Times New Roman"/>
-                <w:sz w:val="20"/>
-                <w:szCs w:val="20"/>
-              </w:rPr>
-              <w:t xml:space="preserve">) </w:t>
+              <w:t xml:space="preserve">id politic) </w:t>
             </w:r>
           </w:p>
         </w:tc>
@@ -9390,7 +7682,6 @@
                 <w:szCs w:val="20"/>
               </w:rPr>
             </w:pPr>
-            <w:proofErr w:type="spellStart"/>
             <w:r>
               <w:rPr>
                 <w:rFonts w:ascii="Times New Roman" w:hAnsi="Times New Roman" w:cs="Times New Roman"/>
@@ -9399,7 +7690,6 @@
               </w:rPr>
               <w:t>Dummy</w:t>
             </w:r>
-            <w:proofErr w:type="spellEnd"/>
           </w:p>
           <w:p>
             <w:pPr>
@@ -9435,24 +7725,6 @@
               <w:t>0 = no (todo el resto, incluyendo NS/NR)</w:t>
             </w:r>
           </w:p>
-          <w:p>
-            <w:pPr>
-              <w:rPr>
-                <w:rFonts w:ascii="Times New Roman" w:hAnsi="Times New Roman" w:cs="Times New Roman"/>
-                <w:sz w:val="20"/>
-                <w:szCs w:val="20"/>
-              </w:rPr>
-            </w:pPr>
-          </w:p>
-          <w:p>
-            <w:pPr>
-              <w:rPr>
-                <w:rFonts w:ascii="Times New Roman" w:hAnsi="Times New Roman" w:cs="Times New Roman"/>
-                <w:sz w:val="20"/>
-                <w:szCs w:val="20"/>
-              </w:rPr>
-            </w:pPr>
-          </w:p>
         </w:tc>
         <w:tc>
           <w:tcPr>
@@ -9464,7 +7736,6 @@
                 <w:rFonts w:ascii="Times New Roman" w:hAnsi="Times New Roman" w:cs="Times New Roman"/>
                 <w:sz w:val="20"/>
                 <w:szCs w:val="20"/>
-                <w:lang w:val="en-US"/>
               </w:rPr>
             </w:pPr>
           </w:p>
@@ -9503,31 +7774,7 @@
                 <w:sz w:val="20"/>
                 <w:szCs w:val="20"/>
               </w:rPr>
-              <w:t>c08_</w:t>
-            </w:r>
-            <w:r>
-              <w:rPr>
-                <w:rFonts w:ascii="Times New Roman" w:hAnsi="Times New Roman" w:cs="Times New Roman"/>
-                <w:sz w:val="20"/>
-                <w:szCs w:val="20"/>
-              </w:rPr>
-              <w:t>pol</w:t>
-            </w:r>
-            <w:r>
-              <w:rPr>
-                <w:rFonts w:ascii="Times New Roman" w:hAnsi="Times New Roman" w:cs="Times New Roman"/>
-                <w:sz w:val="20"/>
-                <w:szCs w:val="20"/>
-              </w:rPr>
-              <w:t>tid_</w:t>
-            </w:r>
-            <w:r>
-              <w:rPr>
-                <w:rFonts w:ascii="Times New Roman" w:hAnsi="Times New Roman" w:cs="Times New Roman"/>
-                <w:sz w:val="20"/>
-                <w:szCs w:val="20"/>
-              </w:rPr>
-              <w:t>four</w:t>
+              <w:t>c08_poltid_four</w:t>
             </w:r>
           </w:p>
           <w:p>
@@ -9569,160 +7816,85 @@
                 <w:sz w:val="20"/>
                 <w:szCs w:val="20"/>
               </w:rPr>
-              <w:t>Factor de cuatro</w:t>
-            </w:r>
-            <w:r>
-              <w:rPr>
-                <w:rFonts w:ascii="Times New Roman" w:hAnsi="Times New Roman" w:cs="Times New Roman"/>
-                <w:sz w:val="20"/>
-                <w:szCs w:val="20"/>
-              </w:rPr>
-              <w:t xml:space="preserve"> categorías</w:t>
-            </w:r>
-          </w:p>
-          <w:p>
-            <w:pPr>
-              <w:rPr>
-                <w:rFonts w:ascii="Times New Roman" w:hAnsi="Times New Roman" w:cs="Times New Roman"/>
-                <w:sz w:val="20"/>
-                <w:szCs w:val="20"/>
-              </w:rPr>
-            </w:pPr>
-          </w:p>
-          <w:p>
-            <w:pPr>
-              <w:rPr>
-                <w:rFonts w:ascii="Times New Roman" w:hAnsi="Times New Roman" w:cs="Times New Roman"/>
-                <w:sz w:val="20"/>
-                <w:szCs w:val="20"/>
-              </w:rPr>
-            </w:pPr>
-            <w:r>
-              <w:rPr>
-                <w:rFonts w:ascii="Times New Roman" w:hAnsi="Times New Roman" w:cs="Times New Roman"/>
-                <w:sz w:val="20"/>
-                <w:szCs w:val="20"/>
-              </w:rPr>
-              <w:t xml:space="preserve">1. Left = </w:t>
-            </w:r>
-            <w:r>
-              <w:rPr>
-                <w:rFonts w:ascii="Times New Roman" w:hAnsi="Times New Roman" w:cs="Times New Roman"/>
-                <w:sz w:val="20"/>
-                <w:szCs w:val="20"/>
-              </w:rPr>
-              <w:t>valores 0 a 3 escala original</w:t>
-            </w:r>
-          </w:p>
-          <w:p>
-            <w:pPr>
-              <w:rPr>
-                <w:rFonts w:ascii="Times New Roman" w:hAnsi="Times New Roman" w:cs="Times New Roman"/>
-                <w:sz w:val="20"/>
-                <w:szCs w:val="20"/>
-              </w:rPr>
-            </w:pPr>
-            <w:r>
-              <w:rPr>
-                <w:rFonts w:ascii="Times New Roman" w:hAnsi="Times New Roman" w:cs="Times New Roman"/>
-                <w:sz w:val="20"/>
-                <w:szCs w:val="20"/>
-              </w:rPr>
-              <w:t xml:space="preserve">2. Center = </w:t>
-            </w:r>
-            <w:r>
-              <w:rPr>
-                <w:rFonts w:ascii="Times New Roman" w:hAnsi="Times New Roman" w:cs="Times New Roman"/>
-                <w:sz w:val="20"/>
-                <w:szCs w:val="20"/>
-              </w:rPr>
-              <w:t xml:space="preserve">valores </w:t>
-            </w:r>
-            <w:r>
-              <w:rPr>
-                <w:rFonts w:ascii="Times New Roman" w:hAnsi="Times New Roman" w:cs="Times New Roman"/>
-                <w:sz w:val="20"/>
-                <w:szCs w:val="20"/>
-              </w:rPr>
-              <w:t>4 a 6</w:t>
-            </w:r>
-          </w:p>
-          <w:p>
-            <w:pPr>
-              <w:rPr>
-                <w:rFonts w:ascii="Times New Roman" w:hAnsi="Times New Roman" w:cs="Times New Roman"/>
-                <w:sz w:val="20"/>
-                <w:szCs w:val="20"/>
-              </w:rPr>
-            </w:pPr>
-            <w:r>
-              <w:rPr>
-                <w:rFonts w:ascii="Times New Roman" w:hAnsi="Times New Roman" w:cs="Times New Roman"/>
-                <w:sz w:val="20"/>
-                <w:szCs w:val="20"/>
-              </w:rPr>
-              <w:t xml:space="preserve">3. Right = </w:t>
-            </w:r>
-            <w:r>
-              <w:rPr>
-                <w:rFonts w:ascii="Times New Roman" w:hAnsi="Times New Roman" w:cs="Times New Roman"/>
-                <w:sz w:val="20"/>
-                <w:szCs w:val="20"/>
-              </w:rPr>
-              <w:t xml:space="preserve">valores </w:t>
-            </w:r>
-            <w:r>
-              <w:rPr>
-                <w:rFonts w:ascii="Times New Roman" w:hAnsi="Times New Roman" w:cs="Times New Roman"/>
-                <w:sz w:val="20"/>
-                <w:szCs w:val="20"/>
-              </w:rPr>
-              <w:t>7 a 10</w:t>
-            </w:r>
-          </w:p>
-          <w:p>
-            <w:pPr>
-              <w:rPr>
-                <w:rFonts w:ascii="Times New Roman" w:hAnsi="Times New Roman" w:cs="Times New Roman"/>
-                <w:sz w:val="20"/>
-                <w:szCs w:val="20"/>
-              </w:rPr>
-            </w:pPr>
-            <w:r>
-              <w:rPr>
-                <w:rFonts w:ascii="Times New Roman" w:hAnsi="Times New Roman" w:cs="Times New Roman"/>
-                <w:sz w:val="20"/>
-                <w:szCs w:val="20"/>
-              </w:rPr>
-              <w:t xml:space="preserve">4. Not </w:t>
-            </w:r>
-            <w:proofErr w:type="spellStart"/>
-            <w:r>
-              <w:rPr>
-                <w:rFonts w:ascii="Times New Roman" w:hAnsi="Times New Roman" w:cs="Times New Roman"/>
-                <w:sz w:val="20"/>
-                <w:szCs w:val="20"/>
-              </w:rPr>
-              <w:t>identified</w:t>
-            </w:r>
-            <w:proofErr w:type="spellEnd"/>
-            <w:r>
-              <w:rPr>
-                <w:rFonts w:ascii="Times New Roman" w:hAnsi="Times New Roman" w:cs="Times New Roman"/>
-                <w:sz w:val="20"/>
-                <w:szCs w:val="20"/>
-              </w:rPr>
-              <w:t xml:space="preserve"> = Ninguno + NS / NR</w:t>
-            </w:r>
-          </w:p>
-          <w:p>
-            <w:pPr>
-              <w:rPr>
-                <w:rFonts w:ascii="Times New Roman" w:hAnsi="Times New Roman" w:cs="Times New Roman"/>
-                <w:sz w:val="20"/>
-                <w:szCs w:val="20"/>
-              </w:rPr>
-            </w:pPr>
+              <w:t>Factor de cuatro categorías</w:t>
+            </w:r>
+          </w:p>
+          <w:p>
+            <w:pPr>
+              <w:rPr>
+                <w:rFonts w:ascii="Times New Roman" w:hAnsi="Times New Roman" w:cs="Times New Roman"/>
+                <w:sz w:val="20"/>
+                <w:szCs w:val="20"/>
+              </w:rPr>
+            </w:pPr>
+          </w:p>
+          <w:p>
+            <w:pPr>
+              <w:rPr>
+                <w:rFonts w:ascii="Times New Roman" w:hAnsi="Times New Roman" w:cs="Times New Roman"/>
+                <w:sz w:val="20"/>
+                <w:szCs w:val="20"/>
+              </w:rPr>
+            </w:pPr>
+            <w:r>
+              <w:rPr>
+                <w:rFonts w:ascii="Times New Roman" w:hAnsi="Times New Roman" w:cs="Times New Roman"/>
+                <w:sz w:val="20"/>
+                <w:szCs w:val="20"/>
+              </w:rPr>
+              <w:t>1. Left = valores 0 a 3 escala original</w:t>
+            </w:r>
+          </w:p>
+          <w:p>
+            <w:pPr>
+              <w:rPr>
+                <w:rFonts w:ascii="Times New Roman" w:hAnsi="Times New Roman" w:cs="Times New Roman"/>
+                <w:sz w:val="20"/>
+                <w:szCs w:val="20"/>
+              </w:rPr>
+            </w:pPr>
+            <w:r>
+              <w:rPr>
+                <w:rFonts w:ascii="Times New Roman" w:hAnsi="Times New Roman" w:cs="Times New Roman"/>
+                <w:sz w:val="20"/>
+                <w:szCs w:val="20"/>
+              </w:rPr>
+              <w:t>2. Center = valores 4 a 6</w:t>
+            </w:r>
+          </w:p>
+          <w:p>
+            <w:pPr>
+              <w:rPr>
+                <w:rFonts w:ascii="Times New Roman" w:hAnsi="Times New Roman" w:cs="Times New Roman"/>
+                <w:sz w:val="20"/>
+                <w:szCs w:val="20"/>
+              </w:rPr>
+            </w:pPr>
+            <w:r>
+              <w:rPr>
+                <w:rFonts w:ascii="Times New Roman" w:hAnsi="Times New Roman" w:cs="Times New Roman"/>
+                <w:sz w:val="20"/>
+                <w:szCs w:val="20"/>
+              </w:rPr>
+              <w:t>3. Right = valores 7 a 10</w:t>
+            </w:r>
+          </w:p>
+          <w:p>
+            <w:pPr>
+              <w:rPr>
+                <w:rFonts w:ascii="Times New Roman" w:hAnsi="Times New Roman" w:cs="Times New Roman"/>
+                <w:sz w:val="20"/>
+                <w:szCs w:val="20"/>
+              </w:rPr>
+            </w:pPr>
+            <w:r>
+              <w:rPr>
+                <w:rFonts w:ascii="Times New Roman" w:hAnsi="Times New Roman" w:cs="Times New Roman"/>
+                <w:sz w:val="20"/>
+                <w:szCs w:val="20"/>
+              </w:rPr>
+              <w:t>4. Not identified = Ninguno + NS / NR</w:t>
+            </w:r>
           </w:p>
         </w:tc>
         <w:tc>
@@ -9760,25 +7932,7 @@
                 <w:sz w:val="20"/>
                 <w:szCs w:val="20"/>
               </w:rPr>
-              <w:t>- c09 (</w:t>
-            </w:r>
-            <w:proofErr w:type="spellStart"/>
-            <w:r>
-              <w:rPr>
-                <w:rFonts w:ascii="Times New Roman" w:hAnsi="Times New Roman" w:cs="Times New Roman"/>
-                <w:sz w:val="20"/>
-                <w:szCs w:val="20"/>
-              </w:rPr>
-              <w:t>party</w:t>
-            </w:r>
-            <w:proofErr w:type="spellEnd"/>
-            <w:r>
-              <w:rPr>
-                <w:rFonts w:ascii="Times New Roman" w:hAnsi="Times New Roman" w:cs="Times New Roman"/>
-                <w:sz w:val="20"/>
-                <w:szCs w:val="20"/>
-              </w:rPr>
-              <w:t xml:space="preserve"> id)</w:t>
+              <w:t>- c09 (party id)</w:t>
             </w:r>
           </w:p>
         </w:tc>
@@ -9818,23 +7972,13 @@
                 <w:szCs w:val="20"/>
               </w:rPr>
             </w:pPr>
-            <w:proofErr w:type="spellStart"/>
-            <w:r>
-              <w:rPr>
-                <w:rFonts w:ascii="Times New Roman" w:hAnsi="Times New Roman" w:cs="Times New Roman"/>
-                <w:sz w:val="20"/>
-                <w:szCs w:val="20"/>
-              </w:rPr>
-              <w:t>Dummy</w:t>
-            </w:r>
-            <w:proofErr w:type="spellEnd"/>
-            <w:r>
-              <w:rPr>
-                <w:rFonts w:ascii="Times New Roman" w:hAnsi="Times New Roman" w:cs="Times New Roman"/>
-                <w:sz w:val="20"/>
-                <w:szCs w:val="20"/>
-              </w:rPr>
-              <w:t xml:space="preserve"> </w:t>
+            <w:r>
+              <w:rPr>
+                <w:rFonts w:ascii="Times New Roman" w:hAnsi="Times New Roman" w:cs="Times New Roman"/>
+                <w:sz w:val="20"/>
+                <w:szCs w:val="20"/>
+              </w:rPr>
+              <w:t xml:space="preserve">Dummy </w:t>
             </w:r>
             <w:r>
               <w:rPr>
@@ -9859,43 +8003,7 @@
                 <w:sz w:val="20"/>
                 <w:szCs w:val="20"/>
               </w:rPr>
-              <w:t xml:space="preserve">1 = yes (PC, PH, FA, PS + “otros” que digan izquierda—mismo criterio que </w:t>
-            </w:r>
-            <w:proofErr w:type="spellStart"/>
-            <w:r>
-              <w:rPr>
-                <w:rFonts w:ascii="Times New Roman" w:hAnsi="Times New Roman" w:cs="Times New Roman"/>
-                <w:sz w:val="20"/>
-                <w:szCs w:val="20"/>
-              </w:rPr>
-              <w:t>paper</w:t>
-            </w:r>
-            <w:proofErr w:type="spellEnd"/>
-            <w:r>
-              <w:rPr>
-                <w:rFonts w:ascii="Times New Roman" w:hAnsi="Times New Roman" w:cs="Times New Roman"/>
-                <w:sz w:val="20"/>
-                <w:szCs w:val="20"/>
-              </w:rPr>
-              <w:t xml:space="preserve"> de ILR </w:t>
-            </w:r>
-            <w:proofErr w:type="spellStart"/>
-            <w:r>
-              <w:rPr>
-                <w:rFonts w:ascii="Times New Roman" w:hAnsi="Times New Roman" w:cs="Times New Roman"/>
-                <w:sz w:val="20"/>
-                <w:szCs w:val="20"/>
-              </w:rPr>
-              <w:t>Review</w:t>
-            </w:r>
-            <w:proofErr w:type="spellEnd"/>
-            <w:r>
-              <w:rPr>
-                <w:rFonts w:ascii="Times New Roman" w:hAnsi="Times New Roman" w:cs="Times New Roman"/>
-                <w:sz w:val="20"/>
-                <w:szCs w:val="20"/>
-              </w:rPr>
-              <w:t>)</w:t>
+              <w:t>1 = yes (PC, PH, FA, PS + “otros” que digan izquierda—mismo criterio que paper de ILR Review)</w:t>
             </w:r>
           </w:p>
           <w:p>
@@ -9932,23 +8040,13 @@
                 <w:szCs w:val="20"/>
               </w:rPr>
             </w:pPr>
-            <w:proofErr w:type="spellStart"/>
-            <w:r>
-              <w:rPr>
-                <w:rFonts w:ascii="Times New Roman" w:hAnsi="Times New Roman" w:cs="Times New Roman"/>
-                <w:sz w:val="20"/>
-                <w:szCs w:val="20"/>
-              </w:rPr>
-              <w:t>Dummy</w:t>
-            </w:r>
-            <w:proofErr w:type="spellEnd"/>
-            <w:r>
-              <w:rPr>
-                <w:rFonts w:ascii="Times New Roman" w:hAnsi="Times New Roman" w:cs="Times New Roman"/>
-                <w:sz w:val="20"/>
-                <w:szCs w:val="20"/>
-              </w:rPr>
-              <w:t xml:space="preserve"> (Argentina)</w:t>
+            <w:r>
+              <w:rPr>
+                <w:rFonts w:ascii="Times New Roman" w:hAnsi="Times New Roman" w:cs="Times New Roman"/>
+                <w:sz w:val="20"/>
+                <w:szCs w:val="20"/>
+              </w:rPr>
+              <w:t>Dummy (Argentina)</w:t>
             </w:r>
           </w:p>
           <w:p>
@@ -9984,15 +8082,6 @@
               </w:rPr>
               <w:t xml:space="preserve">0 = todo el resto </w:t>
             </w:r>
-          </w:p>
-          <w:p>
-            <w:pPr>
-              <w:rPr>
-                <w:rFonts w:ascii="Times New Roman" w:hAnsi="Times New Roman" w:cs="Times New Roman"/>
-                <w:sz w:val="20"/>
-                <w:szCs w:val="20"/>
-              </w:rPr>
-            </w:pPr>
           </w:p>
         </w:tc>
         <w:tc>
@@ -10102,16 +8191,6 @@
               </w:rPr>
             </w:pPr>
           </w:p>
-          <w:p>
-            <w:pPr>
-              <w:rPr>
-                <w:rFonts w:ascii="Times New Roman" w:hAnsi="Times New Roman" w:cs="Times New Roman"/>
-                <w:sz w:val="20"/>
-                <w:szCs w:val="20"/>
-                <w:lang w:val="en-US"/>
-              </w:rPr>
-            </w:pPr>
-          </w:p>
         </w:tc>
         <w:tc>
           <w:tcPr>
@@ -10150,15 +8229,6 @@
               </w:rPr>
               <w:t>NS/NR: NA</w:t>
             </w:r>
-          </w:p>
-          <w:p>
-            <w:pPr>
-              <w:rPr>
-                <w:rFonts w:ascii="Times New Roman" w:hAnsi="Times New Roman" w:cs="Times New Roman"/>
-                <w:sz w:val="20"/>
-                <w:szCs w:val="20"/>
-              </w:rPr>
-            </w:pPr>
           </w:p>
         </w:tc>
         <w:tc>
@@ -10220,44 +8290,26 @@
                 <w:szCs w:val="20"/>
                 <w:lang w:val="en-US"/>
               </w:rPr>
-              <w:t>c1</w:t>
-            </w:r>
-            <w:r>
-              <w:rPr>
-                <w:rFonts w:ascii="Times New Roman" w:hAnsi="Times New Roman" w:cs="Times New Roman"/>
-                <w:sz w:val="20"/>
-                <w:szCs w:val="20"/>
-                <w:lang w:val="en-US"/>
-              </w:rPr>
-              <w:t>2_01</w:t>
-            </w:r>
-          </w:p>
-          <w:p>
-            <w:pPr>
-              <w:rPr>
-                <w:rFonts w:ascii="Times New Roman" w:hAnsi="Times New Roman" w:cs="Times New Roman"/>
-                <w:sz w:val="20"/>
-                <w:szCs w:val="20"/>
-                <w:lang w:val="en-US"/>
-              </w:rPr>
-            </w:pPr>
-            <w:r>
-              <w:rPr>
-                <w:rFonts w:ascii="Times New Roman" w:hAnsi="Times New Roman" w:cs="Times New Roman"/>
-                <w:sz w:val="20"/>
-                <w:szCs w:val="20"/>
-                <w:lang w:val="en-US"/>
-              </w:rPr>
-              <w:t>c12_0</w:t>
-            </w:r>
-            <w:r>
-              <w:rPr>
-                <w:rFonts w:ascii="Times New Roman" w:hAnsi="Times New Roman" w:cs="Times New Roman"/>
-                <w:sz w:val="20"/>
-                <w:szCs w:val="20"/>
-                <w:lang w:val="en-US"/>
-              </w:rPr>
-              <w:t>2</w:t>
+              <w:t>c12_01</w:t>
+            </w:r>
+          </w:p>
+          <w:p>
+            <w:pPr>
+              <w:rPr>
+                <w:rFonts w:ascii="Times New Roman" w:hAnsi="Times New Roman" w:cs="Times New Roman"/>
+                <w:sz w:val="20"/>
+                <w:szCs w:val="20"/>
+                <w:lang w:val="en-US"/>
+              </w:rPr>
+            </w:pPr>
+            <w:r>
+              <w:rPr>
+                <w:rFonts w:ascii="Times New Roman" w:hAnsi="Times New Roman" w:cs="Times New Roman"/>
+                <w:sz w:val="20"/>
+                <w:szCs w:val="20"/>
+                <w:lang w:val="en-US"/>
+              </w:rPr>
+              <w:t>c12_02</w:t>
             </w:r>
           </w:p>
           <w:p>
@@ -10409,8 +8461,356 @@
       <w:lvlJc w:val="left"/>
     </w:lvl>
   </w:abstractNum>
+  <w:abstractNum w:abstractNumId="1" w15:restartNumberingAfterBreak="0">
+    <w:nsid w:val="3B100A42"/>
+    <w:multiLevelType w:val="hybridMultilevel"/>
+    <w:tmpl w:val="74CE6C66"/>
+    <w:lvl w:ilvl="0" w:tplc="0409000D">
+      <w:start w:val="1"/>
+      <w:numFmt w:val="bullet"/>
+      <w:lvlText w:val=""/>
+      <w:lvlJc w:val="left"/>
+      <w:pPr>
+        <w:ind w:left="720" w:hanging="360"/>
+      </w:pPr>
+      <w:rPr>
+        <w:rFonts w:ascii="Wingdings" w:hAnsi="Wingdings" w:hint="default"/>
+      </w:rPr>
+    </w:lvl>
+    <w:lvl w:ilvl="1" w:tplc="04090003" w:tentative="1">
+      <w:start w:val="1"/>
+      <w:numFmt w:val="bullet"/>
+      <w:lvlText w:val="o"/>
+      <w:lvlJc w:val="left"/>
+      <w:pPr>
+        <w:ind w:left="1440" w:hanging="360"/>
+      </w:pPr>
+      <w:rPr>
+        <w:rFonts w:ascii="Courier New" w:hAnsi="Courier New" w:cs="Courier New" w:hint="default"/>
+      </w:rPr>
+    </w:lvl>
+    <w:lvl w:ilvl="2" w:tplc="04090005" w:tentative="1">
+      <w:start w:val="1"/>
+      <w:numFmt w:val="bullet"/>
+      <w:lvlText w:val=""/>
+      <w:lvlJc w:val="left"/>
+      <w:pPr>
+        <w:ind w:left="2160" w:hanging="360"/>
+      </w:pPr>
+      <w:rPr>
+        <w:rFonts w:ascii="Wingdings" w:hAnsi="Wingdings" w:hint="default"/>
+      </w:rPr>
+    </w:lvl>
+    <w:lvl w:ilvl="3" w:tplc="04090001" w:tentative="1">
+      <w:start w:val="1"/>
+      <w:numFmt w:val="bullet"/>
+      <w:lvlText w:val=""/>
+      <w:lvlJc w:val="left"/>
+      <w:pPr>
+        <w:ind w:left="2880" w:hanging="360"/>
+      </w:pPr>
+      <w:rPr>
+        <w:rFonts w:ascii="Symbol" w:hAnsi="Symbol" w:hint="default"/>
+      </w:rPr>
+    </w:lvl>
+    <w:lvl w:ilvl="4" w:tplc="04090003" w:tentative="1">
+      <w:start w:val="1"/>
+      <w:numFmt w:val="bullet"/>
+      <w:lvlText w:val="o"/>
+      <w:lvlJc w:val="left"/>
+      <w:pPr>
+        <w:ind w:left="3600" w:hanging="360"/>
+      </w:pPr>
+      <w:rPr>
+        <w:rFonts w:ascii="Courier New" w:hAnsi="Courier New" w:cs="Courier New" w:hint="default"/>
+      </w:rPr>
+    </w:lvl>
+    <w:lvl w:ilvl="5" w:tplc="04090005" w:tentative="1">
+      <w:start w:val="1"/>
+      <w:numFmt w:val="bullet"/>
+      <w:lvlText w:val=""/>
+      <w:lvlJc w:val="left"/>
+      <w:pPr>
+        <w:ind w:left="4320" w:hanging="360"/>
+      </w:pPr>
+      <w:rPr>
+        <w:rFonts w:ascii="Wingdings" w:hAnsi="Wingdings" w:hint="default"/>
+      </w:rPr>
+    </w:lvl>
+    <w:lvl w:ilvl="6" w:tplc="04090001" w:tentative="1">
+      <w:start w:val="1"/>
+      <w:numFmt w:val="bullet"/>
+      <w:lvlText w:val=""/>
+      <w:lvlJc w:val="left"/>
+      <w:pPr>
+        <w:ind w:left="5040" w:hanging="360"/>
+      </w:pPr>
+      <w:rPr>
+        <w:rFonts w:ascii="Symbol" w:hAnsi="Symbol" w:hint="default"/>
+      </w:rPr>
+    </w:lvl>
+    <w:lvl w:ilvl="7" w:tplc="04090003" w:tentative="1">
+      <w:start w:val="1"/>
+      <w:numFmt w:val="bullet"/>
+      <w:lvlText w:val="o"/>
+      <w:lvlJc w:val="left"/>
+      <w:pPr>
+        <w:ind w:left="5760" w:hanging="360"/>
+      </w:pPr>
+      <w:rPr>
+        <w:rFonts w:ascii="Courier New" w:hAnsi="Courier New" w:cs="Courier New" w:hint="default"/>
+      </w:rPr>
+    </w:lvl>
+    <w:lvl w:ilvl="8" w:tplc="04090005" w:tentative="1">
+      <w:start w:val="1"/>
+      <w:numFmt w:val="bullet"/>
+      <w:lvlText w:val=""/>
+      <w:lvlJc w:val="left"/>
+      <w:pPr>
+        <w:ind w:left="6480" w:hanging="360"/>
+      </w:pPr>
+      <w:rPr>
+        <w:rFonts w:ascii="Wingdings" w:hAnsi="Wingdings" w:hint="default"/>
+      </w:rPr>
+    </w:lvl>
+  </w:abstractNum>
+  <w:abstractNum w:abstractNumId="2" w15:restartNumberingAfterBreak="0">
+    <w:nsid w:val="469924EE"/>
+    <w:multiLevelType w:val="hybridMultilevel"/>
+    <w:tmpl w:val="126653A2"/>
+    <w:lvl w:ilvl="0" w:tplc="04090001">
+      <w:start w:val="1"/>
+      <w:numFmt w:val="bullet"/>
+      <w:lvlText w:val=""/>
+      <w:lvlJc w:val="left"/>
+      <w:pPr>
+        <w:ind w:left="720" w:hanging="360"/>
+      </w:pPr>
+      <w:rPr>
+        <w:rFonts w:ascii="Symbol" w:hAnsi="Symbol" w:hint="default"/>
+      </w:rPr>
+    </w:lvl>
+    <w:lvl w:ilvl="1" w:tplc="04090003" w:tentative="1">
+      <w:start w:val="1"/>
+      <w:numFmt w:val="bullet"/>
+      <w:lvlText w:val="o"/>
+      <w:lvlJc w:val="left"/>
+      <w:pPr>
+        <w:ind w:left="1440" w:hanging="360"/>
+      </w:pPr>
+      <w:rPr>
+        <w:rFonts w:ascii="Courier New" w:hAnsi="Courier New" w:cs="Courier New" w:hint="default"/>
+      </w:rPr>
+    </w:lvl>
+    <w:lvl w:ilvl="2" w:tplc="04090005" w:tentative="1">
+      <w:start w:val="1"/>
+      <w:numFmt w:val="bullet"/>
+      <w:lvlText w:val=""/>
+      <w:lvlJc w:val="left"/>
+      <w:pPr>
+        <w:ind w:left="2160" w:hanging="360"/>
+      </w:pPr>
+      <w:rPr>
+        <w:rFonts w:ascii="Wingdings" w:hAnsi="Wingdings" w:hint="default"/>
+      </w:rPr>
+    </w:lvl>
+    <w:lvl w:ilvl="3" w:tplc="04090001" w:tentative="1">
+      <w:start w:val="1"/>
+      <w:numFmt w:val="bullet"/>
+      <w:lvlText w:val=""/>
+      <w:lvlJc w:val="left"/>
+      <w:pPr>
+        <w:ind w:left="2880" w:hanging="360"/>
+      </w:pPr>
+      <w:rPr>
+        <w:rFonts w:ascii="Symbol" w:hAnsi="Symbol" w:hint="default"/>
+      </w:rPr>
+    </w:lvl>
+    <w:lvl w:ilvl="4" w:tplc="04090003" w:tentative="1">
+      <w:start w:val="1"/>
+      <w:numFmt w:val="bullet"/>
+      <w:lvlText w:val="o"/>
+      <w:lvlJc w:val="left"/>
+      <w:pPr>
+        <w:ind w:left="3600" w:hanging="360"/>
+      </w:pPr>
+      <w:rPr>
+        <w:rFonts w:ascii="Courier New" w:hAnsi="Courier New" w:cs="Courier New" w:hint="default"/>
+      </w:rPr>
+    </w:lvl>
+    <w:lvl w:ilvl="5" w:tplc="04090005" w:tentative="1">
+      <w:start w:val="1"/>
+      <w:numFmt w:val="bullet"/>
+      <w:lvlText w:val=""/>
+      <w:lvlJc w:val="left"/>
+      <w:pPr>
+        <w:ind w:left="4320" w:hanging="360"/>
+      </w:pPr>
+      <w:rPr>
+        <w:rFonts w:ascii="Wingdings" w:hAnsi="Wingdings" w:hint="default"/>
+      </w:rPr>
+    </w:lvl>
+    <w:lvl w:ilvl="6" w:tplc="04090001" w:tentative="1">
+      <w:start w:val="1"/>
+      <w:numFmt w:val="bullet"/>
+      <w:lvlText w:val=""/>
+      <w:lvlJc w:val="left"/>
+      <w:pPr>
+        <w:ind w:left="5040" w:hanging="360"/>
+      </w:pPr>
+      <w:rPr>
+        <w:rFonts w:ascii="Symbol" w:hAnsi="Symbol" w:hint="default"/>
+      </w:rPr>
+    </w:lvl>
+    <w:lvl w:ilvl="7" w:tplc="04090003" w:tentative="1">
+      <w:start w:val="1"/>
+      <w:numFmt w:val="bullet"/>
+      <w:lvlText w:val="o"/>
+      <w:lvlJc w:val="left"/>
+      <w:pPr>
+        <w:ind w:left="5760" w:hanging="360"/>
+      </w:pPr>
+      <w:rPr>
+        <w:rFonts w:ascii="Courier New" w:hAnsi="Courier New" w:cs="Courier New" w:hint="default"/>
+      </w:rPr>
+    </w:lvl>
+    <w:lvl w:ilvl="8" w:tplc="04090005" w:tentative="1">
+      <w:start w:val="1"/>
+      <w:numFmt w:val="bullet"/>
+      <w:lvlText w:val=""/>
+      <w:lvlJc w:val="left"/>
+      <w:pPr>
+        <w:ind w:left="6480" w:hanging="360"/>
+      </w:pPr>
+      <w:rPr>
+        <w:rFonts w:ascii="Wingdings" w:hAnsi="Wingdings" w:hint="default"/>
+      </w:rPr>
+    </w:lvl>
+  </w:abstractNum>
+  <w:abstractNum w:abstractNumId="3" w15:restartNumberingAfterBreak="0">
+    <w:nsid w:val="59753987"/>
+    <w:multiLevelType w:val="hybridMultilevel"/>
+    <w:tmpl w:val="44CE1EB4"/>
+    <w:lvl w:ilvl="0" w:tplc="0409000D">
+      <w:start w:val="1"/>
+      <w:numFmt w:val="bullet"/>
+      <w:lvlText w:val=""/>
+      <w:lvlJc w:val="left"/>
+      <w:pPr>
+        <w:ind w:left="720" w:hanging="360"/>
+      </w:pPr>
+      <w:rPr>
+        <w:rFonts w:ascii="Wingdings" w:hAnsi="Wingdings" w:hint="default"/>
+      </w:rPr>
+    </w:lvl>
+    <w:lvl w:ilvl="1" w:tplc="04090003" w:tentative="1">
+      <w:start w:val="1"/>
+      <w:numFmt w:val="bullet"/>
+      <w:lvlText w:val="o"/>
+      <w:lvlJc w:val="left"/>
+      <w:pPr>
+        <w:ind w:left="1440" w:hanging="360"/>
+      </w:pPr>
+      <w:rPr>
+        <w:rFonts w:ascii="Courier New" w:hAnsi="Courier New" w:cs="Courier New" w:hint="default"/>
+      </w:rPr>
+    </w:lvl>
+    <w:lvl w:ilvl="2" w:tplc="04090005" w:tentative="1">
+      <w:start w:val="1"/>
+      <w:numFmt w:val="bullet"/>
+      <w:lvlText w:val=""/>
+      <w:lvlJc w:val="left"/>
+      <w:pPr>
+        <w:ind w:left="2160" w:hanging="360"/>
+      </w:pPr>
+      <w:rPr>
+        <w:rFonts w:ascii="Wingdings" w:hAnsi="Wingdings" w:hint="default"/>
+      </w:rPr>
+    </w:lvl>
+    <w:lvl w:ilvl="3" w:tplc="04090001" w:tentative="1">
+      <w:start w:val="1"/>
+      <w:numFmt w:val="bullet"/>
+      <w:lvlText w:val=""/>
+      <w:lvlJc w:val="left"/>
+      <w:pPr>
+        <w:ind w:left="2880" w:hanging="360"/>
+      </w:pPr>
+      <w:rPr>
+        <w:rFonts w:ascii="Symbol" w:hAnsi="Symbol" w:hint="default"/>
+      </w:rPr>
+    </w:lvl>
+    <w:lvl w:ilvl="4" w:tplc="04090003" w:tentative="1">
+      <w:start w:val="1"/>
+      <w:numFmt w:val="bullet"/>
+      <w:lvlText w:val="o"/>
+      <w:lvlJc w:val="left"/>
+      <w:pPr>
+        <w:ind w:left="3600" w:hanging="360"/>
+      </w:pPr>
+      <w:rPr>
+        <w:rFonts w:ascii="Courier New" w:hAnsi="Courier New" w:cs="Courier New" w:hint="default"/>
+      </w:rPr>
+    </w:lvl>
+    <w:lvl w:ilvl="5" w:tplc="04090005" w:tentative="1">
+      <w:start w:val="1"/>
+      <w:numFmt w:val="bullet"/>
+      <w:lvlText w:val=""/>
+      <w:lvlJc w:val="left"/>
+      <w:pPr>
+        <w:ind w:left="4320" w:hanging="360"/>
+      </w:pPr>
+      <w:rPr>
+        <w:rFonts w:ascii="Wingdings" w:hAnsi="Wingdings" w:hint="default"/>
+      </w:rPr>
+    </w:lvl>
+    <w:lvl w:ilvl="6" w:tplc="04090001" w:tentative="1">
+      <w:start w:val="1"/>
+      <w:numFmt w:val="bullet"/>
+      <w:lvlText w:val=""/>
+      <w:lvlJc w:val="left"/>
+      <w:pPr>
+        <w:ind w:left="5040" w:hanging="360"/>
+      </w:pPr>
+      <w:rPr>
+        <w:rFonts w:ascii="Symbol" w:hAnsi="Symbol" w:hint="default"/>
+      </w:rPr>
+    </w:lvl>
+    <w:lvl w:ilvl="7" w:tplc="04090003" w:tentative="1">
+      <w:start w:val="1"/>
+      <w:numFmt w:val="bullet"/>
+      <w:lvlText w:val="o"/>
+      <w:lvlJc w:val="left"/>
+      <w:pPr>
+        <w:ind w:left="5760" w:hanging="360"/>
+      </w:pPr>
+      <w:rPr>
+        <w:rFonts w:ascii="Courier New" w:hAnsi="Courier New" w:cs="Courier New" w:hint="default"/>
+      </w:rPr>
+    </w:lvl>
+    <w:lvl w:ilvl="8" w:tplc="04090005" w:tentative="1">
+      <w:start w:val="1"/>
+      <w:numFmt w:val="bullet"/>
+      <w:lvlText w:val=""/>
+      <w:lvlJc w:val="left"/>
+      <w:pPr>
+        <w:ind w:left="6480" w:hanging="360"/>
+      </w:pPr>
+      <w:rPr>
+        <w:rFonts w:ascii="Wingdings" w:hAnsi="Wingdings" w:hint="default"/>
+      </w:rPr>
+    </w:lvl>
+  </w:abstractNum>
   <w:num w:numId="1" w16cid:durableId="319508538">
     <w:abstractNumId w:val="0"/>
+  </w:num>
+  <w:num w:numId="2" w16cid:durableId="1344433828">
+    <w:abstractNumId w:val="3"/>
+  </w:num>
+  <w:num w:numId="3" w16cid:durableId="1125463692">
+    <w:abstractNumId w:val="2"/>
+  </w:num>
+  <w:num w:numId="4" w16cid:durableId="713699048">
+    <w:abstractNumId w:val="1"/>
   </w:num>
 </w:numbering>
 </file>
@@ -10812,11 +9212,11 @@
     <w:name w:val="Normal"/>
     <w:qFormat/>
   </w:style>
-  <w:style w:type="paragraph" w:styleId="Ttulo1">
+  <w:style w:type="paragraph" w:styleId="Heading1">
     <w:name w:val="heading 1"/>
     <w:basedOn w:val="Normal"/>
     <w:next w:val="Normal"/>
-    <w:link w:val="Ttulo1Car"/>
+    <w:link w:val="Heading1Char"/>
     <w:uiPriority w:val="9"/>
     <w:qFormat/>
     <w:rsid w:val="002A2E28"/>
@@ -10833,11 +9233,11 @@
       <w:szCs w:val="40"/>
     </w:rPr>
   </w:style>
-  <w:style w:type="paragraph" w:styleId="Ttulo2">
+  <w:style w:type="paragraph" w:styleId="Heading2">
     <w:name w:val="heading 2"/>
     <w:basedOn w:val="Normal"/>
     <w:next w:val="Normal"/>
-    <w:link w:val="Ttulo2Car"/>
+    <w:link w:val="Heading2Char"/>
     <w:uiPriority w:val="9"/>
     <w:semiHidden/>
     <w:unhideWhenUsed/>
@@ -10856,11 +9256,11 @@
       <w:szCs w:val="32"/>
     </w:rPr>
   </w:style>
-  <w:style w:type="paragraph" w:styleId="Ttulo3">
+  <w:style w:type="paragraph" w:styleId="Heading3">
     <w:name w:val="heading 3"/>
     <w:basedOn w:val="Normal"/>
     <w:next w:val="Normal"/>
-    <w:link w:val="Ttulo3Car"/>
+    <w:link w:val="Heading3Char"/>
     <w:uiPriority w:val="9"/>
     <w:semiHidden/>
     <w:unhideWhenUsed/>
@@ -10879,11 +9279,11 @@
       <w:szCs w:val="28"/>
     </w:rPr>
   </w:style>
-  <w:style w:type="paragraph" w:styleId="Ttulo4">
+  <w:style w:type="paragraph" w:styleId="Heading4">
     <w:name w:val="heading 4"/>
     <w:basedOn w:val="Normal"/>
     <w:next w:val="Normal"/>
-    <w:link w:val="Ttulo4Car"/>
+    <w:link w:val="Heading4Char"/>
     <w:uiPriority w:val="9"/>
     <w:semiHidden/>
     <w:unhideWhenUsed/>
@@ -10902,11 +9302,11 @@
       <w:color w:val="0F4761" w:themeColor="accent1" w:themeShade="BF"/>
     </w:rPr>
   </w:style>
-  <w:style w:type="paragraph" w:styleId="Ttulo5">
+  <w:style w:type="paragraph" w:styleId="Heading5">
     <w:name w:val="heading 5"/>
     <w:basedOn w:val="Normal"/>
     <w:next w:val="Normal"/>
-    <w:link w:val="Ttulo5Car"/>
+    <w:link w:val="Heading5Char"/>
     <w:uiPriority w:val="9"/>
     <w:semiHidden/>
     <w:unhideWhenUsed/>
@@ -10923,11 +9323,11 @@
       <w:color w:val="0F4761" w:themeColor="accent1" w:themeShade="BF"/>
     </w:rPr>
   </w:style>
-  <w:style w:type="paragraph" w:styleId="Ttulo6">
+  <w:style w:type="paragraph" w:styleId="Heading6">
     <w:name w:val="heading 6"/>
     <w:basedOn w:val="Normal"/>
     <w:next w:val="Normal"/>
-    <w:link w:val="Ttulo6Car"/>
+    <w:link w:val="Heading6Char"/>
     <w:uiPriority w:val="9"/>
     <w:semiHidden/>
     <w:unhideWhenUsed/>
@@ -10946,11 +9346,11 @@
       <w:color w:val="595959" w:themeColor="text1" w:themeTint="A6"/>
     </w:rPr>
   </w:style>
-  <w:style w:type="paragraph" w:styleId="Ttulo7">
+  <w:style w:type="paragraph" w:styleId="Heading7">
     <w:name w:val="heading 7"/>
     <w:basedOn w:val="Normal"/>
     <w:next w:val="Normal"/>
-    <w:link w:val="Ttulo7Car"/>
+    <w:link w:val="Heading7Char"/>
     <w:uiPriority w:val="9"/>
     <w:semiHidden/>
     <w:unhideWhenUsed/>
@@ -10967,11 +9367,11 @@
       <w:color w:val="595959" w:themeColor="text1" w:themeTint="A6"/>
     </w:rPr>
   </w:style>
-  <w:style w:type="paragraph" w:styleId="Ttulo8">
+  <w:style w:type="paragraph" w:styleId="Heading8">
     <w:name w:val="heading 8"/>
     <w:basedOn w:val="Normal"/>
     <w:next w:val="Normal"/>
-    <w:link w:val="Ttulo8Car"/>
+    <w:link w:val="Heading8Char"/>
     <w:uiPriority w:val="9"/>
     <w:semiHidden/>
     <w:unhideWhenUsed/>
@@ -10989,11 +9389,11 @@
       <w:color w:val="272727" w:themeColor="text1" w:themeTint="D8"/>
     </w:rPr>
   </w:style>
-  <w:style w:type="paragraph" w:styleId="Ttulo9">
+  <w:style w:type="paragraph" w:styleId="Heading9">
     <w:name w:val="heading 9"/>
     <w:basedOn w:val="Normal"/>
     <w:next w:val="Normal"/>
-    <w:link w:val="Ttulo9Car"/>
+    <w:link w:val="Heading9Char"/>
     <w:uiPriority w:val="9"/>
     <w:semiHidden/>
     <w:unhideWhenUsed/>
@@ -11009,13 +9409,13 @@
       <w:color w:val="272727" w:themeColor="text1" w:themeTint="D8"/>
     </w:rPr>
   </w:style>
-  <w:style w:type="character" w:default="1" w:styleId="Fuentedeprrafopredeter">
+  <w:style w:type="character" w:default="1" w:styleId="DefaultParagraphFont">
     <w:name w:val="Default Paragraph Font"/>
     <w:uiPriority w:val="1"/>
     <w:semiHidden/>
     <w:unhideWhenUsed/>
   </w:style>
-  <w:style w:type="table" w:default="1" w:styleId="Tablanormal">
+  <w:style w:type="table" w:default="1" w:styleId="TableNormal">
     <w:name w:val="Normal Table"/>
     <w:uiPriority w:val="99"/>
     <w:semiHidden/>
@@ -11030,16 +9430,16 @@
       </w:tblCellMar>
     </w:tblPr>
   </w:style>
-  <w:style w:type="numbering" w:default="1" w:styleId="Sinlista">
+  <w:style w:type="numbering" w:default="1" w:styleId="NoList">
     <w:name w:val="No List"/>
     <w:uiPriority w:val="99"/>
     <w:semiHidden/>
     <w:unhideWhenUsed/>
   </w:style>
-  <w:style w:type="character" w:customStyle="1" w:styleId="Ttulo1Car">
-    <w:name w:val="Título 1 Car"/>
-    <w:basedOn w:val="Fuentedeprrafopredeter"/>
-    <w:link w:val="Ttulo1"/>
+  <w:style w:type="character" w:customStyle="1" w:styleId="Heading1Char">
+    <w:name w:val="Heading 1 Char"/>
+    <w:basedOn w:val="DefaultParagraphFont"/>
+    <w:link w:val="Heading1"/>
     <w:uiPriority w:val="9"/>
     <w:rsid w:val="002A2E28"/>
     <w:rPr>
@@ -11049,10 +9449,10 @@
       <w:szCs w:val="40"/>
     </w:rPr>
   </w:style>
-  <w:style w:type="character" w:customStyle="1" w:styleId="Ttulo2Car">
-    <w:name w:val="Título 2 Car"/>
-    <w:basedOn w:val="Fuentedeprrafopredeter"/>
-    <w:link w:val="Ttulo2"/>
+  <w:style w:type="character" w:customStyle="1" w:styleId="Heading2Char">
+    <w:name w:val="Heading 2 Char"/>
+    <w:basedOn w:val="DefaultParagraphFont"/>
+    <w:link w:val="Heading2"/>
     <w:uiPriority w:val="9"/>
     <w:semiHidden/>
     <w:rsid w:val="002A2E28"/>
@@ -11063,10 +9463,10 @@
       <w:szCs w:val="32"/>
     </w:rPr>
   </w:style>
-  <w:style w:type="character" w:customStyle="1" w:styleId="Ttulo3Car">
-    <w:name w:val="Título 3 Car"/>
-    <w:basedOn w:val="Fuentedeprrafopredeter"/>
-    <w:link w:val="Ttulo3"/>
+  <w:style w:type="character" w:customStyle="1" w:styleId="Heading3Char">
+    <w:name w:val="Heading 3 Char"/>
+    <w:basedOn w:val="DefaultParagraphFont"/>
+    <w:link w:val="Heading3"/>
     <w:uiPriority w:val="9"/>
     <w:semiHidden/>
     <w:rsid w:val="002A2E28"/>
@@ -11077,10 +9477,10 @@
       <w:szCs w:val="28"/>
     </w:rPr>
   </w:style>
-  <w:style w:type="character" w:customStyle="1" w:styleId="Ttulo4Car">
-    <w:name w:val="Título 4 Car"/>
-    <w:basedOn w:val="Fuentedeprrafopredeter"/>
-    <w:link w:val="Ttulo4"/>
+  <w:style w:type="character" w:customStyle="1" w:styleId="Heading4Char">
+    <w:name w:val="Heading 4 Char"/>
+    <w:basedOn w:val="DefaultParagraphFont"/>
+    <w:link w:val="Heading4"/>
     <w:uiPriority w:val="9"/>
     <w:semiHidden/>
     <w:rsid w:val="002A2E28"/>
@@ -11091,10 +9491,10 @@
       <w:color w:val="0F4761" w:themeColor="accent1" w:themeShade="BF"/>
     </w:rPr>
   </w:style>
-  <w:style w:type="character" w:customStyle="1" w:styleId="Ttulo5Car">
-    <w:name w:val="Título 5 Car"/>
-    <w:basedOn w:val="Fuentedeprrafopredeter"/>
-    <w:link w:val="Ttulo5"/>
+  <w:style w:type="character" w:customStyle="1" w:styleId="Heading5Char">
+    <w:name w:val="Heading 5 Char"/>
+    <w:basedOn w:val="DefaultParagraphFont"/>
+    <w:link w:val="Heading5"/>
     <w:uiPriority w:val="9"/>
     <w:semiHidden/>
     <w:rsid w:val="002A2E28"/>
@@ -11103,10 +9503,10 @@
       <w:color w:val="0F4761" w:themeColor="accent1" w:themeShade="BF"/>
     </w:rPr>
   </w:style>
-  <w:style w:type="character" w:customStyle="1" w:styleId="Ttulo6Car">
-    <w:name w:val="Título 6 Car"/>
-    <w:basedOn w:val="Fuentedeprrafopredeter"/>
-    <w:link w:val="Ttulo6"/>
+  <w:style w:type="character" w:customStyle="1" w:styleId="Heading6Char">
+    <w:name w:val="Heading 6 Char"/>
+    <w:basedOn w:val="DefaultParagraphFont"/>
+    <w:link w:val="Heading6"/>
     <w:uiPriority w:val="9"/>
     <w:semiHidden/>
     <w:rsid w:val="002A2E28"/>
@@ -11117,10 +9517,10 @@
       <w:color w:val="595959" w:themeColor="text1" w:themeTint="A6"/>
     </w:rPr>
   </w:style>
-  <w:style w:type="character" w:customStyle="1" w:styleId="Ttulo7Car">
-    <w:name w:val="Título 7 Car"/>
-    <w:basedOn w:val="Fuentedeprrafopredeter"/>
-    <w:link w:val="Ttulo7"/>
+  <w:style w:type="character" w:customStyle="1" w:styleId="Heading7Char">
+    <w:name w:val="Heading 7 Char"/>
+    <w:basedOn w:val="DefaultParagraphFont"/>
+    <w:link w:val="Heading7"/>
     <w:uiPriority w:val="9"/>
     <w:semiHidden/>
     <w:rsid w:val="002A2E28"/>
@@ -11129,10 +9529,10 @@
       <w:color w:val="595959" w:themeColor="text1" w:themeTint="A6"/>
     </w:rPr>
   </w:style>
-  <w:style w:type="character" w:customStyle="1" w:styleId="Ttulo8Car">
-    <w:name w:val="Título 8 Car"/>
-    <w:basedOn w:val="Fuentedeprrafopredeter"/>
-    <w:link w:val="Ttulo8"/>
+  <w:style w:type="character" w:customStyle="1" w:styleId="Heading8Char">
+    <w:name w:val="Heading 8 Char"/>
+    <w:basedOn w:val="DefaultParagraphFont"/>
+    <w:link w:val="Heading8"/>
     <w:uiPriority w:val="9"/>
     <w:semiHidden/>
     <w:rsid w:val="002A2E28"/>
@@ -11143,10 +9543,10 @@
       <w:color w:val="272727" w:themeColor="text1" w:themeTint="D8"/>
     </w:rPr>
   </w:style>
-  <w:style w:type="character" w:customStyle="1" w:styleId="Ttulo9Car">
-    <w:name w:val="Título 9 Car"/>
-    <w:basedOn w:val="Fuentedeprrafopredeter"/>
-    <w:link w:val="Ttulo9"/>
+  <w:style w:type="character" w:customStyle="1" w:styleId="Heading9Char">
+    <w:name w:val="Heading 9 Char"/>
+    <w:basedOn w:val="DefaultParagraphFont"/>
+    <w:link w:val="Heading9"/>
     <w:uiPriority w:val="9"/>
     <w:semiHidden/>
     <w:rsid w:val="002A2E28"/>
@@ -11155,11 +9555,11 @@
       <w:color w:val="272727" w:themeColor="text1" w:themeTint="D8"/>
     </w:rPr>
   </w:style>
-  <w:style w:type="paragraph" w:styleId="Ttulo">
+  <w:style w:type="paragraph" w:styleId="Title">
     <w:name w:val="Title"/>
     <w:basedOn w:val="Normal"/>
     <w:next w:val="Normal"/>
-    <w:link w:val="TtuloCar"/>
+    <w:link w:val="TitleChar"/>
     <w:uiPriority w:val="10"/>
     <w:qFormat/>
     <w:rsid w:val="002A2E28"/>
@@ -11175,10 +9575,10 @@
       <w:szCs w:val="56"/>
     </w:rPr>
   </w:style>
-  <w:style w:type="character" w:customStyle="1" w:styleId="TtuloCar">
-    <w:name w:val="Título Car"/>
-    <w:basedOn w:val="Fuentedeprrafopredeter"/>
-    <w:link w:val="Ttulo"/>
+  <w:style w:type="character" w:customStyle="1" w:styleId="TitleChar">
+    <w:name w:val="Title Char"/>
+    <w:basedOn w:val="DefaultParagraphFont"/>
+    <w:link w:val="Title"/>
     <w:uiPriority w:val="10"/>
     <w:rsid w:val="002A2E28"/>
     <w:rPr>
@@ -11189,11 +9589,11 @@
       <w:szCs w:val="56"/>
     </w:rPr>
   </w:style>
-  <w:style w:type="paragraph" w:styleId="Subttulo">
+  <w:style w:type="paragraph" w:styleId="Subtitle">
     <w:name w:val="Subtitle"/>
     <w:basedOn w:val="Normal"/>
     <w:next w:val="Normal"/>
-    <w:link w:val="SubttuloCar"/>
+    <w:link w:val="SubtitleChar"/>
     <w:uiPriority w:val="11"/>
     <w:qFormat/>
     <w:rsid w:val="002A2E28"/>
@@ -11211,10 +9611,10 @@
       <w:szCs w:val="28"/>
     </w:rPr>
   </w:style>
-  <w:style w:type="character" w:customStyle="1" w:styleId="SubttuloCar">
-    <w:name w:val="Subtítulo Car"/>
-    <w:basedOn w:val="Fuentedeprrafopredeter"/>
-    <w:link w:val="Subttulo"/>
+  <w:style w:type="character" w:customStyle="1" w:styleId="SubtitleChar">
+    <w:name w:val="Subtitle Char"/>
+    <w:basedOn w:val="DefaultParagraphFont"/>
+    <w:link w:val="Subtitle"/>
     <w:uiPriority w:val="11"/>
     <w:rsid w:val="002A2E28"/>
     <w:rPr>
@@ -11225,11 +9625,11 @@
       <w:szCs w:val="28"/>
     </w:rPr>
   </w:style>
-  <w:style w:type="paragraph" w:styleId="Cita">
+  <w:style w:type="paragraph" w:styleId="Quote">
     <w:name w:val="Quote"/>
     <w:basedOn w:val="Normal"/>
     <w:next w:val="Normal"/>
-    <w:link w:val="CitaCar"/>
+    <w:link w:val="QuoteChar"/>
     <w:uiPriority w:val="29"/>
     <w:qFormat/>
     <w:rsid w:val="002A2E28"/>
@@ -11243,10 +9643,10 @@
       <w:color w:val="404040" w:themeColor="text1" w:themeTint="BF"/>
     </w:rPr>
   </w:style>
-  <w:style w:type="character" w:customStyle="1" w:styleId="CitaCar">
-    <w:name w:val="Cita Car"/>
-    <w:basedOn w:val="Fuentedeprrafopredeter"/>
-    <w:link w:val="Cita"/>
+  <w:style w:type="character" w:customStyle="1" w:styleId="QuoteChar">
+    <w:name w:val="Quote Char"/>
+    <w:basedOn w:val="DefaultParagraphFont"/>
+    <w:link w:val="Quote"/>
     <w:uiPriority w:val="29"/>
     <w:rsid w:val="002A2E28"/>
     <w:rPr>
@@ -11255,7 +9655,7 @@
       <w:color w:val="404040" w:themeColor="text1" w:themeTint="BF"/>
     </w:rPr>
   </w:style>
-  <w:style w:type="paragraph" w:styleId="Prrafodelista">
+  <w:style w:type="paragraph" w:styleId="ListParagraph">
     <w:name w:val="List Paragraph"/>
     <w:basedOn w:val="Normal"/>
     <w:uiPriority w:val="34"/>
@@ -11266,9 +9666,9 @@
       <w:contextualSpacing/>
     </w:pPr>
   </w:style>
-  <w:style w:type="character" w:styleId="nfasisintenso">
+  <w:style w:type="character" w:styleId="IntenseEmphasis">
     <w:name w:val="Intense Emphasis"/>
-    <w:basedOn w:val="Fuentedeprrafopredeter"/>
+    <w:basedOn w:val="DefaultParagraphFont"/>
     <w:uiPriority w:val="21"/>
     <w:qFormat/>
     <w:rsid w:val="002A2E28"/>
@@ -11278,11 +9678,11 @@
       <w:color w:val="0F4761" w:themeColor="accent1" w:themeShade="BF"/>
     </w:rPr>
   </w:style>
-  <w:style w:type="paragraph" w:styleId="Citadestacada">
+  <w:style w:type="paragraph" w:styleId="IntenseQuote">
     <w:name w:val="Intense Quote"/>
     <w:basedOn w:val="Normal"/>
     <w:next w:val="Normal"/>
-    <w:link w:val="CitadestacadaCar"/>
+    <w:link w:val="IntenseQuoteChar"/>
     <w:uiPriority w:val="30"/>
     <w:qFormat/>
     <w:rsid w:val="002A2E28"/>
@@ -11301,10 +9701,10 @@
       <w:color w:val="0F4761" w:themeColor="accent1" w:themeShade="BF"/>
     </w:rPr>
   </w:style>
-  <w:style w:type="character" w:customStyle="1" w:styleId="CitadestacadaCar">
-    <w:name w:val="Cita destacada Car"/>
-    <w:basedOn w:val="Fuentedeprrafopredeter"/>
-    <w:link w:val="Citadestacada"/>
+  <w:style w:type="character" w:customStyle="1" w:styleId="IntenseQuoteChar">
+    <w:name w:val="Intense Quote Char"/>
+    <w:basedOn w:val="DefaultParagraphFont"/>
+    <w:link w:val="IntenseQuote"/>
     <w:uiPriority w:val="30"/>
     <w:rsid w:val="002A2E28"/>
     <w:rPr>
@@ -11313,9 +9713,9 @@
       <w:color w:val="0F4761" w:themeColor="accent1" w:themeShade="BF"/>
     </w:rPr>
   </w:style>
-  <w:style w:type="character" w:styleId="Referenciaintensa">
+  <w:style w:type="character" w:styleId="IntenseReference">
     <w:name w:val="Intense Reference"/>
-    <w:basedOn w:val="Fuentedeprrafopredeter"/>
+    <w:basedOn w:val="DefaultParagraphFont"/>
     <w:uiPriority w:val="32"/>
     <w:qFormat/>
     <w:rsid w:val="002A2E28"/>
@@ -11327,9 +9727,9 @@
       <w:spacing w:val="5"/>
     </w:rPr>
   </w:style>
-  <w:style w:type="table" w:styleId="Tablaconcuadrcula">
+  <w:style w:type="table" w:styleId="TableGrid">
     <w:name w:val="Table Grid"/>
-    <w:basedOn w:val="Tablanormal"/>
+    <w:basedOn w:val="TableNormal"/>
     <w:uiPriority w:val="39"/>
     <w:rsid w:val="00761AEF"/>
     <w:tblPr>

--- a/input/CONCLAT_Recodificaciones.docx
+++ b/input/CONCLAT_Recodificaciones.docx
@@ -515,16 +515,6 @@
                 <w:lang w:val="en-US"/>
               </w:rPr>
             </w:pPr>
-          </w:p>
-          <w:p>
-            <w:pPr>
-              <w:rPr>
-                <w:rFonts w:ascii="Times New Roman" w:hAnsi="Times New Roman" w:cs="Times New Roman"/>
-                <w:sz w:val="20"/>
-                <w:szCs w:val="20"/>
-                <w:lang w:val="en-US"/>
-              </w:rPr>
-            </w:pPr>
             <w:r>
               <w:rPr>
                 <w:rFonts w:ascii="Times New Roman" w:hAnsi="Times New Roman" w:cs="Times New Roman"/>
@@ -1224,6 +1214,23 @@
             <w:pPr>
               <w:rPr>
                 <w:rFonts w:ascii="Times New Roman" w:hAnsi="Times New Roman" w:cs="Times New Roman"/>
+                <w:sz w:val="20"/>
+                <w:szCs w:val="20"/>
+              </w:rPr>
+            </w:pPr>
+            <w:r>
+              <w:rPr>
+                <w:rFonts w:ascii="Times New Roman" w:hAnsi="Times New Roman" w:cs="Times New Roman"/>
+                <w:sz w:val="20"/>
+                <w:szCs w:val="20"/>
+              </w:rPr>
+              <w:t>Independientes quedan como NA.</w:t>
+            </w:r>
+          </w:p>
+          <w:p>
+            <w:pPr>
+              <w:rPr>
+                <w:rFonts w:ascii="Times New Roman" w:hAnsi="Times New Roman" w:cs="Times New Roman"/>
                 <w:b/>
                 <w:bCs/>
                 <w:sz w:val="20"/>
@@ -1273,6 +1280,246 @@
                 <w:szCs w:val="20"/>
               </w:rPr>
               <w:t>Solo para asalariados</w:t>
+            </w:r>
+            <w:r>
+              <w:rPr>
+                <w:rFonts w:ascii="Times New Roman" w:hAnsi="Times New Roman" w:cs="Times New Roman"/>
+                <w:sz w:val="20"/>
+                <w:szCs w:val="20"/>
+              </w:rPr>
+              <w:t>.</w:t>
+            </w:r>
+          </w:p>
+        </w:tc>
+      </w:tr>
+      <w:tr>
+        <w:trPr>
+          <w:trHeight w:val="58"/>
+        </w:trPr>
+        <w:tc>
+          <w:tcPr>
+            <w:tcW w:w="1183" w:type="dxa"/>
+          </w:tcPr>
+          <w:p>
+            <w:pPr>
+              <w:rPr>
+                <w:rFonts w:ascii="Times New Roman" w:hAnsi="Times New Roman" w:cs="Times New Roman"/>
+                <w:sz w:val="20"/>
+                <w:szCs w:val="20"/>
+              </w:rPr>
+            </w:pPr>
+            <w:r>
+              <w:rPr>
+                <w:rFonts w:ascii="Times New Roman" w:hAnsi="Times New Roman" w:cs="Times New Roman"/>
+                <w:sz w:val="20"/>
+                <w:szCs w:val="20"/>
+              </w:rPr>
+              <w:lastRenderedPageBreak/>
+              <w:t>-</w:t>
+            </w:r>
+            <w:r>
+              <w:rPr>
+                <w:rFonts w:ascii="Times New Roman" w:hAnsi="Times New Roman" w:cs="Times New Roman"/>
+                <w:sz w:val="20"/>
+                <w:szCs w:val="20"/>
+              </w:rPr>
+              <w:t xml:space="preserve"> a</w:t>
+            </w:r>
+            <w:r>
+              <w:rPr>
+                <w:rFonts w:ascii="Times New Roman" w:hAnsi="Times New Roman" w:cs="Times New Roman"/>
+                <w:sz w:val="20"/>
+                <w:szCs w:val="20"/>
+              </w:rPr>
+              <w:t>18_cl</w:t>
+            </w:r>
+          </w:p>
+        </w:tc>
+        <w:tc>
+          <w:tcPr>
+            <w:tcW w:w="1872" w:type="dxa"/>
+          </w:tcPr>
+          <w:p>
+            <w:pPr>
+              <w:rPr>
+                <w:rFonts w:ascii="Times New Roman" w:hAnsi="Times New Roman" w:cs="Times New Roman"/>
+                <w:sz w:val="20"/>
+                <w:szCs w:val="20"/>
+              </w:rPr>
+            </w:pPr>
+            <w:r>
+              <w:rPr>
+                <w:rFonts w:ascii="Times New Roman" w:hAnsi="Times New Roman" w:cs="Times New Roman"/>
+                <w:sz w:val="20"/>
+                <w:szCs w:val="20"/>
+              </w:rPr>
+              <w:t>A18_contract</w:t>
+            </w:r>
+          </w:p>
+        </w:tc>
+        <w:tc>
+          <w:tcPr>
+            <w:tcW w:w="3690" w:type="dxa"/>
+          </w:tcPr>
+          <w:p>
+            <w:pPr>
+              <w:rPr>
+                <w:rFonts w:ascii="Times New Roman" w:hAnsi="Times New Roman" w:cs="Times New Roman"/>
+                <w:sz w:val="20"/>
+                <w:szCs w:val="20"/>
+              </w:rPr>
+            </w:pPr>
+            <w:r>
+              <w:rPr>
+                <w:rFonts w:ascii="Times New Roman" w:hAnsi="Times New Roman" w:cs="Times New Roman"/>
+                <w:sz w:val="20"/>
+                <w:szCs w:val="20"/>
+              </w:rPr>
+              <w:t>1 = yes</w:t>
+            </w:r>
+          </w:p>
+          <w:p>
+            <w:pPr>
+              <w:rPr>
+                <w:rFonts w:ascii="Times New Roman" w:hAnsi="Times New Roman" w:cs="Times New Roman"/>
+                <w:sz w:val="20"/>
+                <w:szCs w:val="20"/>
+              </w:rPr>
+            </w:pPr>
+            <w:r>
+              <w:rPr>
+                <w:rFonts w:ascii="Times New Roman" w:hAnsi="Times New Roman" w:cs="Times New Roman"/>
+                <w:sz w:val="20"/>
+                <w:szCs w:val="20"/>
+              </w:rPr>
+              <w:t>0 = no</w:t>
+            </w:r>
+          </w:p>
+          <w:p>
+            <w:pPr>
+              <w:rPr>
+                <w:rFonts w:ascii="Times New Roman" w:hAnsi="Times New Roman" w:cs="Times New Roman"/>
+                <w:sz w:val="20"/>
+                <w:szCs w:val="20"/>
+              </w:rPr>
+            </w:pPr>
+            <w:r>
+              <w:rPr>
+                <w:rFonts w:ascii="Times New Roman" w:hAnsi="Times New Roman" w:cs="Times New Roman"/>
+                <w:sz w:val="20"/>
+                <w:szCs w:val="20"/>
+              </w:rPr>
+              <w:t>NA = a07==1,2</w:t>
+            </w:r>
+          </w:p>
+        </w:tc>
+        <w:tc>
+          <w:tcPr>
+            <w:tcW w:w="6124" w:type="dxa"/>
+          </w:tcPr>
+          <w:p>
+            <w:pPr>
+              <w:rPr>
+                <w:rFonts w:ascii="Times New Roman" w:hAnsi="Times New Roman" w:cs="Times New Roman"/>
+                <w:b/>
+                <w:bCs/>
+                <w:sz w:val="20"/>
+                <w:szCs w:val="20"/>
+              </w:rPr>
+            </w:pPr>
+            <w:proofErr w:type="spellStart"/>
+            <w:r>
+              <w:rPr>
+                <w:rFonts w:ascii="Times New Roman" w:hAnsi="Times New Roman" w:cs="Times New Roman"/>
+                <w:b/>
+                <w:bCs/>
+                <w:sz w:val="20"/>
+                <w:szCs w:val="20"/>
+              </w:rPr>
+              <w:t>Dummy</w:t>
+            </w:r>
+            <w:proofErr w:type="spellEnd"/>
+          </w:p>
+          <w:p>
+            <w:pPr>
+              <w:rPr>
+                <w:rFonts w:ascii="Times New Roman" w:hAnsi="Times New Roman" w:cs="Times New Roman"/>
+                <w:sz w:val="20"/>
+                <w:szCs w:val="20"/>
+              </w:rPr>
+            </w:pPr>
+            <w:r>
+              <w:rPr>
+                <w:rFonts w:ascii="Times New Roman" w:hAnsi="Times New Roman" w:cs="Times New Roman"/>
+                <w:sz w:val="20"/>
+                <w:szCs w:val="20"/>
+              </w:rPr>
+              <w:t>Independientes quedan como NA.</w:t>
+            </w:r>
+          </w:p>
+          <w:p>
+            <w:pPr>
+              <w:rPr>
+                <w:rFonts w:ascii="Times New Roman" w:hAnsi="Times New Roman" w:cs="Times New Roman"/>
+                <w:b/>
+                <w:bCs/>
+                <w:sz w:val="20"/>
+                <w:szCs w:val="20"/>
+              </w:rPr>
+            </w:pPr>
+          </w:p>
+          <w:p>
+            <w:pPr>
+              <w:rPr>
+                <w:rFonts w:ascii="Times New Roman" w:hAnsi="Times New Roman" w:cs="Times New Roman"/>
+                <w:sz w:val="20"/>
+                <w:szCs w:val="20"/>
+              </w:rPr>
+            </w:pPr>
+            <w:r>
+              <w:rPr>
+                <w:rFonts w:ascii="Times New Roman" w:hAnsi="Times New Roman" w:cs="Times New Roman"/>
+                <w:b/>
+                <w:bCs/>
+                <w:sz w:val="20"/>
+                <w:szCs w:val="20"/>
+              </w:rPr>
+              <w:t>Nota</w:t>
+            </w:r>
+            <w:r>
+              <w:rPr>
+                <w:rFonts w:ascii="Times New Roman" w:hAnsi="Times New Roman" w:cs="Times New Roman"/>
+                <w:sz w:val="20"/>
+                <w:szCs w:val="20"/>
+              </w:rPr>
+              <w:t>:</w:t>
+            </w:r>
+          </w:p>
+          <w:p>
+            <w:pPr>
+              <w:rPr>
+                <w:rFonts w:ascii="Times New Roman" w:hAnsi="Times New Roman" w:cs="Times New Roman"/>
+                <w:b/>
+                <w:bCs/>
+                <w:sz w:val="20"/>
+                <w:szCs w:val="20"/>
+              </w:rPr>
+            </w:pPr>
+            <w:r>
+              <w:rPr>
+                <w:rFonts w:ascii="Times New Roman" w:hAnsi="Times New Roman" w:cs="Times New Roman"/>
+                <w:sz w:val="20"/>
+                <w:szCs w:val="20"/>
+              </w:rPr>
+              <w:t>Solo para asalariados</w:t>
+            </w:r>
+            <w:r>
+              <w:rPr>
+                <w:rFonts w:ascii="Times New Roman" w:hAnsi="Times New Roman" w:cs="Times New Roman"/>
+                <w:sz w:val="20"/>
+                <w:szCs w:val="20"/>
+              </w:rPr>
+              <w:t>.</w:t>
             </w:r>
           </w:p>
         </w:tc>
@@ -1295,7 +1542,6 @@
           <w:bCs/>
           <w:lang w:val="en-US"/>
         </w:rPr>
-        <w:lastRenderedPageBreak/>
         <w:t xml:space="preserve">Cap. </w:t>
       </w:r>
       <w:r>
@@ -1504,13 +1750,14 @@
                 <w:szCs w:val="20"/>
               </w:rPr>
             </w:pPr>
-            <w:r>
-              <w:rPr>
-                <w:rFonts w:ascii="Times New Roman" w:hAnsi="Times New Roman" w:cs="Times New Roman"/>
-                <w:sz w:val="20"/>
-                <w:szCs w:val="20"/>
-              </w:rPr>
-              <w:t>b23_why_</w:t>
+            <w:proofErr w:type="spellStart"/>
+            <w:r>
+              <w:rPr>
+                <w:rFonts w:ascii="Times New Roman" w:hAnsi="Times New Roman" w:cs="Times New Roman"/>
+                <w:sz w:val="20"/>
+                <w:szCs w:val="20"/>
+              </w:rPr>
+              <w:t>why_</w:t>
             </w:r>
             <w:r>
               <w:rPr>
@@ -1520,6 +1767,7 @@
               </w:rPr>
               <w:t>member</w:t>
             </w:r>
+            <w:proofErr w:type="spellEnd"/>
           </w:p>
         </w:tc>
         <w:tc>
@@ -2065,6 +2313,7 @@
                 <w:rFonts w:ascii="Times New Roman" w:hAnsi="Times New Roman" w:cs="Times New Roman"/>
                 <w:sz w:val="20"/>
                 <w:szCs w:val="20"/>
+                <w:lang w:val="en-US"/>
               </w:rPr>
             </w:pPr>
             <w:r>
@@ -2081,6 +2330,7 @@
                 <w:rFonts w:ascii="Times New Roman" w:hAnsi="Times New Roman" w:cs="Times New Roman"/>
                 <w:sz w:val="20"/>
                 <w:szCs w:val="20"/>
+                <w:lang w:val="en-US"/>
               </w:rPr>
               <w:t xml:space="preserve">NA </w:t>
             </w:r>
@@ -2179,66 +2429,6 @@
                 <w:szCs w:val="20"/>
               </w:rPr>
               <w:t>, de otro modo generaban NA. Es decir, si estaban habilitados para responder, respondieron, pero respondieron No a todas las categorías.</w:t>
-            </w:r>
-          </w:p>
-          <w:p>
-            <w:pPr>
-              <w:rPr>
-                <w:rFonts w:ascii="Times New Roman" w:hAnsi="Times New Roman" w:cs="Times New Roman"/>
-                <w:sz w:val="20"/>
-                <w:szCs w:val="20"/>
-              </w:rPr>
-            </w:pPr>
-          </w:p>
-          <w:p>
-            <w:pPr>
-              <w:rPr>
-                <w:rFonts w:ascii="Times New Roman" w:hAnsi="Times New Roman" w:cs="Times New Roman"/>
-                <w:sz w:val="20"/>
-                <w:szCs w:val="20"/>
-              </w:rPr>
-            </w:pPr>
-            <w:r>
-              <w:rPr>
-                <w:rFonts w:ascii="Times New Roman" w:hAnsi="Times New Roman" w:cs="Times New Roman"/>
-                <w:sz w:val="20"/>
-                <w:szCs w:val="20"/>
-              </w:rPr>
-              <w:t>-</w:t>
-            </w:r>
-            <w:r>
-              <w:rPr>
-                <w:rFonts w:ascii="Times New Roman" w:hAnsi="Times New Roman" w:cs="Times New Roman"/>
-                <w:sz w:val="20"/>
-                <w:szCs w:val="20"/>
-              </w:rPr>
-              <w:t xml:space="preserve"> </w:t>
-            </w:r>
-            <w:r>
-              <w:rPr>
-                <w:rFonts w:ascii="Times New Roman" w:hAnsi="Times New Roman" w:cs="Times New Roman"/>
-                <w:sz w:val="20"/>
-                <w:szCs w:val="20"/>
-              </w:rPr>
-              <w:t>Al generarse con dos variables (b23 y b27) quizás solo debería llamarse solamente “</w:t>
-            </w:r>
-            <w:proofErr w:type="spellStart"/>
-            <w:r>
-              <w:rPr>
-                <w:rFonts w:ascii="Times New Roman" w:hAnsi="Times New Roman" w:cs="Times New Roman"/>
-                <w:sz w:val="20"/>
-                <w:szCs w:val="20"/>
-              </w:rPr>
-              <w:t>why_member</w:t>
-            </w:r>
-            <w:proofErr w:type="spellEnd"/>
-            <w:r>
-              <w:rPr>
-                <w:rFonts w:ascii="Times New Roman" w:hAnsi="Times New Roman" w:cs="Times New Roman"/>
-                <w:sz w:val="20"/>
-                <w:szCs w:val="20"/>
-              </w:rPr>
-              <w:t>”</w:t>
             </w:r>
           </w:p>
         </w:tc>
@@ -2262,6 +2452,7 @@
                 <w:sz w:val="20"/>
                 <w:szCs w:val="20"/>
               </w:rPr>
+              <w:lastRenderedPageBreak/>
               <w:t>- b24</w:t>
             </w:r>
           </w:p>
@@ -2340,7 +2531,6 @@
                 <w:sz w:val="20"/>
                 <w:szCs w:val="20"/>
               </w:rPr>
-              <w:lastRenderedPageBreak/>
               <w:t xml:space="preserve">1= Not </w:t>
             </w:r>
             <w:proofErr w:type="spellStart"/>
@@ -2652,7 +2842,6 @@
                 <w:szCs w:val="20"/>
                 <w:lang w:val="en-US"/>
               </w:rPr>
-              <w:lastRenderedPageBreak/>
               <w:t>Factor</w:t>
             </w:r>
           </w:p>
@@ -2738,7 +2927,6 @@
                 <w:sz w:val="20"/>
                 <w:szCs w:val="20"/>
               </w:rPr>
-              <w:lastRenderedPageBreak/>
               <w:t>b24_cat5</w:t>
             </w:r>
             <w:r>
@@ -3226,733 +3414,733 @@
                 <w:sz w:val="20"/>
                 <w:szCs w:val="20"/>
               </w:rPr>
+              <w:t>- b28</w:t>
+            </w:r>
+            <w:r>
+              <w:rPr>
+                <w:rFonts w:ascii="Times New Roman" w:hAnsi="Times New Roman" w:cs="Times New Roman"/>
+                <w:sz w:val="20"/>
+                <w:szCs w:val="20"/>
+              </w:rPr>
+              <w:t xml:space="preserve"> (por qué no hay sindicatos en empresa, solo asalariados)</w:t>
+            </w:r>
+          </w:p>
+        </w:tc>
+        <w:tc>
+          <w:tcPr>
+            <w:tcW w:w="2749" w:type="dxa"/>
+          </w:tcPr>
+          <w:p>
+            <w:pPr>
+              <w:rPr>
+                <w:rFonts w:ascii="Times New Roman" w:hAnsi="Times New Roman" w:cs="Times New Roman"/>
+                <w:sz w:val="20"/>
+                <w:szCs w:val="20"/>
+              </w:rPr>
+            </w:pPr>
+            <w:r>
+              <w:rPr>
+                <w:rFonts w:ascii="Times New Roman" w:hAnsi="Times New Roman" w:cs="Times New Roman"/>
+                <w:sz w:val="20"/>
+                <w:szCs w:val="20"/>
+              </w:rPr>
+              <w:t>b28_why_not_union</w:t>
+            </w:r>
+          </w:p>
+        </w:tc>
+        <w:tc>
+          <w:tcPr>
+            <w:tcW w:w="2963" w:type="dxa"/>
+          </w:tcPr>
+          <w:p>
+            <w:pPr>
+              <w:rPr>
+                <w:rFonts w:ascii="Times New Roman" w:hAnsi="Times New Roman" w:cs="Times New Roman"/>
+                <w:sz w:val="20"/>
+                <w:szCs w:val="20"/>
+              </w:rPr>
+            </w:pPr>
+            <w:r>
+              <w:rPr>
+                <w:rFonts w:ascii="Times New Roman" w:hAnsi="Times New Roman" w:cs="Times New Roman"/>
+                <w:sz w:val="20"/>
+                <w:szCs w:val="20"/>
+              </w:rPr>
+              <w:t>- Combinar dos opciones principales:</w:t>
+            </w:r>
+          </w:p>
+          <w:p>
+            <w:pPr>
+              <w:rPr>
+                <w:rFonts w:ascii="Times New Roman" w:hAnsi="Times New Roman" w:cs="Times New Roman"/>
+                <w:sz w:val="20"/>
+                <w:szCs w:val="20"/>
+              </w:rPr>
+            </w:pPr>
+            <w:r>
+              <w:rPr>
+                <w:rFonts w:ascii="Times New Roman" w:hAnsi="Times New Roman" w:cs="Times New Roman"/>
+                <w:sz w:val="20"/>
+                <w:szCs w:val="20"/>
+              </w:rPr>
+              <w:t xml:space="preserve">1 = </w:t>
+            </w:r>
+            <w:proofErr w:type="spellStart"/>
+            <w:r>
+              <w:rPr>
+                <w:rFonts w:ascii="Times New Roman" w:hAnsi="Times New Roman" w:cs="Times New Roman"/>
+                <w:sz w:val="20"/>
+                <w:szCs w:val="20"/>
+              </w:rPr>
+              <w:t>lack</w:t>
+            </w:r>
+            <w:proofErr w:type="spellEnd"/>
+            <w:r>
+              <w:rPr>
+                <w:rFonts w:ascii="Times New Roman" w:hAnsi="Times New Roman" w:cs="Times New Roman"/>
+                <w:sz w:val="20"/>
+                <w:szCs w:val="20"/>
+              </w:rPr>
+              <w:t xml:space="preserve"> </w:t>
+            </w:r>
+            <w:proofErr w:type="spellStart"/>
+            <w:r>
+              <w:rPr>
+                <w:rFonts w:ascii="Times New Roman" w:hAnsi="Times New Roman" w:cs="Times New Roman"/>
+                <w:sz w:val="20"/>
+                <w:szCs w:val="20"/>
+              </w:rPr>
+              <w:t>of</w:t>
+            </w:r>
+            <w:proofErr w:type="spellEnd"/>
+            <w:r>
+              <w:rPr>
+                <w:rFonts w:ascii="Times New Roman" w:hAnsi="Times New Roman" w:cs="Times New Roman"/>
+                <w:sz w:val="20"/>
+                <w:szCs w:val="20"/>
+              </w:rPr>
+              <w:t xml:space="preserve"> </w:t>
+            </w:r>
+            <w:proofErr w:type="spellStart"/>
+            <w:r>
+              <w:rPr>
+                <w:rFonts w:ascii="Times New Roman" w:hAnsi="Times New Roman" w:cs="Times New Roman"/>
+                <w:sz w:val="20"/>
+                <w:szCs w:val="20"/>
+              </w:rPr>
+              <w:t>interest</w:t>
+            </w:r>
+            <w:proofErr w:type="spellEnd"/>
+            <w:r>
+              <w:rPr>
+                <w:rFonts w:ascii="Times New Roman" w:hAnsi="Times New Roman" w:cs="Times New Roman"/>
+                <w:sz w:val="20"/>
+                <w:szCs w:val="20"/>
+              </w:rPr>
+              <w:t xml:space="preserve"> (no hay interés, trabajadores no saben organizarse, </w:t>
+            </w:r>
+            <w:proofErr w:type="spellStart"/>
+            <w:r>
+              <w:rPr>
+                <w:rFonts w:ascii="Times New Roman" w:hAnsi="Times New Roman" w:cs="Times New Roman"/>
+                <w:sz w:val="20"/>
+                <w:szCs w:val="20"/>
+              </w:rPr>
+              <w:t>trab</w:t>
+            </w:r>
+            <w:proofErr w:type="spellEnd"/>
+            <w:r>
+              <w:rPr>
+                <w:rFonts w:ascii="Times New Roman" w:hAnsi="Times New Roman" w:cs="Times New Roman"/>
+                <w:sz w:val="20"/>
+                <w:szCs w:val="20"/>
+              </w:rPr>
+              <w:t xml:space="preserve"> prefieren negociar individualmente)</w:t>
+            </w:r>
+          </w:p>
+          <w:p>
+            <w:pPr>
+              <w:rPr>
+                <w:rFonts w:ascii="Times New Roman" w:hAnsi="Times New Roman" w:cs="Times New Roman"/>
+                <w:sz w:val="20"/>
+                <w:szCs w:val="20"/>
+              </w:rPr>
+            </w:pPr>
+            <w:r>
+              <w:rPr>
+                <w:rFonts w:ascii="Times New Roman" w:hAnsi="Times New Roman" w:cs="Times New Roman"/>
+                <w:sz w:val="20"/>
+                <w:szCs w:val="20"/>
+              </w:rPr>
+              <w:t xml:space="preserve">2 = </w:t>
+            </w:r>
+            <w:proofErr w:type="spellStart"/>
+            <w:r>
+              <w:rPr>
+                <w:rFonts w:ascii="Times New Roman" w:hAnsi="Times New Roman" w:cs="Times New Roman"/>
+                <w:sz w:val="20"/>
+                <w:szCs w:val="20"/>
+              </w:rPr>
+              <w:t>employer</w:t>
+            </w:r>
+            <w:proofErr w:type="spellEnd"/>
+            <w:r>
+              <w:rPr>
+                <w:rFonts w:ascii="Times New Roman" w:hAnsi="Times New Roman" w:cs="Times New Roman"/>
+                <w:sz w:val="20"/>
+                <w:szCs w:val="20"/>
+              </w:rPr>
+              <w:t xml:space="preserve"> </w:t>
+            </w:r>
+            <w:proofErr w:type="spellStart"/>
+            <w:r>
+              <w:rPr>
+                <w:rFonts w:ascii="Times New Roman" w:hAnsi="Times New Roman" w:cs="Times New Roman"/>
+                <w:sz w:val="20"/>
+                <w:szCs w:val="20"/>
+              </w:rPr>
+              <w:t>opposition</w:t>
+            </w:r>
+            <w:proofErr w:type="spellEnd"/>
+            <w:r>
+              <w:rPr>
+                <w:rFonts w:ascii="Times New Roman" w:hAnsi="Times New Roman" w:cs="Times New Roman"/>
+                <w:sz w:val="20"/>
+                <w:szCs w:val="20"/>
+              </w:rPr>
+              <w:t xml:space="preserve"> (temor a represalias; empresa pone dificultades)</w:t>
+            </w:r>
+          </w:p>
+          <w:p>
+            <w:pPr>
+              <w:rPr>
+                <w:rFonts w:ascii="Times New Roman" w:hAnsi="Times New Roman" w:cs="Times New Roman"/>
+                <w:sz w:val="20"/>
+                <w:szCs w:val="20"/>
+              </w:rPr>
+            </w:pPr>
+            <w:r>
+              <w:rPr>
+                <w:rFonts w:ascii="Times New Roman" w:hAnsi="Times New Roman" w:cs="Times New Roman"/>
+                <w:sz w:val="20"/>
+                <w:szCs w:val="20"/>
+              </w:rPr>
+              <w:t xml:space="preserve">3 = </w:t>
+            </w:r>
+            <w:proofErr w:type="spellStart"/>
+            <w:r>
+              <w:rPr>
+                <w:rFonts w:ascii="Times New Roman" w:hAnsi="Times New Roman" w:cs="Times New Roman"/>
+                <w:sz w:val="20"/>
+                <w:szCs w:val="20"/>
+              </w:rPr>
+              <w:t>Mixed</w:t>
+            </w:r>
+            <w:proofErr w:type="spellEnd"/>
+            <w:r>
+              <w:rPr>
+                <w:rFonts w:ascii="Times New Roman" w:hAnsi="Times New Roman" w:cs="Times New Roman"/>
+                <w:sz w:val="20"/>
+                <w:szCs w:val="20"/>
+              </w:rPr>
+              <w:t xml:space="preserve"> </w:t>
+            </w:r>
+            <w:proofErr w:type="spellStart"/>
+            <w:r>
+              <w:rPr>
+                <w:rFonts w:ascii="Times New Roman" w:hAnsi="Times New Roman" w:cs="Times New Roman"/>
+                <w:sz w:val="20"/>
+                <w:szCs w:val="20"/>
+              </w:rPr>
+              <w:t>reasons</w:t>
+            </w:r>
+            <w:proofErr w:type="spellEnd"/>
+            <w:r>
+              <w:rPr>
+                <w:rFonts w:ascii="Times New Roman" w:hAnsi="Times New Roman" w:cs="Times New Roman"/>
+                <w:sz w:val="20"/>
+                <w:szCs w:val="20"/>
+              </w:rPr>
+              <w:t xml:space="preserve"> (combinación de todas las restantes)</w:t>
+            </w:r>
+          </w:p>
+          <w:p>
+            <w:pPr>
+              <w:rPr>
+                <w:rFonts w:ascii="Times New Roman" w:hAnsi="Times New Roman" w:cs="Times New Roman"/>
+                <w:sz w:val="20"/>
+                <w:szCs w:val="20"/>
+              </w:rPr>
+            </w:pPr>
+          </w:p>
+          <w:p>
+            <w:pPr>
+              <w:rPr>
+                <w:rFonts w:ascii="Times New Roman" w:hAnsi="Times New Roman" w:cs="Times New Roman"/>
+                <w:sz w:val="20"/>
+                <w:szCs w:val="20"/>
+              </w:rPr>
+            </w:pPr>
+            <w:r>
+              <w:rPr>
+                <w:rFonts w:ascii="Times New Roman" w:hAnsi="Times New Roman" w:cs="Times New Roman"/>
+                <w:sz w:val="20"/>
+                <w:szCs w:val="20"/>
+              </w:rPr>
+              <w:t>* si se escoge solo una opción, trabajar con esa</w:t>
+            </w:r>
+          </w:p>
+        </w:tc>
+        <w:tc>
+          <w:tcPr>
+            <w:tcW w:w="5801" w:type="dxa"/>
+          </w:tcPr>
+          <w:p>
+            <w:pPr>
+              <w:rPr>
+                <w:rFonts w:ascii="Times New Roman" w:hAnsi="Times New Roman" w:cs="Times New Roman"/>
+                <w:sz w:val="20"/>
+                <w:szCs w:val="20"/>
+                <w:lang w:val="en-US"/>
+              </w:rPr>
+            </w:pPr>
+            <w:r>
+              <w:rPr>
+                <w:rFonts w:ascii="Times New Roman" w:hAnsi="Times New Roman" w:cs="Times New Roman"/>
+                <w:b/>
+                <w:bCs/>
+                <w:sz w:val="20"/>
+                <w:szCs w:val="20"/>
+                <w:lang w:val="en-US"/>
+              </w:rPr>
+              <w:t>Factor</w:t>
+            </w:r>
+          </w:p>
+          <w:p>
+            <w:pPr>
+              <w:rPr>
+                <w:rFonts w:ascii="Times New Roman" w:hAnsi="Times New Roman" w:cs="Times New Roman"/>
+                <w:sz w:val="20"/>
+                <w:szCs w:val="20"/>
+                <w:lang w:val="en-US"/>
+              </w:rPr>
+            </w:pPr>
+          </w:p>
+          <w:p>
+            <w:pPr>
+              <w:rPr>
+                <w:rFonts w:ascii="Times New Roman" w:hAnsi="Times New Roman" w:cs="Times New Roman"/>
+                <w:sz w:val="20"/>
+                <w:szCs w:val="20"/>
+                <w:lang w:val="en-US"/>
+              </w:rPr>
+            </w:pPr>
+            <w:r>
+              <w:rPr>
+                <w:rFonts w:ascii="Times New Roman" w:hAnsi="Times New Roman" w:cs="Times New Roman"/>
+                <w:sz w:val="20"/>
+                <w:szCs w:val="20"/>
+                <w:lang w:val="en-US"/>
+              </w:rPr>
+              <w:t xml:space="preserve">-   1. Lack of interest </w:t>
+            </w:r>
+          </w:p>
+          <w:p>
+            <w:pPr>
+              <w:rPr>
+                <w:rFonts w:ascii="Times New Roman" w:hAnsi="Times New Roman" w:cs="Times New Roman"/>
+                <w:sz w:val="20"/>
+                <w:szCs w:val="20"/>
+                <w:lang w:val="en-US"/>
+              </w:rPr>
+            </w:pPr>
+            <w:r>
+              <w:rPr>
+                <w:rFonts w:ascii="Times New Roman" w:hAnsi="Times New Roman" w:cs="Times New Roman"/>
+                <w:sz w:val="20"/>
+                <w:szCs w:val="20"/>
+                <w:lang w:val="en-US"/>
+              </w:rPr>
+              <w:t xml:space="preserve">b28_cat2 = 1 = Yes (no hay </w:t>
+            </w:r>
+            <w:proofErr w:type="spellStart"/>
+            <w:r>
+              <w:rPr>
+                <w:rFonts w:ascii="Times New Roman" w:hAnsi="Times New Roman" w:cs="Times New Roman"/>
+                <w:sz w:val="20"/>
+                <w:szCs w:val="20"/>
+                <w:lang w:val="en-US"/>
+              </w:rPr>
+              <w:t>interés</w:t>
+            </w:r>
+            <w:proofErr w:type="spellEnd"/>
+            <w:r>
+              <w:rPr>
+                <w:rFonts w:ascii="Times New Roman" w:hAnsi="Times New Roman" w:cs="Times New Roman"/>
+                <w:sz w:val="20"/>
+                <w:szCs w:val="20"/>
+                <w:lang w:val="en-US"/>
+              </w:rPr>
+              <w:t>)</w:t>
+            </w:r>
+          </w:p>
+          <w:p>
+            <w:pPr>
+              <w:rPr>
+                <w:rFonts w:ascii="Times New Roman" w:hAnsi="Times New Roman" w:cs="Times New Roman"/>
+                <w:sz w:val="20"/>
+                <w:szCs w:val="20"/>
+              </w:rPr>
+            </w:pPr>
+            <w:r>
+              <w:rPr>
+                <w:rFonts w:ascii="Times New Roman" w:hAnsi="Times New Roman" w:cs="Times New Roman"/>
+                <w:sz w:val="20"/>
+                <w:szCs w:val="20"/>
+              </w:rPr>
+              <w:t>b28_cat4</w:t>
+            </w:r>
+            <w:r>
+              <w:rPr>
+                <w:rFonts w:ascii="Times New Roman" w:hAnsi="Times New Roman" w:cs="Times New Roman"/>
+                <w:sz w:val="20"/>
+                <w:szCs w:val="20"/>
+              </w:rPr>
+              <w:t xml:space="preserve"> = </w:t>
+            </w:r>
+            <w:r>
+              <w:rPr>
+                <w:rFonts w:ascii="Times New Roman" w:hAnsi="Times New Roman" w:cs="Times New Roman"/>
+                <w:sz w:val="20"/>
+                <w:szCs w:val="20"/>
+              </w:rPr>
+              <w:t xml:space="preserve">1 = Yes (no han sabido organizarse) </w:t>
+            </w:r>
+          </w:p>
+          <w:p>
+            <w:pPr>
+              <w:rPr>
+                <w:rFonts w:ascii="Times New Roman" w:hAnsi="Times New Roman" w:cs="Times New Roman"/>
+                <w:sz w:val="20"/>
+                <w:szCs w:val="20"/>
+              </w:rPr>
+            </w:pPr>
+            <w:r>
+              <w:rPr>
+                <w:rFonts w:ascii="Times New Roman" w:hAnsi="Times New Roman" w:cs="Times New Roman"/>
+                <w:sz w:val="20"/>
+                <w:szCs w:val="20"/>
+              </w:rPr>
+              <w:t>b28_cat6</w:t>
+            </w:r>
+            <w:r>
+              <w:rPr>
+                <w:rFonts w:ascii="Times New Roman" w:hAnsi="Times New Roman" w:cs="Times New Roman"/>
+                <w:sz w:val="20"/>
+                <w:szCs w:val="20"/>
+              </w:rPr>
+              <w:t xml:space="preserve"> =</w:t>
+            </w:r>
+            <w:r>
+              <w:rPr>
+                <w:rFonts w:ascii="Times New Roman" w:hAnsi="Times New Roman" w:cs="Times New Roman"/>
+                <w:sz w:val="20"/>
+                <w:szCs w:val="20"/>
+              </w:rPr>
+              <w:t xml:space="preserve"> 1 = Yes (prefieren negociar por su cuenta)</w:t>
+            </w:r>
+          </w:p>
+          <w:p>
+            <w:pPr>
+              <w:rPr>
+                <w:rFonts w:ascii="Times New Roman" w:hAnsi="Times New Roman" w:cs="Times New Roman"/>
+                <w:sz w:val="20"/>
+                <w:szCs w:val="20"/>
+              </w:rPr>
+            </w:pPr>
+          </w:p>
+          <w:p>
+            <w:pPr>
+              <w:rPr>
+                <w:rFonts w:ascii="Times New Roman" w:hAnsi="Times New Roman" w:cs="Times New Roman"/>
+                <w:sz w:val="20"/>
+                <w:szCs w:val="20"/>
+                <w:lang w:val="en-US"/>
+              </w:rPr>
+            </w:pPr>
+            <w:r>
+              <w:rPr>
+                <w:rFonts w:ascii="Times New Roman" w:hAnsi="Times New Roman" w:cs="Times New Roman"/>
+                <w:sz w:val="20"/>
+                <w:szCs w:val="20"/>
+                <w:lang w:val="en-US"/>
+              </w:rPr>
+              <w:t xml:space="preserve">-   2. Employer opposition </w:t>
+            </w:r>
+          </w:p>
+          <w:p>
+            <w:pPr>
+              <w:rPr>
+                <w:rFonts w:ascii="Times New Roman" w:hAnsi="Times New Roman" w:cs="Times New Roman"/>
+                <w:sz w:val="20"/>
+                <w:szCs w:val="20"/>
+                <w:lang w:val="en-US"/>
+              </w:rPr>
+            </w:pPr>
+            <w:r>
+              <w:rPr>
+                <w:rFonts w:ascii="Times New Roman" w:hAnsi="Times New Roman" w:cs="Times New Roman"/>
+                <w:sz w:val="20"/>
+                <w:szCs w:val="20"/>
+                <w:lang w:val="en-US"/>
+              </w:rPr>
+              <w:t>b28_cat3 = 1 = Yes (</w:t>
+            </w:r>
+            <w:proofErr w:type="spellStart"/>
+            <w:r>
+              <w:rPr>
+                <w:rFonts w:ascii="Times New Roman" w:hAnsi="Times New Roman" w:cs="Times New Roman"/>
+                <w:sz w:val="20"/>
+                <w:szCs w:val="20"/>
+                <w:lang w:val="en-US"/>
+              </w:rPr>
+              <w:t>temor</w:t>
+            </w:r>
+            <w:proofErr w:type="spellEnd"/>
+            <w:r>
+              <w:rPr>
+                <w:rFonts w:ascii="Times New Roman" w:hAnsi="Times New Roman" w:cs="Times New Roman"/>
+                <w:sz w:val="20"/>
+                <w:szCs w:val="20"/>
+                <w:lang w:val="en-US"/>
+              </w:rPr>
+              <w:t xml:space="preserve"> a </w:t>
+            </w:r>
+            <w:proofErr w:type="spellStart"/>
+            <w:r>
+              <w:rPr>
+                <w:rFonts w:ascii="Times New Roman" w:hAnsi="Times New Roman" w:cs="Times New Roman"/>
+                <w:sz w:val="20"/>
+                <w:szCs w:val="20"/>
+                <w:lang w:val="en-US"/>
+              </w:rPr>
+              <w:t>represalias</w:t>
+            </w:r>
+            <w:proofErr w:type="spellEnd"/>
+            <w:r>
+              <w:rPr>
+                <w:rFonts w:ascii="Times New Roman" w:hAnsi="Times New Roman" w:cs="Times New Roman"/>
+                <w:sz w:val="20"/>
+                <w:szCs w:val="20"/>
+                <w:lang w:val="en-US"/>
+              </w:rPr>
+              <w:t xml:space="preserve">) </w:t>
+            </w:r>
+          </w:p>
+          <w:p>
+            <w:pPr>
+              <w:rPr>
+                <w:rFonts w:ascii="Times New Roman" w:hAnsi="Times New Roman" w:cs="Times New Roman"/>
+                <w:sz w:val="20"/>
+                <w:szCs w:val="20"/>
+              </w:rPr>
+            </w:pPr>
+            <w:r>
+              <w:rPr>
+                <w:rFonts w:ascii="Times New Roman" w:hAnsi="Times New Roman" w:cs="Times New Roman"/>
+                <w:sz w:val="20"/>
+                <w:szCs w:val="20"/>
+              </w:rPr>
+              <w:t>b28_cat5</w:t>
+            </w:r>
+            <w:r>
+              <w:rPr>
+                <w:rFonts w:ascii="Times New Roman" w:hAnsi="Times New Roman" w:cs="Times New Roman"/>
+                <w:sz w:val="20"/>
+                <w:szCs w:val="20"/>
+              </w:rPr>
+              <w:t xml:space="preserve"> =</w:t>
+            </w:r>
+            <w:r>
+              <w:rPr>
+                <w:rFonts w:ascii="Times New Roman" w:hAnsi="Times New Roman" w:cs="Times New Roman"/>
+                <w:sz w:val="20"/>
+                <w:szCs w:val="20"/>
+              </w:rPr>
+              <w:t xml:space="preserve"> 1 = Yes (la empresa pone dificultades)</w:t>
+            </w:r>
+          </w:p>
+          <w:p>
+            <w:pPr>
+              <w:rPr>
+                <w:rFonts w:ascii="Times New Roman" w:hAnsi="Times New Roman" w:cs="Times New Roman"/>
+                <w:sz w:val="20"/>
+                <w:szCs w:val="20"/>
+              </w:rPr>
+            </w:pPr>
+          </w:p>
+          <w:p>
+            <w:pPr>
+              <w:rPr>
+                <w:rFonts w:ascii="Times New Roman" w:hAnsi="Times New Roman" w:cs="Times New Roman"/>
+                <w:sz w:val="20"/>
+                <w:szCs w:val="20"/>
+              </w:rPr>
+            </w:pPr>
+            <w:r>
+              <w:rPr>
+                <w:rFonts w:ascii="Times New Roman" w:hAnsi="Times New Roman" w:cs="Times New Roman"/>
+                <w:sz w:val="20"/>
+                <w:szCs w:val="20"/>
+              </w:rPr>
+              <w:t xml:space="preserve">-   3. </w:t>
+            </w:r>
+            <w:proofErr w:type="spellStart"/>
+            <w:r>
+              <w:rPr>
+                <w:rFonts w:ascii="Times New Roman" w:hAnsi="Times New Roman" w:cs="Times New Roman"/>
+                <w:sz w:val="20"/>
+                <w:szCs w:val="20"/>
+              </w:rPr>
+              <w:t>Mixed</w:t>
+            </w:r>
+            <w:proofErr w:type="spellEnd"/>
+            <w:r>
+              <w:rPr>
+                <w:rFonts w:ascii="Times New Roman" w:hAnsi="Times New Roman" w:cs="Times New Roman"/>
+                <w:sz w:val="20"/>
+                <w:szCs w:val="20"/>
+              </w:rPr>
+              <w:t xml:space="preserve"> </w:t>
+            </w:r>
+            <w:proofErr w:type="spellStart"/>
+            <w:r>
+              <w:rPr>
+                <w:rFonts w:ascii="Times New Roman" w:hAnsi="Times New Roman" w:cs="Times New Roman"/>
+                <w:sz w:val="20"/>
+                <w:szCs w:val="20"/>
+              </w:rPr>
+              <w:t>reasons</w:t>
+            </w:r>
+            <w:proofErr w:type="spellEnd"/>
+            <w:r>
+              <w:rPr>
+                <w:rFonts w:ascii="Times New Roman" w:hAnsi="Times New Roman" w:cs="Times New Roman"/>
+                <w:sz w:val="20"/>
+                <w:szCs w:val="20"/>
+              </w:rPr>
+              <w:t xml:space="preserve"> </w:t>
+            </w:r>
+          </w:p>
+          <w:p>
+            <w:pPr>
+              <w:rPr>
+                <w:rFonts w:ascii="Times New Roman" w:hAnsi="Times New Roman" w:cs="Times New Roman"/>
+                <w:sz w:val="20"/>
+                <w:szCs w:val="20"/>
+              </w:rPr>
+            </w:pPr>
+            <w:r>
+              <w:rPr>
+                <w:rFonts w:ascii="Times New Roman" w:hAnsi="Times New Roman" w:cs="Times New Roman"/>
+                <w:sz w:val="20"/>
+                <w:szCs w:val="20"/>
+              </w:rPr>
+              <w:t xml:space="preserve">combinación de ≥2 grupos </w:t>
+            </w:r>
+          </w:p>
+          <w:p>
+            <w:pPr>
+              <w:rPr>
+                <w:rFonts w:ascii="Times New Roman" w:hAnsi="Times New Roman" w:cs="Times New Roman"/>
+                <w:sz w:val="20"/>
+                <w:szCs w:val="20"/>
+              </w:rPr>
+            </w:pPr>
+            <w:r>
+              <w:rPr>
+                <w:rFonts w:ascii="Times New Roman" w:hAnsi="Times New Roman" w:cs="Times New Roman"/>
+                <w:sz w:val="20"/>
+                <w:szCs w:val="20"/>
+              </w:rPr>
+              <w:t>b28_cat1</w:t>
+            </w:r>
+            <w:r>
+              <w:rPr>
+                <w:rFonts w:ascii="Times New Roman" w:hAnsi="Times New Roman" w:cs="Times New Roman"/>
+                <w:sz w:val="20"/>
+                <w:szCs w:val="20"/>
+              </w:rPr>
+              <w:t xml:space="preserve"> =</w:t>
+            </w:r>
+            <w:r>
+              <w:rPr>
+                <w:rFonts w:ascii="Times New Roman" w:hAnsi="Times New Roman" w:cs="Times New Roman"/>
+                <w:sz w:val="20"/>
+                <w:szCs w:val="20"/>
+              </w:rPr>
+              <w:t xml:space="preserve"> 1 = Yes (empresa muy pequeña) </w:t>
+            </w:r>
+          </w:p>
+          <w:p>
+            <w:pPr>
+              <w:rPr>
+                <w:rFonts w:ascii="Times New Roman" w:hAnsi="Times New Roman" w:cs="Times New Roman"/>
+                <w:sz w:val="20"/>
+                <w:szCs w:val="20"/>
+              </w:rPr>
+            </w:pPr>
+            <w:r>
+              <w:rPr>
+                <w:rFonts w:ascii="Times New Roman" w:hAnsi="Times New Roman" w:cs="Times New Roman"/>
+                <w:sz w:val="20"/>
+                <w:szCs w:val="20"/>
+              </w:rPr>
+              <w:t>b28_cat7</w:t>
+            </w:r>
+            <w:r>
+              <w:rPr>
+                <w:rFonts w:ascii="Times New Roman" w:hAnsi="Times New Roman" w:cs="Times New Roman"/>
+                <w:sz w:val="20"/>
+                <w:szCs w:val="20"/>
+              </w:rPr>
+              <w:t xml:space="preserve"> =</w:t>
+            </w:r>
+            <w:r>
+              <w:rPr>
+                <w:rFonts w:ascii="Times New Roman" w:hAnsi="Times New Roman" w:cs="Times New Roman"/>
+                <w:sz w:val="20"/>
+                <w:szCs w:val="20"/>
+              </w:rPr>
+              <w:t xml:space="preserve"> 1 = Yes (Otra)</w:t>
+            </w:r>
+          </w:p>
+          <w:p>
+            <w:pPr>
+              <w:rPr>
+                <w:rFonts w:ascii="Times New Roman" w:hAnsi="Times New Roman" w:cs="Times New Roman"/>
+                <w:sz w:val="20"/>
+                <w:szCs w:val="20"/>
+              </w:rPr>
+            </w:pPr>
+          </w:p>
+          <w:p>
+            <w:pPr>
+              <w:rPr>
+                <w:rFonts w:ascii="Times New Roman" w:hAnsi="Times New Roman" w:cs="Times New Roman"/>
+                <w:sz w:val="20"/>
+                <w:szCs w:val="20"/>
+              </w:rPr>
+            </w:pPr>
+            <w:r>
+              <w:rPr>
+                <w:rFonts w:ascii="Times New Roman" w:hAnsi="Times New Roman" w:cs="Times New Roman"/>
+                <w:b/>
+                <w:bCs/>
+                <w:sz w:val="20"/>
+                <w:szCs w:val="20"/>
+              </w:rPr>
               <w:lastRenderedPageBreak/>
-              <w:t>- b28</w:t>
-            </w:r>
-            <w:r>
-              <w:rPr>
-                <w:rFonts w:ascii="Times New Roman" w:hAnsi="Times New Roman" w:cs="Times New Roman"/>
-                <w:sz w:val="20"/>
-                <w:szCs w:val="20"/>
-              </w:rPr>
-              <w:t xml:space="preserve"> (por qué no hay sindicatos en empresa, solo asalariados)</w:t>
-            </w:r>
-          </w:p>
-        </w:tc>
-        <w:tc>
-          <w:tcPr>
-            <w:tcW w:w="2749" w:type="dxa"/>
-          </w:tcPr>
-          <w:p>
-            <w:pPr>
-              <w:rPr>
-                <w:rFonts w:ascii="Times New Roman" w:hAnsi="Times New Roman" w:cs="Times New Roman"/>
-                <w:sz w:val="20"/>
-                <w:szCs w:val="20"/>
-              </w:rPr>
-            </w:pPr>
-            <w:r>
-              <w:rPr>
-                <w:rFonts w:ascii="Times New Roman" w:hAnsi="Times New Roman" w:cs="Times New Roman"/>
-                <w:sz w:val="20"/>
-                <w:szCs w:val="20"/>
-              </w:rPr>
-              <w:t>b28_why_not_union</w:t>
-            </w:r>
-          </w:p>
-        </w:tc>
-        <w:tc>
-          <w:tcPr>
-            <w:tcW w:w="2963" w:type="dxa"/>
-          </w:tcPr>
-          <w:p>
-            <w:pPr>
-              <w:rPr>
-                <w:rFonts w:ascii="Times New Roman" w:hAnsi="Times New Roman" w:cs="Times New Roman"/>
-                <w:sz w:val="20"/>
-                <w:szCs w:val="20"/>
-              </w:rPr>
-            </w:pPr>
-            <w:r>
-              <w:rPr>
-                <w:rFonts w:ascii="Times New Roman" w:hAnsi="Times New Roman" w:cs="Times New Roman"/>
-                <w:sz w:val="20"/>
-                <w:szCs w:val="20"/>
-              </w:rPr>
-              <w:t>- Combinar dos opciones principales:</w:t>
-            </w:r>
-          </w:p>
-          <w:p>
-            <w:pPr>
-              <w:rPr>
-                <w:rFonts w:ascii="Times New Roman" w:hAnsi="Times New Roman" w:cs="Times New Roman"/>
-                <w:sz w:val="20"/>
-                <w:szCs w:val="20"/>
-              </w:rPr>
-            </w:pPr>
-            <w:r>
-              <w:rPr>
-                <w:rFonts w:ascii="Times New Roman" w:hAnsi="Times New Roman" w:cs="Times New Roman"/>
-                <w:sz w:val="20"/>
-                <w:szCs w:val="20"/>
-              </w:rPr>
-              <w:t xml:space="preserve">1 = </w:t>
-            </w:r>
-            <w:proofErr w:type="spellStart"/>
-            <w:r>
-              <w:rPr>
-                <w:rFonts w:ascii="Times New Roman" w:hAnsi="Times New Roman" w:cs="Times New Roman"/>
-                <w:sz w:val="20"/>
-                <w:szCs w:val="20"/>
-              </w:rPr>
-              <w:t>lack</w:t>
-            </w:r>
-            <w:proofErr w:type="spellEnd"/>
-            <w:r>
-              <w:rPr>
-                <w:rFonts w:ascii="Times New Roman" w:hAnsi="Times New Roman" w:cs="Times New Roman"/>
-                <w:sz w:val="20"/>
-                <w:szCs w:val="20"/>
-              </w:rPr>
-              <w:t xml:space="preserve"> </w:t>
-            </w:r>
-            <w:proofErr w:type="spellStart"/>
-            <w:r>
-              <w:rPr>
-                <w:rFonts w:ascii="Times New Roman" w:hAnsi="Times New Roman" w:cs="Times New Roman"/>
-                <w:sz w:val="20"/>
-                <w:szCs w:val="20"/>
-              </w:rPr>
-              <w:t>of</w:t>
-            </w:r>
-            <w:proofErr w:type="spellEnd"/>
-            <w:r>
-              <w:rPr>
-                <w:rFonts w:ascii="Times New Roman" w:hAnsi="Times New Roman" w:cs="Times New Roman"/>
-                <w:sz w:val="20"/>
-                <w:szCs w:val="20"/>
-              </w:rPr>
-              <w:t xml:space="preserve"> </w:t>
-            </w:r>
-            <w:proofErr w:type="spellStart"/>
-            <w:r>
-              <w:rPr>
-                <w:rFonts w:ascii="Times New Roman" w:hAnsi="Times New Roman" w:cs="Times New Roman"/>
-                <w:sz w:val="20"/>
-                <w:szCs w:val="20"/>
-              </w:rPr>
-              <w:t>interest</w:t>
-            </w:r>
-            <w:proofErr w:type="spellEnd"/>
-            <w:r>
-              <w:rPr>
-                <w:rFonts w:ascii="Times New Roman" w:hAnsi="Times New Roman" w:cs="Times New Roman"/>
-                <w:sz w:val="20"/>
-                <w:szCs w:val="20"/>
-              </w:rPr>
-              <w:t xml:space="preserve"> (no hay interés, trabajadores no saben organizarse, </w:t>
-            </w:r>
-            <w:proofErr w:type="spellStart"/>
-            <w:r>
-              <w:rPr>
-                <w:rFonts w:ascii="Times New Roman" w:hAnsi="Times New Roman" w:cs="Times New Roman"/>
-                <w:sz w:val="20"/>
-                <w:szCs w:val="20"/>
-              </w:rPr>
-              <w:t>trab</w:t>
-            </w:r>
-            <w:proofErr w:type="spellEnd"/>
-            <w:r>
-              <w:rPr>
-                <w:rFonts w:ascii="Times New Roman" w:hAnsi="Times New Roman" w:cs="Times New Roman"/>
-                <w:sz w:val="20"/>
-                <w:szCs w:val="20"/>
-              </w:rPr>
-              <w:t xml:space="preserve"> prefieren negociar individualmente)</w:t>
-            </w:r>
-          </w:p>
-          <w:p>
-            <w:pPr>
-              <w:rPr>
-                <w:rFonts w:ascii="Times New Roman" w:hAnsi="Times New Roman" w:cs="Times New Roman"/>
-                <w:sz w:val="20"/>
-                <w:szCs w:val="20"/>
-              </w:rPr>
-            </w:pPr>
-            <w:r>
-              <w:rPr>
-                <w:rFonts w:ascii="Times New Roman" w:hAnsi="Times New Roman" w:cs="Times New Roman"/>
-                <w:sz w:val="20"/>
-                <w:szCs w:val="20"/>
-              </w:rPr>
-              <w:t xml:space="preserve">2 = </w:t>
-            </w:r>
-            <w:proofErr w:type="spellStart"/>
-            <w:r>
-              <w:rPr>
-                <w:rFonts w:ascii="Times New Roman" w:hAnsi="Times New Roman" w:cs="Times New Roman"/>
-                <w:sz w:val="20"/>
-                <w:szCs w:val="20"/>
-              </w:rPr>
-              <w:t>employer</w:t>
-            </w:r>
-            <w:proofErr w:type="spellEnd"/>
-            <w:r>
-              <w:rPr>
-                <w:rFonts w:ascii="Times New Roman" w:hAnsi="Times New Roman" w:cs="Times New Roman"/>
-                <w:sz w:val="20"/>
-                <w:szCs w:val="20"/>
-              </w:rPr>
-              <w:t xml:space="preserve"> </w:t>
-            </w:r>
-            <w:proofErr w:type="spellStart"/>
-            <w:r>
-              <w:rPr>
-                <w:rFonts w:ascii="Times New Roman" w:hAnsi="Times New Roman" w:cs="Times New Roman"/>
-                <w:sz w:val="20"/>
-                <w:szCs w:val="20"/>
-              </w:rPr>
-              <w:t>opposition</w:t>
-            </w:r>
-            <w:proofErr w:type="spellEnd"/>
-            <w:r>
-              <w:rPr>
-                <w:rFonts w:ascii="Times New Roman" w:hAnsi="Times New Roman" w:cs="Times New Roman"/>
-                <w:sz w:val="20"/>
-                <w:szCs w:val="20"/>
-              </w:rPr>
-              <w:t xml:space="preserve"> (temor a represalias; empresa pone dificultades)</w:t>
-            </w:r>
-          </w:p>
-          <w:p>
-            <w:pPr>
-              <w:rPr>
-                <w:rFonts w:ascii="Times New Roman" w:hAnsi="Times New Roman" w:cs="Times New Roman"/>
-                <w:sz w:val="20"/>
-                <w:szCs w:val="20"/>
-              </w:rPr>
-            </w:pPr>
-            <w:r>
-              <w:rPr>
-                <w:rFonts w:ascii="Times New Roman" w:hAnsi="Times New Roman" w:cs="Times New Roman"/>
-                <w:sz w:val="20"/>
-                <w:szCs w:val="20"/>
-              </w:rPr>
-              <w:t xml:space="preserve">3 = </w:t>
-            </w:r>
-            <w:proofErr w:type="spellStart"/>
-            <w:r>
-              <w:rPr>
-                <w:rFonts w:ascii="Times New Roman" w:hAnsi="Times New Roman" w:cs="Times New Roman"/>
-                <w:sz w:val="20"/>
-                <w:szCs w:val="20"/>
-              </w:rPr>
-              <w:t>Mixed</w:t>
-            </w:r>
-            <w:proofErr w:type="spellEnd"/>
-            <w:r>
-              <w:rPr>
-                <w:rFonts w:ascii="Times New Roman" w:hAnsi="Times New Roman" w:cs="Times New Roman"/>
-                <w:sz w:val="20"/>
-                <w:szCs w:val="20"/>
-              </w:rPr>
-              <w:t xml:space="preserve"> </w:t>
-            </w:r>
-            <w:proofErr w:type="spellStart"/>
-            <w:r>
-              <w:rPr>
-                <w:rFonts w:ascii="Times New Roman" w:hAnsi="Times New Roman" w:cs="Times New Roman"/>
-                <w:sz w:val="20"/>
-                <w:szCs w:val="20"/>
-              </w:rPr>
-              <w:t>reasons</w:t>
-            </w:r>
-            <w:proofErr w:type="spellEnd"/>
-            <w:r>
-              <w:rPr>
-                <w:rFonts w:ascii="Times New Roman" w:hAnsi="Times New Roman" w:cs="Times New Roman"/>
-                <w:sz w:val="20"/>
-                <w:szCs w:val="20"/>
-              </w:rPr>
-              <w:t xml:space="preserve"> (combinación de todas las restantes)</w:t>
-            </w:r>
-          </w:p>
-          <w:p>
-            <w:pPr>
-              <w:rPr>
-                <w:rFonts w:ascii="Times New Roman" w:hAnsi="Times New Roman" w:cs="Times New Roman"/>
-                <w:sz w:val="20"/>
-                <w:szCs w:val="20"/>
-              </w:rPr>
-            </w:pPr>
-          </w:p>
-          <w:p>
-            <w:pPr>
-              <w:rPr>
-                <w:rFonts w:ascii="Times New Roman" w:hAnsi="Times New Roman" w:cs="Times New Roman"/>
-                <w:sz w:val="20"/>
-                <w:szCs w:val="20"/>
-              </w:rPr>
-            </w:pPr>
-            <w:r>
-              <w:rPr>
-                <w:rFonts w:ascii="Times New Roman" w:hAnsi="Times New Roman" w:cs="Times New Roman"/>
-                <w:sz w:val="20"/>
-                <w:szCs w:val="20"/>
-              </w:rPr>
-              <w:t>* si se escoge solo una opción, trabajar con esa</w:t>
-            </w:r>
-          </w:p>
-        </w:tc>
-        <w:tc>
-          <w:tcPr>
-            <w:tcW w:w="5801" w:type="dxa"/>
-          </w:tcPr>
-          <w:p>
-            <w:pPr>
-              <w:rPr>
-                <w:rFonts w:ascii="Times New Roman" w:hAnsi="Times New Roman" w:cs="Times New Roman"/>
-                <w:sz w:val="20"/>
-                <w:szCs w:val="20"/>
-                <w:lang w:val="en-US"/>
-              </w:rPr>
-            </w:pPr>
-            <w:r>
-              <w:rPr>
-                <w:rFonts w:ascii="Times New Roman" w:hAnsi="Times New Roman" w:cs="Times New Roman"/>
-                <w:b/>
-                <w:bCs/>
-                <w:sz w:val="20"/>
-                <w:szCs w:val="20"/>
-                <w:lang w:val="en-US"/>
-              </w:rPr>
-              <w:t>Factor</w:t>
-            </w:r>
-          </w:p>
-          <w:p>
-            <w:pPr>
-              <w:rPr>
-                <w:rFonts w:ascii="Times New Roman" w:hAnsi="Times New Roman" w:cs="Times New Roman"/>
-                <w:sz w:val="20"/>
-                <w:szCs w:val="20"/>
-                <w:lang w:val="en-US"/>
-              </w:rPr>
-            </w:pPr>
-          </w:p>
-          <w:p>
-            <w:pPr>
-              <w:rPr>
-                <w:rFonts w:ascii="Times New Roman" w:hAnsi="Times New Roman" w:cs="Times New Roman"/>
-                <w:sz w:val="20"/>
-                <w:szCs w:val="20"/>
-                <w:lang w:val="en-US"/>
-              </w:rPr>
-            </w:pPr>
-            <w:r>
-              <w:rPr>
-                <w:rFonts w:ascii="Times New Roman" w:hAnsi="Times New Roman" w:cs="Times New Roman"/>
-                <w:sz w:val="20"/>
-                <w:szCs w:val="20"/>
-                <w:lang w:val="en-US"/>
-              </w:rPr>
-              <w:t xml:space="preserve">-   1. Lack of interest </w:t>
-            </w:r>
-          </w:p>
-          <w:p>
-            <w:pPr>
-              <w:rPr>
-                <w:rFonts w:ascii="Times New Roman" w:hAnsi="Times New Roman" w:cs="Times New Roman"/>
-                <w:sz w:val="20"/>
-                <w:szCs w:val="20"/>
-                <w:lang w:val="en-US"/>
-              </w:rPr>
-            </w:pPr>
-            <w:r>
-              <w:rPr>
-                <w:rFonts w:ascii="Times New Roman" w:hAnsi="Times New Roman" w:cs="Times New Roman"/>
-                <w:sz w:val="20"/>
-                <w:szCs w:val="20"/>
-                <w:lang w:val="en-US"/>
-              </w:rPr>
-              <w:t xml:space="preserve">b28_cat2 = 1 = Yes (no hay </w:t>
-            </w:r>
-            <w:proofErr w:type="spellStart"/>
-            <w:r>
-              <w:rPr>
-                <w:rFonts w:ascii="Times New Roman" w:hAnsi="Times New Roman" w:cs="Times New Roman"/>
-                <w:sz w:val="20"/>
-                <w:szCs w:val="20"/>
-                <w:lang w:val="en-US"/>
-              </w:rPr>
-              <w:t>interés</w:t>
-            </w:r>
-            <w:proofErr w:type="spellEnd"/>
-            <w:r>
-              <w:rPr>
-                <w:rFonts w:ascii="Times New Roman" w:hAnsi="Times New Roman" w:cs="Times New Roman"/>
-                <w:sz w:val="20"/>
-                <w:szCs w:val="20"/>
-                <w:lang w:val="en-US"/>
-              </w:rPr>
-              <w:t>)</w:t>
-            </w:r>
-          </w:p>
-          <w:p>
-            <w:pPr>
-              <w:rPr>
-                <w:rFonts w:ascii="Times New Roman" w:hAnsi="Times New Roman" w:cs="Times New Roman"/>
-                <w:sz w:val="20"/>
-                <w:szCs w:val="20"/>
-              </w:rPr>
-            </w:pPr>
-            <w:r>
-              <w:rPr>
-                <w:rFonts w:ascii="Times New Roman" w:hAnsi="Times New Roman" w:cs="Times New Roman"/>
-                <w:sz w:val="20"/>
-                <w:szCs w:val="20"/>
-              </w:rPr>
-              <w:t>b28_cat4</w:t>
-            </w:r>
-            <w:r>
-              <w:rPr>
-                <w:rFonts w:ascii="Times New Roman" w:hAnsi="Times New Roman" w:cs="Times New Roman"/>
-                <w:sz w:val="20"/>
-                <w:szCs w:val="20"/>
-              </w:rPr>
-              <w:t xml:space="preserve"> = </w:t>
-            </w:r>
-            <w:r>
-              <w:rPr>
-                <w:rFonts w:ascii="Times New Roman" w:hAnsi="Times New Roman" w:cs="Times New Roman"/>
-                <w:sz w:val="20"/>
-                <w:szCs w:val="20"/>
-              </w:rPr>
-              <w:t xml:space="preserve">1 = Yes (no han sabido organizarse) </w:t>
-            </w:r>
-          </w:p>
-          <w:p>
-            <w:pPr>
-              <w:rPr>
-                <w:rFonts w:ascii="Times New Roman" w:hAnsi="Times New Roman" w:cs="Times New Roman"/>
-                <w:sz w:val="20"/>
-                <w:szCs w:val="20"/>
-              </w:rPr>
-            </w:pPr>
-            <w:r>
-              <w:rPr>
-                <w:rFonts w:ascii="Times New Roman" w:hAnsi="Times New Roman" w:cs="Times New Roman"/>
-                <w:sz w:val="20"/>
-                <w:szCs w:val="20"/>
-              </w:rPr>
-              <w:t>b28_cat6</w:t>
-            </w:r>
-            <w:r>
-              <w:rPr>
-                <w:rFonts w:ascii="Times New Roman" w:hAnsi="Times New Roman" w:cs="Times New Roman"/>
-                <w:sz w:val="20"/>
-                <w:szCs w:val="20"/>
-              </w:rPr>
-              <w:t xml:space="preserve"> =</w:t>
-            </w:r>
-            <w:r>
-              <w:rPr>
-                <w:rFonts w:ascii="Times New Roman" w:hAnsi="Times New Roman" w:cs="Times New Roman"/>
-                <w:sz w:val="20"/>
-                <w:szCs w:val="20"/>
-              </w:rPr>
-              <w:t xml:space="preserve"> 1 = Yes (prefieren negociar por su cuenta)</w:t>
-            </w:r>
-          </w:p>
-          <w:p>
-            <w:pPr>
-              <w:rPr>
-                <w:rFonts w:ascii="Times New Roman" w:hAnsi="Times New Roman" w:cs="Times New Roman"/>
-                <w:sz w:val="20"/>
-                <w:szCs w:val="20"/>
-              </w:rPr>
-            </w:pPr>
-          </w:p>
-          <w:p>
-            <w:pPr>
-              <w:rPr>
-                <w:rFonts w:ascii="Times New Roman" w:hAnsi="Times New Roman" w:cs="Times New Roman"/>
-                <w:sz w:val="20"/>
-                <w:szCs w:val="20"/>
-                <w:lang w:val="en-US"/>
-              </w:rPr>
-            </w:pPr>
-            <w:r>
-              <w:rPr>
-                <w:rFonts w:ascii="Times New Roman" w:hAnsi="Times New Roman" w:cs="Times New Roman"/>
-                <w:sz w:val="20"/>
-                <w:szCs w:val="20"/>
-                <w:lang w:val="en-US"/>
-              </w:rPr>
-              <w:t xml:space="preserve">-   2. Employer opposition </w:t>
-            </w:r>
-          </w:p>
-          <w:p>
-            <w:pPr>
-              <w:rPr>
-                <w:rFonts w:ascii="Times New Roman" w:hAnsi="Times New Roman" w:cs="Times New Roman"/>
-                <w:sz w:val="20"/>
-                <w:szCs w:val="20"/>
-                <w:lang w:val="en-US"/>
-              </w:rPr>
-            </w:pPr>
-            <w:r>
-              <w:rPr>
-                <w:rFonts w:ascii="Times New Roman" w:hAnsi="Times New Roman" w:cs="Times New Roman"/>
-                <w:sz w:val="20"/>
-                <w:szCs w:val="20"/>
-                <w:lang w:val="en-US"/>
-              </w:rPr>
-              <w:t>b28_cat3 = 1 = Yes (</w:t>
-            </w:r>
-            <w:proofErr w:type="spellStart"/>
-            <w:r>
-              <w:rPr>
-                <w:rFonts w:ascii="Times New Roman" w:hAnsi="Times New Roman" w:cs="Times New Roman"/>
-                <w:sz w:val="20"/>
-                <w:szCs w:val="20"/>
-                <w:lang w:val="en-US"/>
-              </w:rPr>
-              <w:t>temor</w:t>
-            </w:r>
-            <w:proofErr w:type="spellEnd"/>
-            <w:r>
-              <w:rPr>
-                <w:rFonts w:ascii="Times New Roman" w:hAnsi="Times New Roman" w:cs="Times New Roman"/>
-                <w:sz w:val="20"/>
-                <w:szCs w:val="20"/>
-                <w:lang w:val="en-US"/>
-              </w:rPr>
-              <w:t xml:space="preserve"> a </w:t>
-            </w:r>
-            <w:proofErr w:type="spellStart"/>
-            <w:r>
-              <w:rPr>
-                <w:rFonts w:ascii="Times New Roman" w:hAnsi="Times New Roman" w:cs="Times New Roman"/>
-                <w:sz w:val="20"/>
-                <w:szCs w:val="20"/>
-                <w:lang w:val="en-US"/>
-              </w:rPr>
-              <w:t>represalias</w:t>
-            </w:r>
-            <w:proofErr w:type="spellEnd"/>
-            <w:r>
-              <w:rPr>
-                <w:rFonts w:ascii="Times New Roman" w:hAnsi="Times New Roman" w:cs="Times New Roman"/>
-                <w:sz w:val="20"/>
-                <w:szCs w:val="20"/>
-                <w:lang w:val="en-US"/>
-              </w:rPr>
-              <w:t xml:space="preserve">) </w:t>
-            </w:r>
-          </w:p>
-          <w:p>
-            <w:pPr>
-              <w:rPr>
-                <w:rFonts w:ascii="Times New Roman" w:hAnsi="Times New Roman" w:cs="Times New Roman"/>
-                <w:sz w:val="20"/>
-                <w:szCs w:val="20"/>
-              </w:rPr>
-            </w:pPr>
-            <w:r>
-              <w:rPr>
-                <w:rFonts w:ascii="Times New Roman" w:hAnsi="Times New Roman" w:cs="Times New Roman"/>
-                <w:sz w:val="20"/>
-                <w:szCs w:val="20"/>
-              </w:rPr>
-              <w:t>b28_cat5</w:t>
-            </w:r>
-            <w:r>
-              <w:rPr>
-                <w:rFonts w:ascii="Times New Roman" w:hAnsi="Times New Roman" w:cs="Times New Roman"/>
-                <w:sz w:val="20"/>
-                <w:szCs w:val="20"/>
-              </w:rPr>
-              <w:t xml:space="preserve"> =</w:t>
-            </w:r>
-            <w:r>
-              <w:rPr>
-                <w:rFonts w:ascii="Times New Roman" w:hAnsi="Times New Roman" w:cs="Times New Roman"/>
-                <w:sz w:val="20"/>
-                <w:szCs w:val="20"/>
-              </w:rPr>
-              <w:t xml:space="preserve"> 1 = Yes (la empresa pone dificultades)</w:t>
-            </w:r>
-          </w:p>
-          <w:p>
-            <w:pPr>
-              <w:rPr>
-                <w:rFonts w:ascii="Times New Roman" w:hAnsi="Times New Roman" w:cs="Times New Roman"/>
-                <w:sz w:val="20"/>
-                <w:szCs w:val="20"/>
-              </w:rPr>
-            </w:pPr>
-          </w:p>
-          <w:p>
-            <w:pPr>
-              <w:rPr>
-                <w:rFonts w:ascii="Times New Roman" w:hAnsi="Times New Roman" w:cs="Times New Roman"/>
-                <w:sz w:val="20"/>
-                <w:szCs w:val="20"/>
-              </w:rPr>
-            </w:pPr>
-            <w:r>
-              <w:rPr>
-                <w:rFonts w:ascii="Times New Roman" w:hAnsi="Times New Roman" w:cs="Times New Roman"/>
-                <w:sz w:val="20"/>
-                <w:szCs w:val="20"/>
-              </w:rPr>
-              <w:t xml:space="preserve">-   3. </w:t>
-            </w:r>
-            <w:proofErr w:type="spellStart"/>
-            <w:r>
-              <w:rPr>
-                <w:rFonts w:ascii="Times New Roman" w:hAnsi="Times New Roman" w:cs="Times New Roman"/>
-                <w:sz w:val="20"/>
-                <w:szCs w:val="20"/>
-              </w:rPr>
-              <w:t>Mixed</w:t>
-            </w:r>
-            <w:proofErr w:type="spellEnd"/>
-            <w:r>
-              <w:rPr>
-                <w:rFonts w:ascii="Times New Roman" w:hAnsi="Times New Roman" w:cs="Times New Roman"/>
-                <w:sz w:val="20"/>
-                <w:szCs w:val="20"/>
-              </w:rPr>
-              <w:t xml:space="preserve"> </w:t>
-            </w:r>
-            <w:proofErr w:type="spellStart"/>
-            <w:r>
-              <w:rPr>
-                <w:rFonts w:ascii="Times New Roman" w:hAnsi="Times New Roman" w:cs="Times New Roman"/>
-                <w:sz w:val="20"/>
-                <w:szCs w:val="20"/>
-              </w:rPr>
-              <w:t>reasons</w:t>
-            </w:r>
-            <w:proofErr w:type="spellEnd"/>
-            <w:r>
-              <w:rPr>
-                <w:rFonts w:ascii="Times New Roman" w:hAnsi="Times New Roman" w:cs="Times New Roman"/>
-                <w:sz w:val="20"/>
-                <w:szCs w:val="20"/>
-              </w:rPr>
-              <w:t xml:space="preserve"> </w:t>
-            </w:r>
-          </w:p>
-          <w:p>
-            <w:pPr>
-              <w:rPr>
-                <w:rFonts w:ascii="Times New Roman" w:hAnsi="Times New Roman" w:cs="Times New Roman"/>
-                <w:sz w:val="20"/>
-                <w:szCs w:val="20"/>
-              </w:rPr>
-            </w:pPr>
-            <w:r>
-              <w:rPr>
-                <w:rFonts w:ascii="Times New Roman" w:hAnsi="Times New Roman" w:cs="Times New Roman"/>
-                <w:sz w:val="20"/>
-                <w:szCs w:val="20"/>
-              </w:rPr>
-              <w:t xml:space="preserve">combinación de ≥2 grupos </w:t>
-            </w:r>
-          </w:p>
-          <w:p>
-            <w:pPr>
-              <w:rPr>
-                <w:rFonts w:ascii="Times New Roman" w:hAnsi="Times New Roman" w:cs="Times New Roman"/>
-                <w:sz w:val="20"/>
-                <w:szCs w:val="20"/>
-              </w:rPr>
-            </w:pPr>
-            <w:r>
-              <w:rPr>
-                <w:rFonts w:ascii="Times New Roman" w:hAnsi="Times New Roman" w:cs="Times New Roman"/>
-                <w:sz w:val="20"/>
-                <w:szCs w:val="20"/>
-              </w:rPr>
-              <w:t>b28_cat1</w:t>
-            </w:r>
-            <w:r>
-              <w:rPr>
-                <w:rFonts w:ascii="Times New Roman" w:hAnsi="Times New Roman" w:cs="Times New Roman"/>
-                <w:sz w:val="20"/>
-                <w:szCs w:val="20"/>
-              </w:rPr>
-              <w:t xml:space="preserve"> =</w:t>
-            </w:r>
-            <w:r>
-              <w:rPr>
-                <w:rFonts w:ascii="Times New Roman" w:hAnsi="Times New Roman" w:cs="Times New Roman"/>
-                <w:sz w:val="20"/>
-                <w:szCs w:val="20"/>
-              </w:rPr>
-              <w:t xml:space="preserve"> 1 = Yes (empresa muy pequeña) </w:t>
-            </w:r>
-          </w:p>
-          <w:p>
-            <w:pPr>
-              <w:rPr>
-                <w:rFonts w:ascii="Times New Roman" w:hAnsi="Times New Roman" w:cs="Times New Roman"/>
-                <w:sz w:val="20"/>
-                <w:szCs w:val="20"/>
-              </w:rPr>
-            </w:pPr>
-            <w:r>
-              <w:rPr>
-                <w:rFonts w:ascii="Times New Roman" w:hAnsi="Times New Roman" w:cs="Times New Roman"/>
-                <w:sz w:val="20"/>
-                <w:szCs w:val="20"/>
-              </w:rPr>
-              <w:t>b28_cat7</w:t>
-            </w:r>
-            <w:r>
-              <w:rPr>
-                <w:rFonts w:ascii="Times New Roman" w:hAnsi="Times New Roman" w:cs="Times New Roman"/>
-                <w:sz w:val="20"/>
-                <w:szCs w:val="20"/>
-              </w:rPr>
-              <w:t xml:space="preserve"> =</w:t>
-            </w:r>
-            <w:r>
-              <w:rPr>
-                <w:rFonts w:ascii="Times New Roman" w:hAnsi="Times New Roman" w:cs="Times New Roman"/>
-                <w:sz w:val="20"/>
-                <w:szCs w:val="20"/>
-              </w:rPr>
-              <w:t xml:space="preserve"> 1 = Yes (Otra)</w:t>
-            </w:r>
-          </w:p>
-          <w:p>
-            <w:pPr>
-              <w:rPr>
-                <w:rFonts w:ascii="Times New Roman" w:hAnsi="Times New Roman" w:cs="Times New Roman"/>
-                <w:sz w:val="20"/>
-                <w:szCs w:val="20"/>
-              </w:rPr>
-            </w:pPr>
-          </w:p>
-          <w:p>
-            <w:pPr>
-              <w:rPr>
-                <w:rFonts w:ascii="Times New Roman" w:hAnsi="Times New Roman" w:cs="Times New Roman"/>
-                <w:sz w:val="20"/>
-                <w:szCs w:val="20"/>
-              </w:rPr>
-            </w:pPr>
-            <w:r>
-              <w:rPr>
-                <w:rFonts w:ascii="Times New Roman" w:hAnsi="Times New Roman" w:cs="Times New Roman"/>
-                <w:b/>
-                <w:bCs/>
-                <w:sz w:val="20"/>
-                <w:szCs w:val="20"/>
-              </w:rPr>
               <w:t>Nota</w:t>
             </w:r>
             <w:r>
@@ -4810,7 +4998,15 @@
                 <w:sz w:val="20"/>
                 <w:szCs w:val="20"/>
               </w:rPr>
-              <w:t>B29 = -888, -999</w:t>
+              <w:t>b</w:t>
+            </w:r>
+            <w:r>
+              <w:rPr>
+                <w:rFonts w:ascii="Times New Roman" w:hAnsi="Times New Roman" w:cs="Times New Roman"/>
+                <w:sz w:val="20"/>
+                <w:szCs w:val="20"/>
+              </w:rPr>
+              <w:t>29 = -888, -999</w:t>
             </w:r>
           </w:p>
         </w:tc>
@@ -5164,6 +5360,14 @@
               </w:rPr>
               <w:t>1 = Algo + bastante</w:t>
             </w:r>
+            <w:r>
+              <w:rPr>
+                <w:rFonts w:ascii="Times New Roman" w:hAnsi="Times New Roman" w:cs="Times New Roman"/>
+                <w:sz w:val="20"/>
+                <w:szCs w:val="20"/>
+              </w:rPr>
+              <w:t xml:space="preserve"> + mucha</w:t>
+            </w:r>
           </w:p>
           <w:p>
             <w:pPr>
@@ -5209,71 +5413,6 @@
               <w:t>Dummy</w:t>
             </w:r>
             <w:proofErr w:type="spellEnd"/>
-          </w:p>
-          <w:p>
-            <w:pPr>
-              <w:rPr>
-                <w:rFonts w:ascii="Times New Roman" w:hAnsi="Times New Roman" w:cs="Times New Roman"/>
-                <w:b/>
-                <w:bCs/>
-                <w:sz w:val="20"/>
-                <w:szCs w:val="20"/>
-              </w:rPr>
-            </w:pPr>
-          </w:p>
-          <w:p>
-            <w:pPr>
-              <w:rPr>
-                <w:rFonts w:ascii="Times New Roman" w:hAnsi="Times New Roman" w:cs="Times New Roman"/>
-                <w:b/>
-                <w:bCs/>
-                <w:sz w:val="20"/>
-                <w:szCs w:val="20"/>
-              </w:rPr>
-            </w:pPr>
-            <w:r>
-              <w:rPr>
-                <w:rFonts w:ascii="Times New Roman" w:hAnsi="Times New Roman" w:cs="Times New Roman"/>
-                <w:b/>
-                <w:bCs/>
-                <w:sz w:val="20"/>
-                <w:szCs w:val="20"/>
-              </w:rPr>
-              <w:t xml:space="preserve">Nota: </w:t>
-            </w:r>
-          </w:p>
-          <w:p>
-            <w:pPr>
-              <w:rPr>
-                <w:rFonts w:ascii="Times New Roman" w:hAnsi="Times New Roman" w:cs="Times New Roman"/>
-                <w:sz w:val="20"/>
-                <w:szCs w:val="20"/>
-              </w:rPr>
-            </w:pPr>
-            <w:r>
-              <w:rPr>
-                <w:rFonts w:ascii="Times New Roman" w:hAnsi="Times New Roman" w:cs="Times New Roman"/>
-                <w:sz w:val="20"/>
-                <w:szCs w:val="20"/>
-              </w:rPr>
-              <w:t>¿</w:t>
-            </w:r>
-            <w:r>
-              <w:rPr>
-                <w:rFonts w:ascii="Times New Roman" w:hAnsi="Times New Roman" w:cs="Times New Roman"/>
-                <w:sz w:val="20"/>
-                <w:szCs w:val="20"/>
-              </w:rPr>
-              <w:t xml:space="preserve">Algo + bastante + mucha? </w:t>
-            </w:r>
-            <w:r>
-              <w:rPr>
-                <w:rFonts w:ascii="Times New Roman" w:hAnsi="Times New Roman" w:cs="Times New Roman"/>
-                <w:sz w:val="20"/>
-                <w:szCs w:val="20"/>
-              </w:rPr>
-              <w:t>Se hizo así.</w:t>
-            </w:r>
           </w:p>
         </w:tc>
       </w:tr>
@@ -5405,6 +5544,7 @@
                 <w:szCs w:val="20"/>
                 <w:lang w:val="en-US"/>
               </w:rPr>
+              <w:lastRenderedPageBreak/>
               <w:t>c15_0</w:t>
             </w:r>
             <w:r>
@@ -5482,6 +5622,7 @@
                 <w:sz w:val="20"/>
                 <w:szCs w:val="20"/>
               </w:rPr>
+              <w:lastRenderedPageBreak/>
               <w:t>Escala de 1 a 5 (variable numérica)</w:t>
             </w:r>
           </w:p>
@@ -5556,7 +5697,6 @@
           <w:bCs/>
           <w:lang w:val="en-US"/>
         </w:rPr>
-        <w:lastRenderedPageBreak/>
         <w:t xml:space="preserve">Cap. </w:t>
       </w:r>
       <w:r>
@@ -6933,7 +7073,23 @@
                 <w:sz w:val="20"/>
                 <w:szCs w:val="20"/>
               </w:rPr>
-              <w:t>Hay 8 personas que, habilitadas para responder, responden -777, -888, -999. Quedan en la categoría 0.</w:t>
+              <w:t xml:space="preserve">Hay 8 personas que, habilitadas para responder, responden -777, -888, -999. Quedan en la categoría </w:t>
+            </w:r>
+            <w:r>
+              <w:rPr>
+                <w:rFonts w:ascii="Times New Roman" w:hAnsi="Times New Roman" w:cs="Times New Roman"/>
+                <w:sz w:val="20"/>
+                <w:szCs w:val="20"/>
+              </w:rPr>
+              <w:t>1</w:t>
+            </w:r>
+            <w:r>
+              <w:rPr>
+                <w:rFonts w:ascii="Times New Roman" w:hAnsi="Times New Roman" w:cs="Times New Roman"/>
+                <w:sz w:val="20"/>
+                <w:szCs w:val="20"/>
+              </w:rPr>
+              <w:t>.</w:t>
             </w:r>
           </w:p>
         </w:tc>
@@ -7143,6 +7299,7 @@
                 <w:szCs w:val="20"/>
                 <w:lang w:val="en-US"/>
               </w:rPr>
+              <w:lastRenderedPageBreak/>
               <w:t>- d03</w:t>
             </w:r>
           </w:p>
@@ -7361,7 +7518,6 @@
                 <w:sz w:val="20"/>
                 <w:szCs w:val="20"/>
               </w:rPr>
-              <w:lastRenderedPageBreak/>
               <w:t xml:space="preserve">3 = </w:t>
             </w:r>
             <w:proofErr w:type="spellStart"/>
@@ -7467,7 +7623,6 @@
                 <w:sz w:val="20"/>
                 <w:szCs w:val="20"/>
               </w:rPr>
-              <w:lastRenderedPageBreak/>
               <w:t>Factor</w:t>
             </w:r>
           </w:p>
@@ -8978,6 +9133,7 @@
                 <w:szCs w:val="20"/>
                 <w:lang w:val="en-US"/>
               </w:rPr>
+              <w:lastRenderedPageBreak/>
               <w:t>b09_04_trust</w:t>
             </w:r>
           </w:p>
@@ -9000,6 +9156,7 @@
                 <w:sz w:val="20"/>
                 <w:szCs w:val="20"/>
               </w:rPr>
+              <w:lastRenderedPageBreak/>
               <w:t>Escala de 1 a 5 (variable numérica)</w:t>
             </w:r>
           </w:p>
@@ -9102,6 +9259,7 @@
                 <w:sz w:val="20"/>
                 <w:szCs w:val="20"/>
               </w:rPr>
+              <w:lastRenderedPageBreak/>
               <w:t>Ac</w:t>
             </w:r>
             <w:r>
@@ -10054,6 +10212,48 @@
               <w:t>Se deja opción NA con b13.</w:t>
             </w:r>
           </w:p>
+          <w:p>
+            <w:pPr>
+              <w:rPr>
+                <w:rFonts w:ascii="Times New Roman" w:hAnsi="Times New Roman" w:cs="Times New Roman"/>
+                <w:sz w:val="20"/>
+                <w:szCs w:val="20"/>
+              </w:rPr>
+            </w:pPr>
+          </w:p>
+          <w:p>
+            <w:pPr>
+              <w:rPr>
+                <w:rFonts w:ascii="Times New Roman" w:hAnsi="Times New Roman" w:cs="Times New Roman"/>
+                <w:sz w:val="20"/>
+                <w:szCs w:val="20"/>
+              </w:rPr>
+            </w:pPr>
+            <w:r>
+              <w:rPr>
+                <w:rFonts w:ascii="Times New Roman" w:hAnsi="Times New Roman" w:cs="Times New Roman"/>
+                <w:sz w:val="20"/>
+                <w:szCs w:val="20"/>
+              </w:rPr>
+              <w:t xml:space="preserve">Considerar lo primero que </w:t>
+            </w:r>
+            <w:r>
+              <w:rPr>
+                <w:rFonts w:ascii="Times New Roman" w:hAnsi="Times New Roman" w:cs="Times New Roman"/>
+                <w:sz w:val="20"/>
+                <w:szCs w:val="20"/>
+              </w:rPr>
+              <w:t>respondieron</w:t>
+            </w:r>
+            <w:r>
+              <w:rPr>
+                <w:rFonts w:ascii="Times New Roman" w:hAnsi="Times New Roman" w:cs="Times New Roman"/>
+                <w:sz w:val="20"/>
+                <w:szCs w:val="20"/>
+              </w:rPr>
+              <w:t>.</w:t>
+            </w:r>
+          </w:p>
         </w:tc>
       </w:tr>
       <w:tr>
@@ -10330,6 +10530,40 @@
               <w:t>Se deja opción NA con b13.</w:t>
             </w:r>
           </w:p>
+          <w:p>
+            <w:pPr>
+              <w:rPr>
+                <w:rFonts w:ascii="Times New Roman" w:hAnsi="Times New Roman" w:cs="Times New Roman"/>
+                <w:sz w:val="20"/>
+                <w:szCs w:val="20"/>
+              </w:rPr>
+            </w:pPr>
+          </w:p>
+          <w:p>
+            <w:pPr>
+              <w:rPr>
+                <w:rFonts w:ascii="Times New Roman" w:hAnsi="Times New Roman" w:cs="Times New Roman"/>
+                <w:sz w:val="20"/>
+                <w:szCs w:val="20"/>
+              </w:rPr>
+            </w:pPr>
+            <w:r>
+              <w:rPr>
+                <w:rFonts w:ascii="Times New Roman" w:hAnsi="Times New Roman" w:cs="Times New Roman"/>
+                <w:sz w:val="20"/>
+                <w:szCs w:val="20"/>
+              </w:rPr>
+              <w:t xml:space="preserve">Considerar lo primero que </w:t>
+            </w:r>
+            <w:r>
+              <w:rPr>
+                <w:rFonts w:ascii="Times New Roman" w:hAnsi="Times New Roman" w:cs="Times New Roman"/>
+                <w:sz w:val="20"/>
+                <w:szCs w:val="20"/>
+              </w:rPr>
+              <w:t>respondieron</w:t>
+            </w:r>
+          </w:p>
         </w:tc>
       </w:tr>
       <w:tr>
@@ -10477,17 +10711,18 @@
                 <w:szCs w:val="20"/>
               </w:rPr>
             </w:pPr>
-            <w:r>
-              <w:rPr>
-                <w:rFonts w:ascii="Times New Roman" w:hAnsi="Times New Roman" w:cs="Times New Roman"/>
-                <w:b/>
-                <w:bCs/>
-                <w:sz w:val="20"/>
-                <w:szCs w:val="20"/>
-                <w:lang w:val="en-US"/>
+            <w:proofErr w:type="spellStart"/>
+            <w:r>
+              <w:rPr>
+                <w:rFonts w:ascii="Times New Roman" w:hAnsi="Times New Roman" w:cs="Times New Roman"/>
+                <w:b/>
+                <w:bCs/>
+                <w:sz w:val="20"/>
+                <w:szCs w:val="20"/>
               </w:rPr>
               <w:t>Dummy</w:t>
             </w:r>
+            <w:proofErr w:type="spellEnd"/>
             <w:r>
               <w:rPr>
                 <w:rFonts w:ascii="Times New Roman" w:hAnsi="Times New Roman" w:cs="Times New Roman"/>
@@ -10569,6 +10804,7 @@
                 <w:sz w:val="20"/>
                 <w:szCs w:val="20"/>
               </w:rPr>
+              <w:lastRenderedPageBreak/>
               <w:t xml:space="preserve">- </w:t>
             </w:r>
             <w:r>
@@ -10931,7 +11167,6 @@
           <w:bCs/>
           <w:lang w:val="en-US"/>
         </w:rPr>
-        <w:lastRenderedPageBreak/>
         <w:t xml:space="preserve">Cap. </w:t>
       </w:r>
       <w:r>
@@ -12385,6 +12620,7 @@
                 <w:sz w:val="20"/>
                 <w:szCs w:val="20"/>
               </w:rPr>
+              <w:lastRenderedPageBreak/>
               <w:t>- c09 (</w:t>
             </w:r>
             <w:proofErr w:type="spellStart"/>
@@ -12670,7 +12906,6 @@
                 <w:sz w:val="20"/>
                 <w:szCs w:val="20"/>
               </w:rPr>
-              <w:lastRenderedPageBreak/>
               <w:t>- c10 (habla / convence política)</w:t>
             </w:r>
           </w:p>
@@ -12852,6 +13087,15 @@
               </w:rPr>
               <w:t>c12_01</w:t>
             </w:r>
+            <w:r>
+              <w:rPr>
+                <w:rFonts w:ascii="Times New Roman" w:hAnsi="Times New Roman" w:cs="Times New Roman"/>
+                <w:sz w:val="20"/>
+                <w:szCs w:val="20"/>
+                <w:lang w:val="en-US"/>
+              </w:rPr>
+              <w:t>_five</w:t>
+            </w:r>
           </w:p>
           <w:p>
             <w:pPr>
@@ -12871,6 +13115,15 @@
               </w:rPr>
               <w:t>c12_02</w:t>
             </w:r>
+            <w:r>
+              <w:rPr>
+                <w:rFonts w:ascii="Times New Roman" w:hAnsi="Times New Roman" w:cs="Times New Roman"/>
+                <w:sz w:val="20"/>
+                <w:szCs w:val="20"/>
+                <w:lang w:val="en-US"/>
+              </w:rPr>
+              <w:t>_five</w:t>
+            </w:r>
           </w:p>
           <w:p>
             <w:pPr>
@@ -12943,7 +13196,6 @@
                 <w:bCs/>
                 <w:sz w:val="20"/>
                 <w:szCs w:val="20"/>
-                <w:lang w:val="en-US"/>
               </w:rPr>
             </w:pPr>
             <w:proofErr w:type="spellStart"/>
@@ -12965,90 +13217,8 @@
                 <w:rFonts w:ascii="Times New Roman" w:hAnsi="Times New Roman" w:cs="Times New Roman"/>
                 <w:sz w:val="20"/>
                 <w:szCs w:val="20"/>
-                <w:lang w:val="en-US"/>
-              </w:rPr>
-            </w:pPr>
-          </w:p>
-          <w:p>
-            <w:pPr>
-              <w:rPr>
-                <w:rFonts w:ascii="Times New Roman" w:hAnsi="Times New Roman" w:cs="Times New Roman"/>
-                <w:sz w:val="20"/>
-                <w:szCs w:val="20"/>
-                <w:lang w:val="en-US"/>
-              </w:rPr>
-            </w:pPr>
-            <w:r>
-              <w:rPr>
-                <w:rFonts w:ascii="Times New Roman" w:hAnsi="Times New Roman" w:cs="Times New Roman"/>
-                <w:b/>
-                <w:bCs/>
-                <w:sz w:val="20"/>
-                <w:szCs w:val="20"/>
-                <w:lang w:val="en-US"/>
-              </w:rPr>
-              <w:t>Nota</w:t>
-            </w:r>
-            <w:r>
-              <w:rPr>
-                <w:rFonts w:ascii="Times New Roman" w:hAnsi="Times New Roman" w:cs="Times New Roman"/>
-                <w:sz w:val="20"/>
-                <w:szCs w:val="20"/>
-                <w:lang w:val="en-US"/>
-              </w:rPr>
-              <w:t>:</w:t>
-            </w:r>
-          </w:p>
-          <w:p>
-            <w:pPr>
-              <w:rPr>
-                <w:rFonts w:ascii="Times New Roman" w:hAnsi="Times New Roman" w:cs="Times New Roman"/>
-                <w:sz w:val="20"/>
-                <w:szCs w:val="20"/>
-              </w:rPr>
-            </w:pPr>
-            <w:r>
-              <w:rPr>
-                <w:rFonts w:ascii="Times New Roman" w:hAnsi="Times New Roman" w:cs="Times New Roman"/>
-                <w:sz w:val="20"/>
-                <w:szCs w:val="20"/>
-              </w:rPr>
-              <w:t>Ahora no tiene el nombre</w:t>
-            </w:r>
-            <w:r>
-              <w:rPr>
-                <w:rFonts w:ascii="Times New Roman" w:hAnsi="Times New Roman" w:cs="Times New Roman"/>
-                <w:sz w:val="20"/>
-                <w:szCs w:val="20"/>
-              </w:rPr>
-              <w:t xml:space="preserve"> </w:t>
-            </w:r>
-            <w:proofErr w:type="spellStart"/>
-            <w:r>
-              <w:rPr>
-                <w:rFonts w:ascii="Times New Roman" w:hAnsi="Times New Roman" w:cs="Times New Roman"/>
-                <w:sz w:val="20"/>
-                <w:szCs w:val="20"/>
-              </w:rPr>
-              <w:t>f</w:t>
-            </w:r>
-            <w:r>
-              <w:rPr>
-                <w:rFonts w:ascii="Times New Roman" w:hAnsi="Times New Roman" w:cs="Times New Roman"/>
-                <w:sz w:val="20"/>
-                <w:szCs w:val="20"/>
-              </w:rPr>
-              <w:t>ive</w:t>
-            </w:r>
-            <w:proofErr w:type="spellEnd"/>
-            <w:r>
-              <w:rPr>
-                <w:rFonts w:ascii="Times New Roman" w:hAnsi="Times New Roman" w:cs="Times New Roman"/>
-                <w:sz w:val="20"/>
-                <w:szCs w:val="20"/>
-              </w:rPr>
-              <w:t>, pero habría que verificarlo.</w:t>
-            </w:r>
+              </w:rPr>
+            </w:pPr>
           </w:p>
         </w:tc>
       </w:tr>
@@ -14031,6 +14201,118 @@
     </w:lvl>
   </w:abstractNum>
   <w:abstractNum w:abstractNumId="9" w15:restartNumberingAfterBreak="0">
+    <w:nsid w:val="58D412FE"/>
+    <w:multiLevelType w:val="hybridMultilevel"/>
+    <w:tmpl w:val="03843254"/>
+    <w:lvl w:ilvl="0" w:tplc="4C34CA50">
+      <w:numFmt w:val="bullet"/>
+      <w:lvlText w:val="-"/>
+      <w:lvlJc w:val="left"/>
+      <w:pPr>
+        <w:ind w:left="720" w:hanging="360"/>
+      </w:pPr>
+      <w:rPr>
+        <w:rFonts w:ascii="Times New Roman" w:eastAsiaTheme="minorHAnsi" w:hAnsi="Times New Roman" w:cs="Times New Roman" w:hint="default"/>
+      </w:rPr>
+    </w:lvl>
+    <w:lvl w:ilvl="1" w:tplc="04090003" w:tentative="1">
+      <w:start w:val="1"/>
+      <w:numFmt w:val="bullet"/>
+      <w:lvlText w:val="o"/>
+      <w:lvlJc w:val="left"/>
+      <w:pPr>
+        <w:ind w:left="1440" w:hanging="360"/>
+      </w:pPr>
+      <w:rPr>
+        <w:rFonts w:ascii="Courier New" w:hAnsi="Courier New" w:cs="Courier New" w:hint="default"/>
+      </w:rPr>
+    </w:lvl>
+    <w:lvl w:ilvl="2" w:tplc="04090005" w:tentative="1">
+      <w:start w:val="1"/>
+      <w:numFmt w:val="bullet"/>
+      <w:lvlText w:val=""/>
+      <w:lvlJc w:val="left"/>
+      <w:pPr>
+        <w:ind w:left="2160" w:hanging="360"/>
+      </w:pPr>
+      <w:rPr>
+        <w:rFonts w:ascii="Wingdings" w:hAnsi="Wingdings" w:hint="default"/>
+      </w:rPr>
+    </w:lvl>
+    <w:lvl w:ilvl="3" w:tplc="04090001" w:tentative="1">
+      <w:start w:val="1"/>
+      <w:numFmt w:val="bullet"/>
+      <w:lvlText w:val=""/>
+      <w:lvlJc w:val="left"/>
+      <w:pPr>
+        <w:ind w:left="2880" w:hanging="360"/>
+      </w:pPr>
+      <w:rPr>
+        <w:rFonts w:ascii="Symbol" w:hAnsi="Symbol" w:hint="default"/>
+      </w:rPr>
+    </w:lvl>
+    <w:lvl w:ilvl="4" w:tplc="04090003" w:tentative="1">
+      <w:start w:val="1"/>
+      <w:numFmt w:val="bullet"/>
+      <w:lvlText w:val="o"/>
+      <w:lvlJc w:val="left"/>
+      <w:pPr>
+        <w:ind w:left="3600" w:hanging="360"/>
+      </w:pPr>
+      <w:rPr>
+        <w:rFonts w:ascii="Courier New" w:hAnsi="Courier New" w:cs="Courier New" w:hint="default"/>
+      </w:rPr>
+    </w:lvl>
+    <w:lvl w:ilvl="5" w:tplc="04090005" w:tentative="1">
+      <w:start w:val="1"/>
+      <w:numFmt w:val="bullet"/>
+      <w:lvlText w:val=""/>
+      <w:lvlJc w:val="left"/>
+      <w:pPr>
+        <w:ind w:left="4320" w:hanging="360"/>
+      </w:pPr>
+      <w:rPr>
+        <w:rFonts w:ascii="Wingdings" w:hAnsi="Wingdings" w:hint="default"/>
+      </w:rPr>
+    </w:lvl>
+    <w:lvl w:ilvl="6" w:tplc="04090001" w:tentative="1">
+      <w:start w:val="1"/>
+      <w:numFmt w:val="bullet"/>
+      <w:lvlText w:val=""/>
+      <w:lvlJc w:val="left"/>
+      <w:pPr>
+        <w:ind w:left="5040" w:hanging="360"/>
+      </w:pPr>
+      <w:rPr>
+        <w:rFonts w:ascii="Symbol" w:hAnsi="Symbol" w:hint="default"/>
+      </w:rPr>
+    </w:lvl>
+    <w:lvl w:ilvl="7" w:tplc="04090003" w:tentative="1">
+      <w:start w:val="1"/>
+      <w:numFmt w:val="bullet"/>
+      <w:lvlText w:val="o"/>
+      <w:lvlJc w:val="left"/>
+      <w:pPr>
+        <w:ind w:left="5760" w:hanging="360"/>
+      </w:pPr>
+      <w:rPr>
+        <w:rFonts w:ascii="Courier New" w:hAnsi="Courier New" w:cs="Courier New" w:hint="default"/>
+      </w:rPr>
+    </w:lvl>
+    <w:lvl w:ilvl="8" w:tplc="04090005" w:tentative="1">
+      <w:start w:val="1"/>
+      <w:numFmt w:val="bullet"/>
+      <w:lvlText w:val=""/>
+      <w:lvlJc w:val="left"/>
+      <w:pPr>
+        <w:ind w:left="6480" w:hanging="360"/>
+      </w:pPr>
+      <w:rPr>
+        <w:rFonts w:ascii="Wingdings" w:hAnsi="Wingdings" w:hint="default"/>
+      </w:rPr>
+    </w:lvl>
+  </w:abstractNum>
+  <w:abstractNum w:abstractNumId="10" w15:restartNumberingAfterBreak="0">
     <w:nsid w:val="59416139"/>
     <w:multiLevelType w:val="hybridMultilevel"/>
     <w:tmpl w:val="F5F8C518"/>
@@ -14143,7 +14425,7 @@
       </w:rPr>
     </w:lvl>
   </w:abstractNum>
-  <w:abstractNum w:abstractNumId="10" w15:restartNumberingAfterBreak="0">
+  <w:abstractNum w:abstractNumId="11" w15:restartNumberingAfterBreak="0">
     <w:nsid w:val="59753987"/>
     <w:multiLevelType w:val="hybridMultilevel"/>
     <w:tmpl w:val="FCBA1F9E"/>
@@ -14256,7 +14538,7 @@
       </w:rPr>
     </w:lvl>
   </w:abstractNum>
-  <w:abstractNum w:abstractNumId="11" w15:restartNumberingAfterBreak="0">
+  <w:abstractNum w:abstractNumId="12" w15:restartNumberingAfterBreak="0">
     <w:nsid w:val="6F2C27B9"/>
     <w:multiLevelType w:val="hybridMultilevel"/>
     <w:tmpl w:val="A03C949A"/>
@@ -14369,7 +14651,7 @@
       </w:rPr>
     </w:lvl>
   </w:abstractNum>
-  <w:abstractNum w:abstractNumId="12" w15:restartNumberingAfterBreak="0">
+  <w:abstractNum w:abstractNumId="13" w15:restartNumberingAfterBreak="0">
     <w:nsid w:val="7A0C6279"/>
     <w:multiLevelType w:val="hybridMultilevel"/>
     <w:tmpl w:val="602E5890"/>
@@ -14482,7 +14764,7 @@
       </w:rPr>
     </w:lvl>
   </w:abstractNum>
-  <w:abstractNum w:abstractNumId="13" w15:restartNumberingAfterBreak="0">
+  <w:abstractNum w:abstractNumId="14" w15:restartNumberingAfterBreak="0">
     <w:nsid w:val="7BA52D4A"/>
     <w:multiLevelType w:val="hybridMultilevel"/>
     <w:tmpl w:val="C77A51CA"/>
@@ -14600,7 +14882,7 @@
     <w:abstractNumId w:val="0"/>
   </w:num>
   <w:num w:numId="2" w16cid:durableId="1344433828">
-    <w:abstractNumId w:val="10"/>
+    <w:abstractNumId w:val="11"/>
   </w:num>
   <w:num w:numId="3" w16cid:durableId="1125463692">
     <w:abstractNumId w:val="8"/>
@@ -14615,7 +14897,7 @@
     <w:abstractNumId w:val="6"/>
   </w:num>
   <w:num w:numId="7" w16cid:durableId="1042100467">
-    <w:abstractNumId w:val="12"/>
+    <w:abstractNumId w:val="13"/>
   </w:num>
   <w:num w:numId="8" w16cid:durableId="1825511377">
     <w:abstractNumId w:val="5"/>
@@ -14630,12 +14912,15 @@
     <w:abstractNumId w:val="2"/>
   </w:num>
   <w:num w:numId="12" w16cid:durableId="1779257047">
-    <w:abstractNumId w:val="13"/>
+    <w:abstractNumId w:val="14"/>
   </w:num>
   <w:num w:numId="13" w16cid:durableId="1517646653">
-    <w:abstractNumId w:val="11"/>
+    <w:abstractNumId w:val="12"/>
   </w:num>
   <w:num w:numId="14" w16cid:durableId="1516724957">
+    <w:abstractNumId w:val="10"/>
+  </w:num>
+  <w:num w:numId="15" w16cid:durableId="1612784325">
     <w:abstractNumId w:val="9"/>
   </w:num>
 </w:numbering>
